--- a/MSIN0091_Predictive.docx
+++ b/MSIN0091_Predictive.docx
@@ -4,14 +4,9 @@
   <w:body>
     <w:p>
       <w:pPr>
-        <w:rPr>
-          <w:rFonts w:ascii="Times New Roman" w:hAnsi="Times New Roman" w:cs="Times New Roman"/>
-        </w:rPr>
+        <w:pStyle w:val="Heading2"/>
       </w:pPr>
       <w:r>
-        <w:rPr>
-          <w:rFonts w:ascii="Times New Roman" w:hAnsi="Times New Roman" w:cs="Times New Roman"/>
-        </w:rPr>
         <w:t>1. Obtain a dataset and frame the predictive problem</w:t>
       </w:r>
     </w:p>
@@ -24,15 +19,59 @@
     </w:p>
     <w:p>
       <w:pPr>
-        <w:rPr>
-          <w:rFonts w:ascii="Times New Roman" w:hAnsi="Times New Roman" w:cs="Times New Roman"/>
-        </w:rPr>
+        <w:pStyle w:val="NormalWeb"/>
       </w:pPr>
       <w:r>
-        <w:rPr>
-          <w:rFonts w:ascii="Times New Roman" w:hAnsi="Times New Roman" w:cs="Times New Roman"/>
-        </w:rPr>
-        <w:t>This project uses the Kaggle telecom churn dataset (abhinav89/telecom-customer), downloaded locally and analysed as a supervised machine learning problem. After loading the CSV and standardising column names, the working dataset contained 100,000 observations and 100 raw variables. The task is binary classification: predict whether a customer will churn (churn = 1) or remain (churn = 0). The objective is not causal explanation, but risk ranking so that a telecom firm can prioritise retention actions.</w:t>
+        <w:t>This project treats telecom churn prediction as a supervised binary classification problem using a Kaggle dataset of 100,000 observations and 100 variables. After loading and standardising column names, the target is whether a customer churns (1) or stays (0).</w:t>
+      </w:r>
+      <w:r>
+        <w:t xml:space="preserve"> </w:t>
+      </w:r>
+    </w:p>
+    <w:p>
+      <w:pPr>
+        <w:pStyle w:val="NormalWeb"/>
+      </w:pPr>
+      <w:r>
+        <w:t>The objective is risk ranking rather than causal explanation: the model helps a telecom firm prioritise retention actions by identifying customers most likely to leave. Because campaign size may vary, the model outputs probabilities alongside labels, leaving threshold selection as a business decision. Both error types carry cost</w:t>
+      </w:r>
+      <w:r>
+        <w:t>:</w:t>
+      </w:r>
+      <w:r>
+        <w:t xml:space="preserve"> false negatives miss churners and forfeit retention opportunities; false positives waste outreach budget on customers who would have stayed. Predictive quality is therefore the primary criterion, with interpretability as a secondary requirement for governance and communication.</w:t>
+      </w:r>
+      <w:r>
+        <w:t xml:space="preserve"> </w:t>
+      </w:r>
+      <w:r>
+        <w:t>Latency is minor because batch scoring is sufficient.</w:t>
+      </w:r>
+    </w:p>
+    <w:p>
+      <w:pPr>
+        <w:rPr>
+          <w:rFonts w:ascii="Times New Roman" w:hAnsi="Times New Roman" w:cs="Times New Roman"/>
+        </w:rPr>
+      </w:pPr>
+      <w:r>
+        <w:rPr>
+          <w:rFonts w:ascii="Times New Roman" w:hAnsi="Times New Roman" w:cs="Times New Roman"/>
+        </w:rPr>
+        <w:t>PR-AUC (Average Precision) was chosen as the primary metric, with ROC-AUC and F1 as secondary metrics. PR-AUC is appropriate because the task is identifying churners efficiently. However, the dataset is almost balanced: the observed test-set prevalence is 49.56%. ROC-AUC is therefore informative and worth reporting because it is less sensitive to prevalence than precision-based metrics. A key limitation follows: absolute PR-AUC and precision are likely to look better here than in production environments where churn prevalence is lower.</w:t>
+      </w:r>
+    </w:p>
+    <w:p>
+      <w:pPr>
+        <w:rPr>
+          <w:rFonts w:ascii="Times New Roman" w:hAnsi="Times New Roman" w:cs="Times New Roman"/>
+        </w:rPr>
+      </w:pPr>
+      <w:r>
+        <w:rPr>
+          <w:rFonts w:ascii="Times New Roman" w:hAnsi="Times New Roman" w:cs="Times New Roman"/>
+        </w:rPr>
+        <w:t>The agent tooling plan was explicit. I delegated repository scaffolding, notebook structuring, sklearn pipeline implementation, model-comparison code, hyperparameter-search setup, artifact-saving logic, and tracking-file maintenance to the agent. I also used the agent to draft EDA plotting code and the Section 6 artifact-driven reporting logic. I manually verified correct target handling, split discipline, leakage prevention, metric definitions, threshold consistency, and whether notebook outputs matched saved artifacts. I tested execution directly and corrected agent mistakes where the generated solution failed or weakened methodology.</w:t>
       </w:r>
     </w:p>
     <w:p>
@@ -44,15 +83,10 @@
     </w:p>
     <w:p>
       <w:pPr>
-        <w:rPr>
-          <w:rFonts w:ascii="Times New Roman" w:hAnsi="Times New Roman" w:cs="Times New Roman"/>
-        </w:rPr>
+        <w:pStyle w:val="Heading2"/>
       </w:pPr>
       <w:r>
-        <w:rPr>
-          <w:rFonts w:ascii="Times New Roman" w:hAnsi="Times New Roman" w:cs="Times New Roman"/>
-        </w:rPr>
-        <w:t>The target is operational: a positive prediction identifies a customer who may merit intervention. Because campaign size may vary, the model must return probabilities as well as labels. Threshold choice is therefore a business decision rather than a fixed modelling assumption. False negatives are costly because missed churners represent lost retention opportunities; false positives are also costly because outreach consumes budget and may contact customers who were unlikely to leave. Interpretability matters for governance and business communication, but this is primarily a prioritisation problem, so predictive quality is the main objective. Latency is minor because batch scoring is sufficient.</w:t>
+        <w:t>2. Explore the data to gain insights</w:t>
       </w:r>
     </w:p>
     <w:p>
@@ -72,67 +106,6 @@
         <w:rPr>
           <w:rFonts w:ascii="Times New Roman" w:hAnsi="Times New Roman" w:cs="Times New Roman"/>
         </w:rPr>
-        <w:t>PR-AUC (Average Precision) was chosen as the primary metric, with ROC-AUC and F1 as secondary metrics. PR-AUC is appropriate because the task is identifying churners efficiently. However, the dataset is almost balanced: the observed test-set prevalence is 49.56%. ROC-AUC is therefore informative and worth reporting because it is less sensitive to prevalence than precision-based metrics. A key limitation follows: absolute PR-AUC and precision are likely to look better here than in production environments where churn prevalence is lower.</w:t>
-      </w:r>
-    </w:p>
-    <w:p>
-      <w:pPr>
-        <w:rPr>
-          <w:rFonts w:ascii="Times New Roman" w:hAnsi="Times New Roman" w:cs="Times New Roman"/>
-        </w:rPr>
-      </w:pPr>
-    </w:p>
-    <w:p>
-      <w:pPr>
-        <w:rPr>
-          <w:rFonts w:ascii="Times New Roman" w:hAnsi="Times New Roman" w:cs="Times New Roman"/>
-        </w:rPr>
-      </w:pPr>
-      <w:r>
-        <w:rPr>
-          <w:rFonts w:ascii="Times New Roman" w:hAnsi="Times New Roman" w:cs="Times New Roman"/>
-        </w:rPr>
-        <w:t>The agent tooling plan was explicit. I delegated repository scaffolding, notebook structuring, sklearn pipeline implementation, model-comparison code, hyperparameter-search setup, artifact-saving logic, and tracking-file maintenance to the agent. I also used the agent to draft EDA plotting code and the Section 6 artifact-driven reporting logic. I manually verified correct target handling, split discipline, leakage prevention, metric definitions, threshold consistency, and whether notebook outputs matched saved artifacts. I tested execution directly and corrected agent mistakes where the generated solution failed or weakened methodology.</w:t>
-      </w:r>
-    </w:p>
-    <w:p>
-      <w:pPr>
-        <w:rPr>
-          <w:rFonts w:ascii="Times New Roman" w:hAnsi="Times New Roman" w:cs="Times New Roman"/>
-        </w:rPr>
-      </w:pPr>
-    </w:p>
-    <w:p>
-      <w:pPr>
-        <w:rPr>
-          <w:rFonts w:ascii="Times New Roman" w:hAnsi="Times New Roman" w:cs="Times New Roman"/>
-        </w:rPr>
-      </w:pPr>
-      <w:r>
-        <w:rPr>
-          <w:rFonts w:ascii="Times New Roman" w:hAnsi="Times New Roman" w:cs="Times New Roman"/>
-        </w:rPr>
-        <w:t>2. Explore the data to gain insights</w:t>
-      </w:r>
-    </w:p>
-    <w:p>
-      <w:pPr>
-        <w:rPr>
-          <w:rFonts w:ascii="Times New Roman" w:hAnsi="Times New Roman" w:cs="Times New Roman"/>
-        </w:rPr>
-      </w:pPr>
-    </w:p>
-    <w:p>
-      <w:pPr>
-        <w:rPr>
-          <w:rFonts w:ascii="Times New Roman" w:hAnsi="Times New Roman" w:cs="Times New Roman"/>
-        </w:rPr>
-      </w:pPr>
-      <w:r>
-        <w:rPr>
-          <w:rFonts w:ascii="Times New Roman" w:hAnsi="Times New Roman" w:cs="Times New Roman"/>
-        </w:rPr>
-        <w:lastRenderedPageBreak/>
         <w:t>The first EDA result was that the target is almost perfectly balanced: the mean churn rate is 0.49562, or 49.56% [</w:t>
       </w:r>
       <w:r>
@@ -182,6 +155,7 @@
         <w:rPr>
           <w:rFonts w:ascii="Times New Roman" w:hAnsi="Times New Roman" w:cs="Times New Roman"/>
         </w:rPr>
+        <w:lastRenderedPageBreak/>
         <w:drawing>
           <wp:anchor distT="0" distB="0" distL="114300" distR="114300" simplePos="0" relativeHeight="251659264" behindDoc="0" locked="0" layoutInCell="1" allowOverlap="1" wp14:anchorId="09A147CB" wp14:editId="138E4F39">
             <wp:simplePos x="0" y="0"/>
@@ -491,7 +465,13 @@
         <w:rPr>
           <w:rFonts w:ascii="Times New Roman" w:hAnsi="Times New Roman" w:cs="Times New Roman"/>
         </w:rPr>
-        <w:t>Missingness is substantial and structured. The most incomplete variables were numbcars (49.37%), dwllsize (38.31%), hhstatin (37.92%), ownrent (33.71%), dwlltype (31.91%), lor (30.19%), income (25.44%), adults (23.02%), and infobase (22.08%) [</w:t>
+        <w:t xml:space="preserve">Missingness is substantial and structured. The most incomplete variables were numbcars (49.37%), dwllsize (38.31%), hhstatin (37.92%), ownrent (33.71%), dwlltype (31.91%), lor (30.19%), income (25.44%), adults (23.02%), and infobase (22.08%) </w:t>
+      </w:r>
+      <w:r>
+        <w:rPr>
+          <w:rFonts w:ascii="Times New Roman" w:hAnsi="Times New Roman" w:cs="Times New Roman"/>
+        </w:rPr>
+        <w:t>(</w:t>
       </w:r>
       <w:r>
         <w:rPr>
@@ -515,7 +495,7 @@
         <w:rPr>
           <w:rFonts w:ascii="Times New Roman" w:hAnsi="Times New Roman" w:cs="Times New Roman"/>
         </w:rPr>
-        <w:t>]</w:t>
+        <w:t>)</w:t>
       </w:r>
       <w:r>
         <w:rPr>
@@ -540,7 +520,6 @@
         <w:rPr>
           <w:rFonts w:ascii="Times New Roman" w:hAnsi="Times New Roman" w:cs="Times New Roman"/>
         </w:rPr>
-        <w:lastRenderedPageBreak/>
         <w:t>suggests usage, billing, tenure, and service-friction features are likely to be more reliable than static profile fields. It also creates a modelling risk: aggressive imputation of high-missing demographic fields may introduce noise.</w:t>
       </w:r>
     </w:p>
@@ -549,6 +528,7 @@
         <w:pStyle w:val="NormalWeb"/>
       </w:pPr>
       <w:r>
+        <w:lastRenderedPageBreak/>
         <w:drawing>
           <wp:anchor distT="0" distB="0" distL="114300" distR="114300" simplePos="0" relativeHeight="251678720" behindDoc="0" locked="0" layoutInCell="1" allowOverlap="1" wp14:anchorId="3EDD2928" wp14:editId="329999D3">
             <wp:simplePos x="0" y="0"/>
@@ -797,7 +777,190 @@
         <w:t>.</w:t>
       </w:r>
       <w:r>
-        <w:t xml:space="preserve"> In telecom data, these zeros often mean genuine non-usage, not missingness. Therefore, zero-heavy variables should not be dropped automatically; they may encode inactivity or non-adoption. I also checked churn rates for zero versus non-zero groups in the most inflated variables to assess whether “any usage” might be predictive.</w:t>
+        <w:t xml:space="preserve"> In telecom data, these zeros often mean genuine non-usage, not missingness. Therefore, zero-heavy variables should not be dropped automatically; they may encode inactivity or non-adoption. I also checked churn rates for zero versus non-zero groups in the most inflated variables to assess whether “any usage” might be predictive</w:t>
+      </w:r>
+      <w:r>
+        <w:t xml:space="preserve"> (Figure-4)</w:t>
+      </w:r>
+      <w:r>
+        <w:t>.</w:t>
+      </w:r>
+    </w:p>
+    <w:p>
+      <w:pPr>
+        <w:rPr>
+          <w:rFonts w:ascii="Times New Roman" w:hAnsi="Times New Roman" w:cs="Times New Roman"/>
+        </w:rPr>
+      </w:pPr>
+    </w:p>
+    <w:p>
+      <w:pPr>
+        <w:rPr>
+          <w:rFonts w:ascii="Times New Roman" w:hAnsi="Times New Roman" w:cs="Times New Roman"/>
+        </w:rPr>
+      </w:pPr>
+    </w:p>
+    <w:p>
+      <w:pPr>
+        <w:rPr>
+          <w:rFonts w:ascii="Times New Roman" w:hAnsi="Times New Roman" w:cs="Times New Roman"/>
+        </w:rPr>
+      </w:pPr>
+      <w:r>
+        <w:rPr>
+          <w:noProof/>
+        </w:rPr>
+        <w:lastRenderedPageBreak/>
+        <mc:AlternateContent>
+          <mc:Choice Requires="wps">
+            <w:drawing>
+              <wp:anchor distT="0" distB="0" distL="114300" distR="114300" simplePos="0" relativeHeight="251692032" behindDoc="0" locked="0" layoutInCell="1" allowOverlap="1" wp14:anchorId="652445DD" wp14:editId="077DA4B0">
+                <wp:simplePos x="0" y="0"/>
+                <wp:positionH relativeFrom="column">
+                  <wp:posOffset>0</wp:posOffset>
+                </wp:positionH>
+                <wp:positionV relativeFrom="paragraph">
+                  <wp:posOffset>0</wp:posOffset>
+                </wp:positionV>
+                <wp:extent cx="5731510" cy="199390"/>
+                <wp:effectExtent l="0" t="0" r="0" b="3810"/>
+                <wp:wrapTopAndBottom/>
+                <wp:docPr id="67047085" name="Text Box 1"/>
+                <wp:cNvGraphicFramePr/>
+                <a:graphic xmlns:a="http://schemas.openxmlformats.org/drawingml/2006/main">
+                  <a:graphicData uri="http://schemas.microsoft.com/office/word/2010/wordprocessingShape">
+                    <wps:wsp>
+                      <wps:cNvSpPr txBox="1"/>
+                      <wps:spPr>
+                        <a:xfrm>
+                          <a:off x="0" y="0"/>
+                          <a:ext cx="5731510" cy="199390"/>
+                        </a:xfrm>
+                        <a:prstGeom prst="rect">
+                          <a:avLst/>
+                        </a:prstGeom>
+                        <a:solidFill>
+                          <a:prstClr val="white"/>
+                        </a:solidFill>
+                        <a:ln>
+                          <a:noFill/>
+                        </a:ln>
+                      </wps:spPr>
+                      <wps:txbx>
+                        <w:txbxContent>
+                          <w:p>
+                            <w:pPr>
+                              <w:pStyle w:val="Caption"/>
+                              <w:jc w:val="center"/>
+                              <w:rPr>
+                                <w:rFonts w:ascii="Times New Roman" w:hAnsi="Times New Roman" w:cs="Times New Roman"/>
+                              </w:rPr>
+                            </w:pPr>
+                            <w:r>
+                              <w:t>Figure  4</w:t>
+                            </w:r>
+                          </w:p>
+                        </w:txbxContent>
+                      </wps:txbx>
+                      <wps:bodyPr rot="0" spcFirstLastPara="0" vertOverflow="overflow" horzOverflow="overflow" vert="horz" wrap="square" lIns="0" tIns="0" rIns="0" bIns="0" numCol="1" spcCol="0" rtlCol="0" fromWordArt="0" anchor="t" anchorCtr="0" forceAA="0" compatLnSpc="1">
+                        <a:prstTxWarp prst="textNoShape">
+                          <a:avLst/>
+                        </a:prstTxWarp>
+                        <a:noAutofit/>
+                      </wps:bodyPr>
+                    </wps:wsp>
+                  </a:graphicData>
+                </a:graphic>
+                <wp14:sizeRelV relativeFrom="margin">
+                  <wp14:pctHeight>0</wp14:pctHeight>
+                </wp14:sizeRelV>
+              </wp:anchor>
+            </w:drawing>
+          </mc:Choice>
+          <mc:Fallback>
+            <w:pict>
+              <v:shape w14:anchorId="652445DD" id="_x0000_s1028" type="#_x0000_t202" style="position:absolute;margin-left:0;margin-top:0;width:451.3pt;height:15.7pt;z-index:251692032;visibility:visible;mso-wrap-style:square;mso-height-percent:0;mso-wrap-distance-left:9pt;mso-wrap-distance-top:0;mso-wrap-distance-right:9pt;mso-wrap-distance-bottom:0;mso-position-horizontal:absolute;mso-position-horizontal-relative:text;mso-position-vertical:absolute;mso-position-vertical-relative:text;mso-height-percent:0;mso-height-relative:margin;v-text-anchor:top" o:gfxdata="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" stroked="f">
+                <v:textbox inset="0,0,0,0">
+                  <w:txbxContent>
+                    <w:p>
+                      <w:pPr>
+                        <w:pStyle w:val="Caption"/>
+                        <w:jc w:val="center"/>
+                        <w:rPr>
+                          <w:rFonts w:ascii="Times New Roman" w:hAnsi="Times New Roman" w:cs="Times New Roman"/>
+                        </w:rPr>
+                      </w:pPr>
+                      <w:r>
+                        <w:t>Figure  4</w:t>
+                      </w:r>
+                    </w:p>
+                  </w:txbxContent>
+                </v:textbox>
+                <w10:wrap type="topAndBottom"/>
+              </v:shape>
+            </w:pict>
+          </mc:Fallback>
+        </mc:AlternateContent>
+      </w:r>
+      <w:r>
+        <w:rPr>
+          <w:rFonts w:ascii="Times New Roman" w:hAnsi="Times New Roman" w:cs="Times New Roman"/>
+        </w:rPr>
+        <w:drawing>
+          <wp:anchor distT="0" distB="0" distL="114300" distR="114300" simplePos="0" relativeHeight="251689984" behindDoc="0" locked="0" layoutInCell="1" allowOverlap="1" wp14:anchorId="47A71187" wp14:editId="4BA99AE3">
+            <wp:simplePos x="0" y="0"/>
+            <wp:positionH relativeFrom="column">
+              <wp:posOffset>0</wp:posOffset>
+            </wp:positionH>
+            <wp:positionV relativeFrom="paragraph">
+              <wp:posOffset>202277</wp:posOffset>
+            </wp:positionV>
+            <wp:extent cx="5731510" cy="2860675"/>
+            <wp:effectExtent l="0" t="0" r="0" b="0"/>
+            <wp:wrapTopAndBottom/>
+            <wp:docPr id="1695486420" name="Picture 1" descr="A graph of different colored bars&#10;&#10;AI-generated content may be incorrect."/>
+            <wp:cNvGraphicFramePr>
+              <a:graphicFrameLocks xmlns:a="http://schemas.openxmlformats.org/drawingml/2006/main" noChangeAspect="1"/>
+            </wp:cNvGraphicFramePr>
+            <a:graphic xmlns:a="http://schemas.openxmlformats.org/drawingml/2006/main">
+              <a:graphicData uri="http://schemas.openxmlformats.org/drawingml/2006/picture">
+                <pic:pic xmlns:pic="http://schemas.openxmlformats.org/drawingml/2006/picture">
+                  <pic:nvPicPr>
+                    <pic:cNvPr id="1695486420" name="Picture 1" descr="A graph of different colored bars&#10;&#10;AI-generated content may be incorrect."/>
+                    <pic:cNvPicPr/>
+                  </pic:nvPicPr>
+                  <pic:blipFill>
+                    <a:blip r:embed="rId7">
+                      <a:extLst>
+                        <a:ext uri="{28A0092B-C50C-407E-A947-70E740481C1C}">
+                          <a14:useLocalDpi xmlns:a14="http://schemas.microsoft.com/office/drawing/2010/main" val="0"/>
+                        </a:ext>
+                      </a:extLst>
+                    </a:blip>
+                    <a:stretch>
+                      <a:fillRect/>
+                    </a:stretch>
+                  </pic:blipFill>
+                  <pic:spPr>
+                    <a:xfrm>
+                      <a:off x="0" y="0"/>
+                      <a:ext cx="5731510" cy="2860675"/>
+                    </a:xfrm>
+                    <a:prstGeom prst="rect">
+                      <a:avLst/>
+                    </a:prstGeom>
+                  </pic:spPr>
+                </pic:pic>
+              </a:graphicData>
+            </a:graphic>
+            <wp14:sizeRelH relativeFrom="page">
+              <wp14:pctWidth>0</wp14:pctWidth>
+            </wp14:sizeRelH>
+            <wp14:sizeRelV relativeFrom="page">
+              <wp14:pctHeight>0</wp14:pctHeight>
+            </wp14:sizeRelV>
+          </wp:anchor>
+        </w:drawing>
       </w:r>
     </w:p>
     <w:p>
@@ -826,14 +989,22 @@
         <w:t xml:space="preserve"> </w:t>
       </w:r>
       <w:r>
-        <w:t xml:space="preserve">The box plots (Figure 4-7) </w:t>
-      </w:r>
-      <w:r>
-        <w:t xml:space="preserve">suggest that non-churn customers generally have slightly higher usage, recurring charge, and tenure, but the </w:t>
-      </w:r>
-      <w:r>
-        <w:lastRenderedPageBreak/>
-        <w:t>substantial overlap between groups indicates that no single variable is strongly discriminative, reinforcing the need for multivariate modelling.</w:t>
+        <w:t xml:space="preserve">The box plots (Figure </w:t>
+      </w:r>
+      <w:r>
+        <w:t>5</w:t>
+      </w:r>
+      <w:r>
+        <w:t>-</w:t>
+      </w:r>
+      <w:r>
+        <w:t>8</w:t>
+      </w:r>
+      <w:r>
+        <w:t xml:space="preserve">) </w:t>
+      </w:r>
+      <w:r>
+        <w:t>suggest that non-churn customers generally have slightly higher usage, recurring charge, and tenure, but the substantial overlap between groups indicates that no single variable is strongly discriminative, reinforcing the need for multivariate modelling.</w:t>
       </w:r>
     </w:p>
     <w:p>
@@ -853,6 +1024,7 @@
         <w:rPr>
           <w:noProof/>
         </w:rPr>
+        <w:lastRenderedPageBreak/>
         <mc:AlternateContent>
           <mc:Choice Requires="wps">
             <w:drawing>
@@ -905,25 +1077,13 @@
                               <w:t>-</w:t>
                             </w:r>
                             <w:r>
-                              <w:fldChar w:fldCharType="begin"/>
+                              <w:t>5</w:t>
                             </w:r>
                             <w:r>
-                              <w:instrText xml:space="preserve"> SEQ Figure \* ARABIC </w:instrText>
+                              <w:t xml:space="preserve"> to </w:t>
                             </w:r>
                             <w:r>
-                              <w:fldChar w:fldCharType="separate"/>
-                            </w:r>
-                            <w:r>
-                              <w:rPr>
-                                <w:noProof/>
-                              </w:rPr>
-                              <w:t>4</w:t>
-                            </w:r>
-                            <w:r>
-                              <w:fldChar w:fldCharType="end"/>
-                            </w:r>
-                            <w:r>
-                              <w:t xml:space="preserve"> to 7</w:t>
+                              <w:t>8</w:t>
                             </w:r>
                           </w:p>
                         </w:txbxContent>
@@ -945,7 +1105,7 @@
           </mc:Choice>
           <mc:Fallback>
             <w:pict>
-              <v:shape w14:anchorId="27E01FC1" id="_x0000_s1028" type="#_x0000_t202" style="position:absolute;margin-left:0;margin-top:0;width:451.3pt;height:9.95pt;z-index:251668480;visibility:visible;mso-wrap-style:square;mso-height-percent:0;mso-wrap-distance-left:9pt;mso-wrap-distance-top:0;mso-wrap-distance-right:9pt;mso-wrap-distance-bottom:0;mso-position-horizontal:absolute;mso-position-horizontal-relative:text;mso-position-vertical:absolute;mso-position-vertical-relative:text;mso-height-percent:0;mso-height-relative:margin;v-text-anchor:top" o:gfxdata="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" stroked="f">
+              <v:shape w14:anchorId="27E01FC1" id="_x0000_s1029" type="#_x0000_t202" style="position:absolute;margin-left:0;margin-top:0;width:451.3pt;height:9.95pt;z-index:251668480;visibility:visible;mso-wrap-style:square;mso-height-percent:0;mso-wrap-distance-left:9pt;mso-wrap-distance-top:0;mso-wrap-distance-right:9pt;mso-wrap-distance-bottom:0;mso-position-horizontal:absolute;mso-position-horizontal-relative:text;mso-position-vertical:absolute;mso-position-vertical-relative:text;mso-height-percent:0;mso-height-relative:margin;v-text-anchor:top" o:gfxdata="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" stroked="f">
                 <v:textbox inset="0,0,0,0">
                   <w:txbxContent>
                     <w:p>
@@ -963,25 +1123,13 @@
                         <w:t>-</w:t>
                       </w:r>
                       <w:r>
-                        <w:fldChar w:fldCharType="begin"/>
+                        <w:t>5</w:t>
                       </w:r>
                       <w:r>
-                        <w:instrText xml:space="preserve"> SEQ Figure \* ARABIC </w:instrText>
+                        <w:t xml:space="preserve"> to </w:t>
                       </w:r>
                       <w:r>
-                        <w:fldChar w:fldCharType="separate"/>
-                      </w:r>
-                      <w:r>
-                        <w:rPr>
-                          <w:noProof/>
-                        </w:rPr>
-                        <w:t>4</w:t>
-                      </w:r>
-                      <w:r>
-                        <w:fldChar w:fldCharType="end"/>
-                      </w:r>
-                      <w:r>
-                        <w:t xml:space="preserve"> to 7</w:t>
+                        <w:t>8</w:t>
                       </w:r>
                     </w:p>
                   </w:txbxContent>
@@ -1020,7 +1168,7 @@
                     <pic:cNvPicPr/>
                   </pic:nvPicPr>
                   <pic:blipFill>
-                    <a:blip r:embed="rId7">
+                    <a:blip r:embed="rId8">
                       <a:extLst>
                         <a:ext uri="{28A0092B-C50C-407E-A947-70E740481C1C}">
                           <a14:useLocalDpi xmlns:a14="http://schemas.microsoft.com/office/drawing/2010/main" val="0"/>
@@ -1081,7 +1229,13 @@
         <w:rPr>
           <w:rFonts w:ascii="Times New Roman" w:hAnsi="Times New Roman" w:cs="Times New Roman"/>
         </w:rPr>
-        <w:t>8)</w:t>
+        <w:t>9</w:t>
+      </w:r>
+      <w:r>
+        <w:rPr>
+          <w:rFonts w:ascii="Times New Roman" w:hAnsi="Times New Roman" w:cs="Times New Roman"/>
+        </w:rPr>
+        <w:t>)</w:t>
       </w:r>
       <w:r>
         <w:rPr>
@@ -1104,7 +1258,7 @@
         <w:t>-</w:t>
       </w:r>
       <w:r>
-        <w:t>8</w:t>
+        <w:t>9</w:t>
       </w:r>
     </w:p>
     <w:p>
@@ -1133,7 +1287,7 @@
                     <pic:cNvPicPr/>
                   </pic:nvPicPr>
                   <pic:blipFill>
-                    <a:blip r:embed="rId8"/>
+                    <a:blip r:embed="rId9"/>
                     <a:stretch>
                       <a:fillRect/>
                     </a:stretch>
@@ -1183,7 +1337,7 @@
         <w:rPr>
           <w:rFonts w:ascii="Times New Roman" w:hAnsi="Times New Roman" w:cs="Times New Roman"/>
         </w:rPr>
-        <w:t>coded feature names were initially used in chart titles and axes; these were replaced with business-readable labels. A weaker categorical plot (hnd_webcap) was removed because it did not add enough insight.</w:t>
+        <w:t>coded feature names were initially used in chart titles and axes; these were replaced with business-readable labels. A weaker categorical plot was removed because it did not add enough insight.</w:t>
       </w:r>
     </w:p>
     <w:p>
@@ -1195,14 +1349,9 @@
     </w:p>
     <w:p>
       <w:pPr>
-        <w:rPr>
-          <w:rFonts w:ascii="Times New Roman" w:hAnsi="Times New Roman" w:cs="Times New Roman"/>
-        </w:rPr>
+        <w:pStyle w:val="Heading2"/>
       </w:pPr>
       <w:r>
-        <w:rPr>
-          <w:rFonts w:ascii="Times New Roman" w:hAnsi="Times New Roman" w:cs="Times New Roman"/>
-        </w:rPr>
         <w:t>3. Prepare the data</w:t>
       </w:r>
     </w:p>
@@ -1257,13 +1406,37 @@
         <w:t xml:space="preserve">This was a parsimonious simplification, not a claim that these fields are universally useless. They were heavily incomplete, relatively indirect for churn, and likely to contribute imputation noise in a baseline pipeline. </w:t>
       </w:r>
       <w:r>
-        <w:t xml:space="preserve">Feature engineering was limited to interpretable row-wise transformations, including usage ratios, tenure-normalised measures, trend features, and missingness flags. Because these were deterministic row-level calculations, they were safe before the split. </w:t>
-      </w:r>
-      <w:r>
-        <w:t>Both</w:t>
-      </w:r>
-      <w:r>
-        <w:t xml:space="preserve"> decision was later checked through controlled ablation tests in Section 4.</w:t>
+        <w:t xml:space="preserve">A compact set of engineered features was also defined as a candidate domain-informed extension, </w:t>
+      </w:r>
+      <w:r>
+        <w:t>such as</w:t>
+      </w:r>
+      <w:r>
+        <w:t xml:space="preserve"> usage ratios</w:t>
+      </w:r>
+      <w:r>
+        <w:t xml:space="preserve"> and</w:t>
+      </w:r>
+      <w:r>
+        <w:t xml:space="preserve"> missingness flags. </w:t>
+      </w:r>
+      <w:r>
+        <w:t xml:space="preserve">Because these were deterministic row-level calculations, </w:t>
+      </w:r>
+      <w:r>
+        <w:t>hence, no</w:t>
+      </w:r>
+      <w:r>
+        <w:t xml:space="preserve"> leakage</w:t>
+      </w:r>
+      <w:r>
+        <w:t xml:space="preserve"> introduced</w:t>
+      </w:r>
+      <w:r>
+        <w:t>, but they were treated as a candidate enhancement rather than automatically retained in the default final pipeline. Both the selective dropping step and the candidate feature-engineering step were later checked through controlled ablation tests in Section 4</w:t>
+      </w:r>
+      <w:r>
+        <w:t>.</w:t>
       </w:r>
     </w:p>
     <w:p>
@@ -1325,14 +1498,9 @@
     </w:p>
     <w:p>
       <w:pPr>
-        <w:rPr>
-          <w:rFonts w:ascii="Times New Roman" w:hAnsi="Times New Roman" w:cs="Times New Roman"/>
-        </w:rPr>
+        <w:pStyle w:val="Heading2"/>
       </w:pPr>
       <w:r>
-        <w:rPr>
-          <w:rFonts w:ascii="Times New Roman" w:hAnsi="Times New Roman" w:cs="Times New Roman"/>
-        </w:rPr>
         <w:t>4. Explore different models and shortlist the best ones</w:t>
       </w:r>
     </w:p>
@@ -1386,1490 +1554,64 @@
         <w:pStyle w:val="NormalWeb"/>
       </w:pPr>
       <w:r>
-        <w:t xml:space="preserve">The </w:t>
-      </w:r>
-      <w:r>
-        <w:t xml:space="preserve">model comparison </w:t>
-      </w:r>
-      <w:r>
-        <w:t>results</w:t>
+        <w:t>I included</w:t>
+      </w:r>
+      <w:r>
+        <w:t xml:space="preserve"> </w:t>
+      </w:r>
+      <w:r>
+        <w:t>two controlled feature-set ablation tests</w:t>
+      </w:r>
+      <w:r>
+        <w:t xml:space="preserve"> (Mentioned in Section-3)</w:t>
+      </w:r>
+      <w:r>
+        <w:t xml:space="preserve">. First, the variant that dropped the selected high-missing </w:t>
+      </w:r>
+      <w:r>
+        <w:t>features</w:t>
+      </w:r>
+      <w:r>
+        <w:t xml:space="preserve"> outperformed the corresponding retained-feature baseline</w:t>
+      </w:r>
+      <w:r>
+        <w:t xml:space="preserve"> (</w:t>
+      </w:r>
+      <w:r>
+        <w:t>Table-</w:t>
+      </w:r>
+      <w:r>
+        <w:t>2</w:t>
+      </w:r>
+      <w:r>
+        <w:t xml:space="preserve">). </w:t>
+      </w:r>
+      <w:r>
+        <w:t xml:space="preserve">Second, adding the engineered features on top of that simplified baseline </w:t>
+      </w:r>
+      <w:r>
+        <w:t>did not have</w:t>
+      </w:r>
+      <w:r>
+        <w:t xml:space="preserve"> PR-AUC improvement</w:t>
       </w:r>
       <w:r>
         <w:t xml:space="preserve"> (Table-</w:t>
       </w:r>
       <w:r>
-        <w:t>1</w:t>
+        <w:t>3</w:t>
       </w:r>
       <w:r>
         <w:t>)</w:t>
       </w:r>
       <w:r>
-        <w:t xml:space="preserve"> showed a clear ordering. XGBoost performed best with mean PR-AUC 0.6788</w:t>
-      </w:r>
-      <w:r>
-        <w:t xml:space="preserve">, </w:t>
-      </w:r>
-      <w:r>
-        <w:t>followed closely by HistGradientBoosting at 0.6747</w:t>
-      </w:r>
-      <w:r>
         <w:t xml:space="preserve">. </w:t>
       </w:r>
       <w:r>
-        <w:t>Random Forest achieved 0.6528, Logistic Regression 0.6163, and the Dummy baseline 0.4956. ROC-AUC and F1 followed the same broad ranking. These results indicate that boosting-based tree models captured the strongest signal in the dataset</w:t>
-      </w:r>
-      <w:r>
-        <w:t xml:space="preserve">. </w:t>
-      </w:r>
-      <w:r>
-        <w:t>The standard deviations across folds were small for the top models, suggesting reasonably stable validation performance rather than rankings driven by one unusually favourable fold.</w:t>
-      </w:r>
-    </w:p>
-    <w:p>
-      <w:pPr>
-        <w:pStyle w:val="Caption"/>
-        <w:keepNext/>
-        <w:jc w:val="center"/>
-      </w:pPr>
-      <w:r>
-        <w:lastRenderedPageBreak/>
-        <w:t>Table 1 (Main model Comparison)</w:t>
-      </w:r>
-    </w:p>
-    <w:tbl>
-      <w:tblPr>
-        <w:tblW w:w="0" w:type="auto"/>
-        <w:tblCellSpacing w:w="15" w:type="dxa"/>
-        <w:tblBorders>
-          <w:top w:val="single" w:sz="4" w:space="0" w:color="000000" w:themeColor="text1"/>
-          <w:left w:val="single" w:sz="4" w:space="0" w:color="000000" w:themeColor="text1"/>
-          <w:bottom w:val="single" w:sz="4" w:space="0" w:color="000000" w:themeColor="text1"/>
-          <w:right w:val="single" w:sz="4" w:space="0" w:color="000000" w:themeColor="text1"/>
-        </w:tblBorders>
-        <w:tblCellMar>
-          <w:top w:w="15" w:type="dxa"/>
-          <w:left w:w="15" w:type="dxa"/>
-          <w:bottom w:w="15" w:type="dxa"/>
-          <w:right w:w="15" w:type="dxa"/>
-        </w:tblCellMar>
-        <w:tblLook w:val="04A0" w:firstRow="1" w:lastRow="0" w:firstColumn="1" w:lastColumn="0" w:noHBand="0" w:noVBand="1"/>
-      </w:tblPr>
-      <w:tblGrid>
-        <w:gridCol w:w="2205"/>
-        <w:gridCol w:w="1174"/>
-        <w:gridCol w:w="984"/>
-        <w:gridCol w:w="1288"/>
-        <w:gridCol w:w="770"/>
-        <w:gridCol w:w="1170"/>
-        <w:gridCol w:w="1425"/>
-      </w:tblGrid>
-      <w:tr>
-        <w:trPr>
-          <w:tblHeader/>
-          <w:tblCellSpacing w:w="15" w:type="dxa"/>
-        </w:trPr>
-        <w:tc>
-          <w:tcPr>
-            <w:tcW w:w="0" w:type="auto"/>
-            <w:vAlign w:val="center"/>
-            <w:hideMark/>
-          </w:tcPr>
-          <w:p>
-            <w:pPr>
-              <w:spacing w:after="0" w:line="240" w:lineRule="auto"/>
-              <w:jc w:val="center"/>
-              <w:rPr>
-                <w:rFonts w:ascii="Times New Roman" w:eastAsia="Times New Roman" w:hAnsi="Times New Roman" w:cs="Times New Roman"/>
-                <w:b/>
-                <w:bCs/>
-                <w:kern w:val="0"/>
-                <w:sz w:val="18"/>
-                <w:szCs w:val="18"/>
-                <w14:ligatures w14:val="none"/>
-              </w:rPr>
-            </w:pPr>
-            <w:r>
-              <w:rPr>
-                <w:rFonts w:ascii="Times New Roman" w:eastAsia="Times New Roman" w:hAnsi="Times New Roman" w:cs="Times New Roman"/>
-                <w:b/>
-                <w:bCs/>
-                <w:kern w:val="0"/>
-                <w:sz w:val="18"/>
-                <w:szCs w:val="18"/>
-                <w14:ligatures w14:val="none"/>
-              </w:rPr>
-              <w:t>Model</w:t>
-            </w:r>
-          </w:p>
-        </w:tc>
-        <w:tc>
-          <w:tcPr>
-            <w:tcW w:w="0" w:type="auto"/>
-            <w:vAlign w:val="center"/>
-            <w:hideMark/>
-          </w:tcPr>
-          <w:p>
-            <w:pPr>
-              <w:spacing w:after="0" w:line="240" w:lineRule="auto"/>
-              <w:jc w:val="right"/>
-              <w:rPr>
-                <w:rFonts w:ascii="Times New Roman" w:eastAsia="Times New Roman" w:hAnsi="Times New Roman" w:cs="Times New Roman"/>
-                <w:b/>
-                <w:bCs/>
-                <w:kern w:val="0"/>
-                <w:sz w:val="18"/>
-                <w:szCs w:val="18"/>
-                <w14:ligatures w14:val="none"/>
-              </w:rPr>
-            </w:pPr>
-            <w:r>
-              <w:rPr>
-                <w:rFonts w:ascii="Times New Roman" w:eastAsia="Times New Roman" w:hAnsi="Times New Roman" w:cs="Times New Roman"/>
-                <w:b/>
-                <w:bCs/>
-                <w:kern w:val="0"/>
-                <w:sz w:val="18"/>
-                <w:szCs w:val="18"/>
-                <w14:ligatures w14:val="none"/>
-              </w:rPr>
-              <w:t>PR-AUC_mean</w:t>
-            </w:r>
-          </w:p>
-        </w:tc>
-        <w:tc>
-          <w:tcPr>
-            <w:tcW w:w="0" w:type="auto"/>
-            <w:vAlign w:val="center"/>
-            <w:hideMark/>
-          </w:tcPr>
-          <w:p>
-            <w:pPr>
-              <w:spacing w:after="0" w:line="240" w:lineRule="auto"/>
-              <w:jc w:val="right"/>
-              <w:rPr>
-                <w:rFonts w:ascii="Times New Roman" w:eastAsia="Times New Roman" w:hAnsi="Times New Roman" w:cs="Times New Roman"/>
-                <w:b/>
-                <w:bCs/>
-                <w:kern w:val="0"/>
-                <w:sz w:val="18"/>
-                <w:szCs w:val="18"/>
-                <w14:ligatures w14:val="none"/>
-              </w:rPr>
-            </w:pPr>
-            <w:r>
-              <w:rPr>
-                <w:rFonts w:ascii="Times New Roman" w:eastAsia="Times New Roman" w:hAnsi="Times New Roman" w:cs="Times New Roman"/>
-                <w:b/>
-                <w:bCs/>
-                <w:kern w:val="0"/>
-                <w:sz w:val="18"/>
-                <w:szCs w:val="18"/>
-                <w14:ligatures w14:val="none"/>
-              </w:rPr>
-              <w:t>PR-AUC_std</w:t>
-            </w:r>
-          </w:p>
-        </w:tc>
-        <w:tc>
-          <w:tcPr>
-            <w:tcW w:w="0" w:type="auto"/>
-            <w:vAlign w:val="center"/>
-            <w:hideMark/>
-          </w:tcPr>
-          <w:p>
-            <w:pPr>
-              <w:spacing w:after="0" w:line="240" w:lineRule="auto"/>
-              <w:jc w:val="right"/>
-              <w:rPr>
-                <w:rFonts w:ascii="Times New Roman" w:eastAsia="Times New Roman" w:hAnsi="Times New Roman" w:cs="Times New Roman"/>
-                <w:b/>
-                <w:bCs/>
-                <w:kern w:val="0"/>
-                <w:sz w:val="18"/>
-                <w:szCs w:val="18"/>
-                <w14:ligatures w14:val="none"/>
-              </w:rPr>
-            </w:pPr>
-            <w:r>
-              <w:rPr>
-                <w:rFonts w:ascii="Times New Roman" w:eastAsia="Times New Roman" w:hAnsi="Times New Roman" w:cs="Times New Roman"/>
-                <w:b/>
-                <w:bCs/>
-                <w:kern w:val="0"/>
-                <w:sz w:val="18"/>
-                <w:szCs w:val="18"/>
-                <w14:ligatures w14:val="none"/>
-              </w:rPr>
-              <w:t>ROC-AUC_mean</w:t>
-            </w:r>
-          </w:p>
-        </w:tc>
-        <w:tc>
-          <w:tcPr>
-            <w:tcW w:w="0" w:type="auto"/>
-            <w:vAlign w:val="center"/>
-            <w:hideMark/>
-          </w:tcPr>
-          <w:p>
-            <w:pPr>
-              <w:spacing w:after="0" w:line="240" w:lineRule="auto"/>
-              <w:jc w:val="right"/>
-              <w:rPr>
-                <w:rFonts w:ascii="Times New Roman" w:eastAsia="Times New Roman" w:hAnsi="Times New Roman" w:cs="Times New Roman"/>
-                <w:b/>
-                <w:bCs/>
-                <w:kern w:val="0"/>
-                <w:sz w:val="18"/>
-                <w:szCs w:val="18"/>
-                <w14:ligatures w14:val="none"/>
-              </w:rPr>
-            </w:pPr>
-            <w:r>
-              <w:rPr>
-                <w:rFonts w:ascii="Times New Roman" w:eastAsia="Times New Roman" w:hAnsi="Times New Roman" w:cs="Times New Roman"/>
-                <w:b/>
-                <w:bCs/>
-                <w:kern w:val="0"/>
-                <w:sz w:val="18"/>
-                <w:szCs w:val="18"/>
-                <w14:ligatures w14:val="none"/>
-              </w:rPr>
-              <w:t>F1_mean</w:t>
-            </w:r>
-          </w:p>
-        </w:tc>
-        <w:tc>
-          <w:tcPr>
-            <w:tcW w:w="0" w:type="auto"/>
-            <w:vAlign w:val="center"/>
-            <w:hideMark/>
-          </w:tcPr>
-          <w:p>
-            <w:pPr>
-              <w:spacing w:after="0" w:line="240" w:lineRule="auto"/>
-              <w:jc w:val="right"/>
-              <w:rPr>
-                <w:rFonts w:ascii="Times New Roman" w:eastAsia="Times New Roman" w:hAnsi="Times New Roman" w:cs="Times New Roman"/>
-                <w:b/>
-                <w:bCs/>
-                <w:kern w:val="0"/>
-                <w:sz w:val="18"/>
-                <w:szCs w:val="18"/>
-                <w14:ligatures w14:val="none"/>
-              </w:rPr>
-            </w:pPr>
-            <w:r>
-              <w:rPr>
-                <w:rFonts w:ascii="Times New Roman" w:eastAsia="Times New Roman" w:hAnsi="Times New Roman" w:cs="Times New Roman"/>
-                <w:b/>
-                <w:bCs/>
-                <w:kern w:val="0"/>
-                <w:sz w:val="18"/>
-                <w:szCs w:val="18"/>
-                <w14:ligatures w14:val="none"/>
-              </w:rPr>
-              <w:t>fit_time_mean</w:t>
-            </w:r>
-          </w:p>
-        </w:tc>
-        <w:tc>
-          <w:tcPr>
-            <w:tcW w:w="0" w:type="auto"/>
-            <w:vAlign w:val="center"/>
-            <w:hideMark/>
-          </w:tcPr>
-          <w:p>
-            <w:pPr>
-              <w:spacing w:after="0" w:line="240" w:lineRule="auto"/>
-              <w:jc w:val="right"/>
-              <w:rPr>
-                <w:rFonts w:ascii="Times New Roman" w:eastAsia="Times New Roman" w:hAnsi="Times New Roman" w:cs="Times New Roman"/>
-                <w:b/>
-                <w:bCs/>
-                <w:kern w:val="0"/>
-                <w:sz w:val="18"/>
-                <w:szCs w:val="18"/>
-                <w14:ligatures w14:val="none"/>
-              </w:rPr>
-            </w:pPr>
-            <w:r>
-              <w:rPr>
-                <w:rFonts w:ascii="Times New Roman" w:eastAsia="Times New Roman" w:hAnsi="Times New Roman" w:cs="Times New Roman"/>
-                <w:b/>
-                <w:bCs/>
-                <w:kern w:val="0"/>
-                <w:sz w:val="18"/>
-                <w:szCs w:val="18"/>
-                <w14:ligatures w14:val="none"/>
-              </w:rPr>
-              <w:t>score_time_mean</w:t>
-            </w:r>
-          </w:p>
-        </w:tc>
-      </w:tr>
-      <w:tr>
-        <w:trPr>
-          <w:tblCellSpacing w:w="15" w:type="dxa"/>
-        </w:trPr>
-        <w:tc>
-          <w:tcPr>
-            <w:tcW w:w="0" w:type="auto"/>
-            <w:tcBorders>
-              <w:top w:val="double" w:sz="4" w:space="0" w:color="000000" w:themeColor="text1"/>
-            </w:tcBorders>
-            <w:vAlign w:val="center"/>
-            <w:hideMark/>
-          </w:tcPr>
-          <w:p>
-            <w:pPr>
-              <w:spacing w:after="0" w:line="240" w:lineRule="auto"/>
-              <w:rPr>
-                <w:rFonts w:ascii="Times New Roman" w:eastAsia="Times New Roman" w:hAnsi="Times New Roman" w:cs="Times New Roman"/>
-                <w:kern w:val="0"/>
-                <w:sz w:val="18"/>
-                <w:szCs w:val="18"/>
-                <w14:ligatures w14:val="none"/>
-              </w:rPr>
-            </w:pPr>
-            <w:r>
-              <w:rPr>
-                <w:rFonts w:ascii="Times New Roman" w:eastAsia="Times New Roman" w:hAnsi="Times New Roman" w:cs="Times New Roman"/>
-                <w:kern w:val="0"/>
-                <w:sz w:val="18"/>
-                <w:szCs w:val="18"/>
-                <w14:ligatures w14:val="none"/>
-              </w:rPr>
-              <w:t>XGBoost</w:t>
-            </w:r>
-          </w:p>
-        </w:tc>
-        <w:tc>
-          <w:tcPr>
-            <w:tcW w:w="0" w:type="auto"/>
-            <w:tcBorders>
-              <w:top w:val="double" w:sz="4" w:space="0" w:color="000000" w:themeColor="text1"/>
-            </w:tcBorders>
-            <w:vAlign w:val="center"/>
-            <w:hideMark/>
-          </w:tcPr>
-          <w:p>
-            <w:pPr>
-              <w:spacing w:after="0" w:line="240" w:lineRule="auto"/>
-              <w:jc w:val="right"/>
-              <w:rPr>
-                <w:rFonts w:ascii="Times New Roman" w:eastAsia="Times New Roman" w:hAnsi="Times New Roman" w:cs="Times New Roman"/>
-                <w:kern w:val="0"/>
-                <w:sz w:val="18"/>
-                <w:szCs w:val="18"/>
-                <w14:ligatures w14:val="none"/>
-              </w:rPr>
-            </w:pPr>
-            <w:r>
-              <w:rPr>
-                <w:rFonts w:ascii="Times New Roman" w:eastAsia="Times New Roman" w:hAnsi="Times New Roman" w:cs="Times New Roman"/>
-                <w:kern w:val="0"/>
-                <w:sz w:val="18"/>
-                <w:szCs w:val="18"/>
-                <w14:ligatures w14:val="none"/>
-              </w:rPr>
-              <w:t>0.678728</w:t>
-            </w:r>
-          </w:p>
-        </w:tc>
-        <w:tc>
-          <w:tcPr>
-            <w:tcW w:w="0" w:type="auto"/>
-            <w:tcBorders>
-              <w:top w:val="double" w:sz="4" w:space="0" w:color="000000" w:themeColor="text1"/>
-            </w:tcBorders>
-            <w:vAlign w:val="center"/>
-            <w:hideMark/>
-          </w:tcPr>
-          <w:p>
-            <w:pPr>
-              <w:spacing w:after="0" w:line="240" w:lineRule="auto"/>
-              <w:jc w:val="right"/>
-              <w:rPr>
-                <w:rFonts w:ascii="Times New Roman" w:eastAsia="Times New Roman" w:hAnsi="Times New Roman" w:cs="Times New Roman"/>
-                <w:kern w:val="0"/>
-                <w:sz w:val="18"/>
-                <w:szCs w:val="18"/>
-                <w14:ligatures w14:val="none"/>
-              </w:rPr>
-            </w:pPr>
-            <w:r>
-              <w:rPr>
-                <w:rFonts w:ascii="Times New Roman" w:eastAsia="Times New Roman" w:hAnsi="Times New Roman" w:cs="Times New Roman"/>
-                <w:kern w:val="0"/>
-                <w:sz w:val="18"/>
-                <w:szCs w:val="18"/>
-                <w14:ligatures w14:val="none"/>
-              </w:rPr>
-              <w:t>0.006068</w:t>
-            </w:r>
-          </w:p>
-        </w:tc>
-        <w:tc>
-          <w:tcPr>
-            <w:tcW w:w="0" w:type="auto"/>
-            <w:tcBorders>
-              <w:top w:val="double" w:sz="4" w:space="0" w:color="000000" w:themeColor="text1"/>
-            </w:tcBorders>
-            <w:vAlign w:val="center"/>
-            <w:hideMark/>
-          </w:tcPr>
-          <w:p>
-            <w:pPr>
-              <w:spacing w:after="0" w:line="240" w:lineRule="auto"/>
-              <w:jc w:val="right"/>
-              <w:rPr>
-                <w:rFonts w:ascii="Times New Roman" w:eastAsia="Times New Roman" w:hAnsi="Times New Roman" w:cs="Times New Roman"/>
-                <w:kern w:val="0"/>
-                <w:sz w:val="18"/>
-                <w:szCs w:val="18"/>
-                <w14:ligatures w14:val="none"/>
-              </w:rPr>
-            </w:pPr>
-            <w:r>
-              <w:rPr>
-                <w:rFonts w:ascii="Times New Roman" w:eastAsia="Times New Roman" w:hAnsi="Times New Roman" w:cs="Times New Roman"/>
-                <w:kern w:val="0"/>
-                <w:sz w:val="18"/>
-                <w:szCs w:val="18"/>
-                <w14:ligatures w14:val="none"/>
-              </w:rPr>
-              <w:t>0.693462</w:t>
-            </w:r>
-          </w:p>
-        </w:tc>
-        <w:tc>
-          <w:tcPr>
-            <w:tcW w:w="0" w:type="auto"/>
-            <w:tcBorders>
-              <w:top w:val="double" w:sz="4" w:space="0" w:color="000000" w:themeColor="text1"/>
-            </w:tcBorders>
-            <w:vAlign w:val="center"/>
-            <w:hideMark/>
-          </w:tcPr>
-          <w:p>
-            <w:pPr>
-              <w:spacing w:after="0" w:line="240" w:lineRule="auto"/>
-              <w:jc w:val="right"/>
-              <w:rPr>
-                <w:rFonts w:ascii="Times New Roman" w:eastAsia="Times New Roman" w:hAnsi="Times New Roman" w:cs="Times New Roman"/>
-                <w:kern w:val="0"/>
-                <w:sz w:val="18"/>
-                <w:szCs w:val="18"/>
-                <w14:ligatures w14:val="none"/>
-              </w:rPr>
-            </w:pPr>
-            <w:r>
-              <w:rPr>
-                <w:rFonts w:ascii="Times New Roman" w:eastAsia="Times New Roman" w:hAnsi="Times New Roman" w:cs="Times New Roman"/>
-                <w:kern w:val="0"/>
-                <w:sz w:val="18"/>
-                <w:szCs w:val="18"/>
-                <w14:ligatures w14:val="none"/>
-              </w:rPr>
-              <w:t>0.639903</w:t>
-            </w:r>
-          </w:p>
-        </w:tc>
-        <w:tc>
-          <w:tcPr>
-            <w:tcW w:w="0" w:type="auto"/>
-            <w:tcBorders>
-              <w:top w:val="double" w:sz="4" w:space="0" w:color="000000" w:themeColor="text1"/>
-            </w:tcBorders>
-            <w:vAlign w:val="center"/>
-            <w:hideMark/>
-          </w:tcPr>
-          <w:p>
-            <w:pPr>
-              <w:spacing w:after="0" w:line="240" w:lineRule="auto"/>
-              <w:jc w:val="right"/>
-              <w:rPr>
-                <w:rFonts w:ascii="Times New Roman" w:eastAsia="Times New Roman" w:hAnsi="Times New Roman" w:cs="Times New Roman"/>
-                <w:kern w:val="0"/>
-                <w:sz w:val="18"/>
-                <w:szCs w:val="18"/>
-                <w14:ligatures w14:val="none"/>
-              </w:rPr>
-            </w:pPr>
-            <w:r>
-              <w:rPr>
-                <w:rFonts w:ascii="Times New Roman" w:eastAsia="Times New Roman" w:hAnsi="Times New Roman" w:cs="Times New Roman"/>
-                <w:kern w:val="0"/>
-                <w:sz w:val="18"/>
-                <w:szCs w:val="18"/>
-                <w14:ligatures w14:val="none"/>
-              </w:rPr>
-              <w:t>2.013284</w:t>
-            </w:r>
-          </w:p>
-        </w:tc>
-        <w:tc>
-          <w:tcPr>
-            <w:tcW w:w="0" w:type="auto"/>
-            <w:tcBorders>
-              <w:top w:val="double" w:sz="4" w:space="0" w:color="000000" w:themeColor="text1"/>
-            </w:tcBorders>
-            <w:vAlign w:val="center"/>
-            <w:hideMark/>
-          </w:tcPr>
-          <w:p>
-            <w:pPr>
-              <w:spacing w:after="0" w:line="240" w:lineRule="auto"/>
-              <w:jc w:val="right"/>
-              <w:rPr>
-                <w:rFonts w:ascii="Times New Roman" w:eastAsia="Times New Roman" w:hAnsi="Times New Roman" w:cs="Times New Roman"/>
-                <w:kern w:val="0"/>
-                <w:sz w:val="18"/>
-                <w:szCs w:val="18"/>
-                <w14:ligatures w14:val="none"/>
-              </w:rPr>
-            </w:pPr>
-            <w:r>
-              <w:rPr>
-                <w:rFonts w:ascii="Times New Roman" w:eastAsia="Times New Roman" w:hAnsi="Times New Roman" w:cs="Times New Roman"/>
-                <w:kern w:val="0"/>
-                <w:sz w:val="18"/>
-                <w:szCs w:val="18"/>
-                <w14:ligatures w14:val="none"/>
-              </w:rPr>
-              <w:t>0.099677</w:t>
-            </w:r>
-          </w:p>
-        </w:tc>
-      </w:tr>
-      <w:tr>
-        <w:trPr>
-          <w:tblCellSpacing w:w="15" w:type="dxa"/>
-        </w:trPr>
-        <w:tc>
-          <w:tcPr>
-            <w:tcW w:w="0" w:type="auto"/>
-            <w:vAlign w:val="center"/>
-            <w:hideMark/>
-          </w:tcPr>
-          <w:p>
-            <w:pPr>
-              <w:spacing w:after="0" w:line="240" w:lineRule="auto"/>
-              <w:rPr>
-                <w:rFonts w:ascii="Times New Roman" w:eastAsia="Times New Roman" w:hAnsi="Times New Roman" w:cs="Times New Roman"/>
-                <w:kern w:val="0"/>
-                <w:sz w:val="18"/>
-                <w:szCs w:val="18"/>
-                <w14:ligatures w14:val="none"/>
-              </w:rPr>
-            </w:pPr>
-            <w:r>
-              <w:rPr>
-                <w:rFonts w:ascii="Times New Roman" w:eastAsia="Times New Roman" w:hAnsi="Times New Roman" w:cs="Times New Roman"/>
-                <w:kern w:val="0"/>
-                <w:sz w:val="18"/>
-                <w:szCs w:val="18"/>
-                <w14:ligatures w14:val="none"/>
-              </w:rPr>
-              <w:t>HistGradientBoosting</w:t>
-            </w:r>
-          </w:p>
-        </w:tc>
-        <w:tc>
-          <w:tcPr>
-            <w:tcW w:w="0" w:type="auto"/>
-            <w:vAlign w:val="center"/>
-            <w:hideMark/>
-          </w:tcPr>
-          <w:p>
-            <w:pPr>
-              <w:spacing w:after="0" w:line="240" w:lineRule="auto"/>
-              <w:jc w:val="right"/>
-              <w:rPr>
-                <w:rFonts w:ascii="Times New Roman" w:eastAsia="Times New Roman" w:hAnsi="Times New Roman" w:cs="Times New Roman"/>
-                <w:kern w:val="0"/>
-                <w:sz w:val="18"/>
-                <w:szCs w:val="18"/>
-                <w14:ligatures w14:val="none"/>
-              </w:rPr>
-            </w:pPr>
-            <w:r>
-              <w:rPr>
-                <w:rFonts w:ascii="Times New Roman" w:eastAsia="Times New Roman" w:hAnsi="Times New Roman" w:cs="Times New Roman"/>
-                <w:kern w:val="0"/>
-                <w:sz w:val="18"/>
-                <w:szCs w:val="18"/>
-                <w14:ligatures w14:val="none"/>
-              </w:rPr>
-              <w:t>0.674727</w:t>
-            </w:r>
-          </w:p>
-        </w:tc>
-        <w:tc>
-          <w:tcPr>
-            <w:tcW w:w="0" w:type="auto"/>
-            <w:vAlign w:val="center"/>
-            <w:hideMark/>
-          </w:tcPr>
-          <w:p>
-            <w:pPr>
-              <w:spacing w:after="0" w:line="240" w:lineRule="auto"/>
-              <w:jc w:val="right"/>
-              <w:rPr>
-                <w:rFonts w:ascii="Times New Roman" w:eastAsia="Times New Roman" w:hAnsi="Times New Roman" w:cs="Times New Roman"/>
-                <w:kern w:val="0"/>
-                <w:sz w:val="18"/>
-                <w:szCs w:val="18"/>
-                <w14:ligatures w14:val="none"/>
-              </w:rPr>
-            </w:pPr>
-            <w:r>
-              <w:rPr>
-                <w:rFonts w:ascii="Times New Roman" w:eastAsia="Times New Roman" w:hAnsi="Times New Roman" w:cs="Times New Roman"/>
-                <w:kern w:val="0"/>
-                <w:sz w:val="18"/>
-                <w:szCs w:val="18"/>
-                <w14:ligatures w14:val="none"/>
-              </w:rPr>
-              <w:t>0.005189</w:t>
-            </w:r>
-          </w:p>
-        </w:tc>
-        <w:tc>
-          <w:tcPr>
-            <w:tcW w:w="0" w:type="auto"/>
-            <w:vAlign w:val="center"/>
-            <w:hideMark/>
-          </w:tcPr>
-          <w:p>
-            <w:pPr>
-              <w:spacing w:after="0" w:line="240" w:lineRule="auto"/>
-              <w:jc w:val="right"/>
-              <w:rPr>
-                <w:rFonts w:ascii="Times New Roman" w:eastAsia="Times New Roman" w:hAnsi="Times New Roman" w:cs="Times New Roman"/>
-                <w:kern w:val="0"/>
-                <w:sz w:val="18"/>
-                <w:szCs w:val="18"/>
-                <w14:ligatures w14:val="none"/>
-              </w:rPr>
-            </w:pPr>
-            <w:r>
-              <w:rPr>
-                <w:rFonts w:ascii="Times New Roman" w:eastAsia="Times New Roman" w:hAnsi="Times New Roman" w:cs="Times New Roman"/>
-                <w:kern w:val="0"/>
-                <w:sz w:val="18"/>
-                <w:szCs w:val="18"/>
-                <w14:ligatures w14:val="none"/>
-              </w:rPr>
-              <w:t>0.689922</w:t>
-            </w:r>
-          </w:p>
-        </w:tc>
-        <w:tc>
-          <w:tcPr>
-            <w:tcW w:w="0" w:type="auto"/>
-            <w:vAlign w:val="center"/>
-            <w:hideMark/>
-          </w:tcPr>
-          <w:p>
-            <w:pPr>
-              <w:spacing w:after="0" w:line="240" w:lineRule="auto"/>
-              <w:jc w:val="right"/>
-              <w:rPr>
-                <w:rFonts w:ascii="Times New Roman" w:eastAsia="Times New Roman" w:hAnsi="Times New Roman" w:cs="Times New Roman"/>
-                <w:kern w:val="0"/>
-                <w:sz w:val="18"/>
-                <w:szCs w:val="18"/>
-                <w14:ligatures w14:val="none"/>
-              </w:rPr>
-            </w:pPr>
-            <w:r>
-              <w:rPr>
-                <w:rFonts w:ascii="Times New Roman" w:eastAsia="Times New Roman" w:hAnsi="Times New Roman" w:cs="Times New Roman"/>
-                <w:kern w:val="0"/>
-                <w:sz w:val="18"/>
-                <w:szCs w:val="18"/>
-                <w14:ligatures w14:val="none"/>
-              </w:rPr>
-              <w:t>0.638125</w:t>
-            </w:r>
-          </w:p>
-        </w:tc>
-        <w:tc>
-          <w:tcPr>
-            <w:tcW w:w="0" w:type="auto"/>
-            <w:vAlign w:val="center"/>
-            <w:hideMark/>
-          </w:tcPr>
-          <w:p>
-            <w:pPr>
-              <w:spacing w:after="0" w:line="240" w:lineRule="auto"/>
-              <w:jc w:val="right"/>
-              <w:rPr>
-                <w:rFonts w:ascii="Times New Roman" w:eastAsia="Times New Roman" w:hAnsi="Times New Roman" w:cs="Times New Roman"/>
-                <w:kern w:val="0"/>
-                <w:sz w:val="18"/>
-                <w:szCs w:val="18"/>
-                <w14:ligatures w14:val="none"/>
-              </w:rPr>
-            </w:pPr>
-            <w:r>
-              <w:rPr>
-                <w:rFonts w:ascii="Times New Roman" w:eastAsia="Times New Roman" w:hAnsi="Times New Roman" w:cs="Times New Roman"/>
-                <w:kern w:val="0"/>
-                <w:sz w:val="18"/>
-                <w:szCs w:val="18"/>
-                <w14:ligatures w14:val="none"/>
-              </w:rPr>
-              <w:t>3.077636</w:t>
-            </w:r>
-          </w:p>
-        </w:tc>
-        <w:tc>
-          <w:tcPr>
-            <w:tcW w:w="0" w:type="auto"/>
-            <w:vAlign w:val="center"/>
-            <w:hideMark/>
-          </w:tcPr>
-          <w:p>
-            <w:pPr>
-              <w:spacing w:after="0" w:line="240" w:lineRule="auto"/>
-              <w:jc w:val="right"/>
-              <w:rPr>
-                <w:rFonts w:ascii="Times New Roman" w:eastAsia="Times New Roman" w:hAnsi="Times New Roman" w:cs="Times New Roman"/>
-                <w:kern w:val="0"/>
-                <w:sz w:val="18"/>
-                <w:szCs w:val="18"/>
-                <w14:ligatures w14:val="none"/>
-              </w:rPr>
-            </w:pPr>
-            <w:r>
-              <w:rPr>
-                <w:rFonts w:ascii="Times New Roman" w:eastAsia="Times New Roman" w:hAnsi="Times New Roman" w:cs="Times New Roman"/>
-                <w:kern w:val="0"/>
-                <w:sz w:val="18"/>
-                <w:szCs w:val="18"/>
-                <w14:ligatures w14:val="none"/>
-              </w:rPr>
-              <w:t>0.219946</w:t>
-            </w:r>
-          </w:p>
-        </w:tc>
-      </w:tr>
-      <w:tr>
-        <w:trPr>
-          <w:tblCellSpacing w:w="15" w:type="dxa"/>
-        </w:trPr>
-        <w:tc>
-          <w:tcPr>
-            <w:tcW w:w="0" w:type="auto"/>
-            <w:vAlign w:val="center"/>
-            <w:hideMark/>
-          </w:tcPr>
-          <w:p>
-            <w:pPr>
-              <w:spacing w:after="0" w:line="240" w:lineRule="auto"/>
-              <w:rPr>
-                <w:rFonts w:ascii="Times New Roman" w:eastAsia="Times New Roman" w:hAnsi="Times New Roman" w:cs="Times New Roman"/>
-                <w:kern w:val="0"/>
-                <w:sz w:val="18"/>
-                <w:szCs w:val="18"/>
-                <w14:ligatures w14:val="none"/>
-              </w:rPr>
-            </w:pPr>
-            <w:r>
-              <w:rPr>
-                <w:rFonts w:ascii="Times New Roman" w:eastAsia="Times New Roman" w:hAnsi="Times New Roman" w:cs="Times New Roman"/>
-                <w:kern w:val="0"/>
-                <w:sz w:val="18"/>
-                <w:szCs w:val="18"/>
-                <w14:ligatures w14:val="none"/>
-              </w:rPr>
-              <w:t>RandomForest</w:t>
-            </w:r>
-          </w:p>
-        </w:tc>
-        <w:tc>
-          <w:tcPr>
-            <w:tcW w:w="0" w:type="auto"/>
-            <w:vAlign w:val="center"/>
-            <w:hideMark/>
-          </w:tcPr>
-          <w:p>
-            <w:pPr>
-              <w:spacing w:after="0" w:line="240" w:lineRule="auto"/>
-              <w:jc w:val="right"/>
-              <w:rPr>
-                <w:rFonts w:ascii="Times New Roman" w:eastAsia="Times New Roman" w:hAnsi="Times New Roman" w:cs="Times New Roman"/>
-                <w:kern w:val="0"/>
-                <w:sz w:val="18"/>
-                <w:szCs w:val="18"/>
-                <w14:ligatures w14:val="none"/>
-              </w:rPr>
-            </w:pPr>
-            <w:r>
-              <w:rPr>
-                <w:rFonts w:ascii="Times New Roman" w:eastAsia="Times New Roman" w:hAnsi="Times New Roman" w:cs="Times New Roman"/>
-                <w:kern w:val="0"/>
-                <w:sz w:val="18"/>
-                <w:szCs w:val="18"/>
-                <w14:ligatures w14:val="none"/>
-              </w:rPr>
-              <w:t>0.652843</w:t>
-            </w:r>
-          </w:p>
-        </w:tc>
-        <w:tc>
-          <w:tcPr>
-            <w:tcW w:w="0" w:type="auto"/>
-            <w:vAlign w:val="center"/>
-            <w:hideMark/>
-          </w:tcPr>
-          <w:p>
-            <w:pPr>
-              <w:spacing w:after="0" w:line="240" w:lineRule="auto"/>
-              <w:jc w:val="right"/>
-              <w:rPr>
-                <w:rFonts w:ascii="Times New Roman" w:eastAsia="Times New Roman" w:hAnsi="Times New Roman" w:cs="Times New Roman"/>
-                <w:kern w:val="0"/>
-                <w:sz w:val="18"/>
-                <w:szCs w:val="18"/>
-                <w14:ligatures w14:val="none"/>
-              </w:rPr>
-            </w:pPr>
-            <w:r>
-              <w:rPr>
-                <w:rFonts w:ascii="Times New Roman" w:eastAsia="Times New Roman" w:hAnsi="Times New Roman" w:cs="Times New Roman"/>
-                <w:kern w:val="0"/>
-                <w:sz w:val="18"/>
-                <w:szCs w:val="18"/>
-                <w14:ligatures w14:val="none"/>
-              </w:rPr>
-              <w:t>0.008779</w:t>
-            </w:r>
-          </w:p>
-        </w:tc>
-        <w:tc>
-          <w:tcPr>
-            <w:tcW w:w="0" w:type="auto"/>
-            <w:vAlign w:val="center"/>
-            <w:hideMark/>
-          </w:tcPr>
-          <w:p>
-            <w:pPr>
-              <w:spacing w:after="0" w:line="240" w:lineRule="auto"/>
-              <w:jc w:val="right"/>
-              <w:rPr>
-                <w:rFonts w:ascii="Times New Roman" w:eastAsia="Times New Roman" w:hAnsi="Times New Roman" w:cs="Times New Roman"/>
-                <w:kern w:val="0"/>
-                <w:sz w:val="18"/>
-                <w:szCs w:val="18"/>
-                <w14:ligatures w14:val="none"/>
-              </w:rPr>
-            </w:pPr>
-            <w:r>
-              <w:rPr>
-                <w:rFonts w:ascii="Times New Roman" w:eastAsia="Times New Roman" w:hAnsi="Times New Roman" w:cs="Times New Roman"/>
-                <w:kern w:val="0"/>
-                <w:sz w:val="18"/>
-                <w:szCs w:val="18"/>
-                <w14:ligatures w14:val="none"/>
-              </w:rPr>
-              <w:t>0.673536</w:t>
-            </w:r>
-          </w:p>
-        </w:tc>
-        <w:tc>
-          <w:tcPr>
-            <w:tcW w:w="0" w:type="auto"/>
-            <w:vAlign w:val="center"/>
-            <w:hideMark/>
-          </w:tcPr>
-          <w:p>
-            <w:pPr>
-              <w:spacing w:after="0" w:line="240" w:lineRule="auto"/>
-              <w:jc w:val="right"/>
-              <w:rPr>
-                <w:rFonts w:ascii="Times New Roman" w:eastAsia="Times New Roman" w:hAnsi="Times New Roman" w:cs="Times New Roman"/>
-                <w:kern w:val="0"/>
-                <w:sz w:val="18"/>
-                <w:szCs w:val="18"/>
-                <w14:ligatures w14:val="none"/>
-              </w:rPr>
-            </w:pPr>
-            <w:r>
-              <w:rPr>
-                <w:rFonts w:ascii="Times New Roman" w:eastAsia="Times New Roman" w:hAnsi="Times New Roman" w:cs="Times New Roman"/>
-                <w:kern w:val="0"/>
-                <w:sz w:val="18"/>
-                <w:szCs w:val="18"/>
-                <w14:ligatures w14:val="none"/>
-              </w:rPr>
-              <w:t>0.622183</w:t>
-            </w:r>
-          </w:p>
-        </w:tc>
-        <w:tc>
-          <w:tcPr>
-            <w:tcW w:w="0" w:type="auto"/>
-            <w:vAlign w:val="center"/>
-            <w:hideMark/>
-          </w:tcPr>
-          <w:p>
-            <w:pPr>
-              <w:spacing w:after="0" w:line="240" w:lineRule="auto"/>
-              <w:jc w:val="right"/>
-              <w:rPr>
-                <w:rFonts w:ascii="Times New Roman" w:eastAsia="Times New Roman" w:hAnsi="Times New Roman" w:cs="Times New Roman"/>
-                <w:kern w:val="0"/>
-                <w:sz w:val="18"/>
-                <w:szCs w:val="18"/>
-                <w14:ligatures w14:val="none"/>
-              </w:rPr>
-            </w:pPr>
-            <w:r>
-              <w:rPr>
-                <w:rFonts w:ascii="Times New Roman" w:eastAsia="Times New Roman" w:hAnsi="Times New Roman" w:cs="Times New Roman"/>
-                <w:kern w:val="0"/>
-                <w:sz w:val="18"/>
-                <w:szCs w:val="18"/>
-                <w14:ligatures w14:val="none"/>
-              </w:rPr>
-              <w:t>8.076235</w:t>
-            </w:r>
-          </w:p>
-        </w:tc>
-        <w:tc>
-          <w:tcPr>
-            <w:tcW w:w="0" w:type="auto"/>
-            <w:vAlign w:val="center"/>
-            <w:hideMark/>
-          </w:tcPr>
-          <w:p>
-            <w:pPr>
-              <w:spacing w:after="0" w:line="240" w:lineRule="auto"/>
-              <w:jc w:val="right"/>
-              <w:rPr>
-                <w:rFonts w:ascii="Times New Roman" w:eastAsia="Times New Roman" w:hAnsi="Times New Roman" w:cs="Times New Roman"/>
-                <w:kern w:val="0"/>
-                <w:sz w:val="18"/>
-                <w:szCs w:val="18"/>
-                <w14:ligatures w14:val="none"/>
-              </w:rPr>
-            </w:pPr>
-            <w:r>
-              <w:rPr>
-                <w:rFonts w:ascii="Times New Roman" w:eastAsia="Times New Roman" w:hAnsi="Times New Roman" w:cs="Times New Roman"/>
-                <w:kern w:val="0"/>
-                <w:sz w:val="18"/>
-                <w:szCs w:val="18"/>
-                <w14:ligatures w14:val="none"/>
-              </w:rPr>
-              <w:t>0.299524</w:t>
-            </w:r>
-          </w:p>
-        </w:tc>
-      </w:tr>
-      <w:tr>
-        <w:trPr>
-          <w:tblCellSpacing w:w="15" w:type="dxa"/>
-        </w:trPr>
-        <w:tc>
-          <w:tcPr>
-            <w:tcW w:w="0" w:type="auto"/>
-            <w:vAlign w:val="center"/>
-            <w:hideMark/>
-          </w:tcPr>
-          <w:p>
-            <w:pPr>
-              <w:spacing w:after="0" w:line="240" w:lineRule="auto"/>
-              <w:rPr>
-                <w:rFonts w:ascii="Times New Roman" w:eastAsia="Times New Roman" w:hAnsi="Times New Roman" w:cs="Times New Roman"/>
-                <w:kern w:val="0"/>
-                <w:sz w:val="18"/>
-                <w:szCs w:val="18"/>
-                <w14:ligatures w14:val="none"/>
-              </w:rPr>
-            </w:pPr>
-            <w:r>
-              <w:rPr>
-                <w:rFonts w:ascii="Times New Roman" w:eastAsia="Times New Roman" w:hAnsi="Times New Roman" w:cs="Times New Roman"/>
-                <w:kern w:val="0"/>
-                <w:sz w:val="18"/>
-                <w:szCs w:val="18"/>
-                <w14:ligatures w14:val="none"/>
-              </w:rPr>
-              <w:t>LogisticRegression_balanced</w:t>
-            </w:r>
-          </w:p>
-        </w:tc>
-        <w:tc>
-          <w:tcPr>
-            <w:tcW w:w="0" w:type="auto"/>
-            <w:vAlign w:val="center"/>
-            <w:hideMark/>
-          </w:tcPr>
-          <w:p>
-            <w:pPr>
-              <w:spacing w:after="0" w:line="240" w:lineRule="auto"/>
-              <w:jc w:val="right"/>
-              <w:rPr>
-                <w:rFonts w:ascii="Times New Roman" w:eastAsia="Times New Roman" w:hAnsi="Times New Roman" w:cs="Times New Roman"/>
-                <w:kern w:val="0"/>
-                <w:sz w:val="18"/>
-                <w:szCs w:val="18"/>
-                <w14:ligatures w14:val="none"/>
-              </w:rPr>
-            </w:pPr>
-            <w:r>
-              <w:rPr>
-                <w:rFonts w:ascii="Times New Roman" w:eastAsia="Times New Roman" w:hAnsi="Times New Roman" w:cs="Times New Roman"/>
-                <w:kern w:val="0"/>
-                <w:sz w:val="18"/>
-                <w:szCs w:val="18"/>
-                <w14:ligatures w14:val="none"/>
-              </w:rPr>
-              <w:t>0.616291</w:t>
-            </w:r>
-          </w:p>
-        </w:tc>
-        <w:tc>
-          <w:tcPr>
-            <w:tcW w:w="0" w:type="auto"/>
-            <w:vAlign w:val="center"/>
-            <w:hideMark/>
-          </w:tcPr>
-          <w:p>
-            <w:pPr>
-              <w:spacing w:after="0" w:line="240" w:lineRule="auto"/>
-              <w:jc w:val="right"/>
-              <w:rPr>
-                <w:rFonts w:ascii="Times New Roman" w:eastAsia="Times New Roman" w:hAnsi="Times New Roman" w:cs="Times New Roman"/>
-                <w:kern w:val="0"/>
-                <w:sz w:val="18"/>
-                <w:szCs w:val="18"/>
-                <w14:ligatures w14:val="none"/>
-              </w:rPr>
-            </w:pPr>
-            <w:r>
-              <w:rPr>
-                <w:rFonts w:ascii="Times New Roman" w:eastAsia="Times New Roman" w:hAnsi="Times New Roman" w:cs="Times New Roman"/>
-                <w:kern w:val="0"/>
-                <w:sz w:val="18"/>
-                <w:szCs w:val="18"/>
-                <w14:ligatures w14:val="none"/>
-              </w:rPr>
-              <w:t>0.003853</w:t>
-            </w:r>
-          </w:p>
-        </w:tc>
-        <w:tc>
-          <w:tcPr>
-            <w:tcW w:w="0" w:type="auto"/>
-            <w:vAlign w:val="center"/>
-            <w:hideMark/>
-          </w:tcPr>
-          <w:p>
-            <w:pPr>
-              <w:spacing w:after="0" w:line="240" w:lineRule="auto"/>
-              <w:jc w:val="right"/>
-              <w:rPr>
-                <w:rFonts w:ascii="Times New Roman" w:eastAsia="Times New Roman" w:hAnsi="Times New Roman" w:cs="Times New Roman"/>
-                <w:kern w:val="0"/>
-                <w:sz w:val="18"/>
-                <w:szCs w:val="18"/>
-                <w14:ligatures w14:val="none"/>
-              </w:rPr>
-            </w:pPr>
-            <w:r>
-              <w:rPr>
-                <w:rFonts w:ascii="Times New Roman" w:eastAsia="Times New Roman" w:hAnsi="Times New Roman" w:cs="Times New Roman"/>
-                <w:kern w:val="0"/>
-                <w:sz w:val="18"/>
-                <w:szCs w:val="18"/>
-                <w14:ligatures w14:val="none"/>
-              </w:rPr>
-              <w:t>0.638374</w:t>
-            </w:r>
-          </w:p>
-        </w:tc>
-        <w:tc>
-          <w:tcPr>
-            <w:tcW w:w="0" w:type="auto"/>
-            <w:vAlign w:val="center"/>
-            <w:hideMark/>
-          </w:tcPr>
-          <w:p>
-            <w:pPr>
-              <w:spacing w:after="0" w:line="240" w:lineRule="auto"/>
-              <w:jc w:val="right"/>
-              <w:rPr>
-                <w:rFonts w:ascii="Times New Roman" w:eastAsia="Times New Roman" w:hAnsi="Times New Roman" w:cs="Times New Roman"/>
-                <w:kern w:val="0"/>
-                <w:sz w:val="18"/>
-                <w:szCs w:val="18"/>
-                <w14:ligatures w14:val="none"/>
-              </w:rPr>
-            </w:pPr>
-            <w:r>
-              <w:rPr>
-                <w:rFonts w:ascii="Times New Roman" w:eastAsia="Times New Roman" w:hAnsi="Times New Roman" w:cs="Times New Roman"/>
-                <w:kern w:val="0"/>
-                <w:sz w:val="18"/>
-                <w:szCs w:val="18"/>
-                <w14:ligatures w14:val="none"/>
-              </w:rPr>
-              <w:t>0.592995</w:t>
-            </w:r>
-          </w:p>
-        </w:tc>
-        <w:tc>
-          <w:tcPr>
-            <w:tcW w:w="0" w:type="auto"/>
-            <w:vAlign w:val="center"/>
-            <w:hideMark/>
-          </w:tcPr>
-          <w:p>
-            <w:pPr>
-              <w:spacing w:after="0" w:line="240" w:lineRule="auto"/>
-              <w:jc w:val="right"/>
-              <w:rPr>
-                <w:rFonts w:ascii="Times New Roman" w:eastAsia="Times New Roman" w:hAnsi="Times New Roman" w:cs="Times New Roman"/>
-                <w:kern w:val="0"/>
-                <w:sz w:val="18"/>
-                <w:szCs w:val="18"/>
-                <w14:ligatures w14:val="none"/>
-              </w:rPr>
-            </w:pPr>
-            <w:r>
-              <w:rPr>
-                <w:rFonts w:ascii="Times New Roman" w:eastAsia="Times New Roman" w:hAnsi="Times New Roman" w:cs="Times New Roman"/>
-                <w:kern w:val="0"/>
-                <w:sz w:val="18"/>
-                <w:szCs w:val="18"/>
-                <w14:ligatures w14:val="none"/>
-              </w:rPr>
-              <w:t>2.458401</w:t>
-            </w:r>
-          </w:p>
-        </w:tc>
-        <w:tc>
-          <w:tcPr>
-            <w:tcW w:w="0" w:type="auto"/>
-            <w:vAlign w:val="center"/>
-            <w:hideMark/>
-          </w:tcPr>
-          <w:p>
-            <w:pPr>
-              <w:spacing w:after="0" w:line="240" w:lineRule="auto"/>
-              <w:jc w:val="right"/>
-              <w:rPr>
-                <w:rFonts w:ascii="Times New Roman" w:eastAsia="Times New Roman" w:hAnsi="Times New Roman" w:cs="Times New Roman"/>
-                <w:kern w:val="0"/>
-                <w:sz w:val="18"/>
-                <w:szCs w:val="18"/>
-                <w14:ligatures w14:val="none"/>
-              </w:rPr>
-            </w:pPr>
-            <w:r>
-              <w:rPr>
-                <w:rFonts w:ascii="Times New Roman" w:eastAsia="Times New Roman" w:hAnsi="Times New Roman" w:cs="Times New Roman"/>
-                <w:kern w:val="0"/>
-                <w:sz w:val="18"/>
-                <w:szCs w:val="18"/>
-                <w14:ligatures w14:val="none"/>
-              </w:rPr>
-              <w:t>0.085044</w:t>
-            </w:r>
-          </w:p>
-        </w:tc>
-      </w:tr>
-      <w:tr>
-        <w:trPr>
-          <w:tblCellSpacing w:w="15" w:type="dxa"/>
-        </w:trPr>
-        <w:tc>
-          <w:tcPr>
-            <w:tcW w:w="0" w:type="auto"/>
-            <w:vAlign w:val="center"/>
-            <w:hideMark/>
-          </w:tcPr>
-          <w:p>
-            <w:pPr>
-              <w:spacing w:after="0" w:line="240" w:lineRule="auto"/>
-              <w:rPr>
-                <w:rFonts w:ascii="Times New Roman" w:eastAsia="Times New Roman" w:hAnsi="Times New Roman" w:cs="Times New Roman"/>
-                <w:kern w:val="0"/>
-                <w:sz w:val="18"/>
-                <w:szCs w:val="18"/>
-                <w14:ligatures w14:val="none"/>
-              </w:rPr>
-            </w:pPr>
-            <w:r>
-              <w:rPr>
-                <w:rFonts w:ascii="Times New Roman" w:eastAsia="Times New Roman" w:hAnsi="Times New Roman" w:cs="Times New Roman"/>
-                <w:kern w:val="0"/>
-                <w:sz w:val="18"/>
-                <w:szCs w:val="18"/>
-                <w14:ligatures w14:val="none"/>
-              </w:rPr>
-              <w:t>Dummy_MostFrequent</w:t>
-            </w:r>
-          </w:p>
-        </w:tc>
-        <w:tc>
-          <w:tcPr>
-            <w:tcW w:w="0" w:type="auto"/>
-            <w:vAlign w:val="center"/>
-            <w:hideMark/>
-          </w:tcPr>
-          <w:p>
-            <w:pPr>
-              <w:spacing w:after="0" w:line="240" w:lineRule="auto"/>
-              <w:jc w:val="right"/>
-              <w:rPr>
-                <w:rFonts w:ascii="Times New Roman" w:eastAsia="Times New Roman" w:hAnsi="Times New Roman" w:cs="Times New Roman"/>
-                <w:kern w:val="0"/>
-                <w:sz w:val="18"/>
-                <w:szCs w:val="18"/>
-                <w14:ligatures w14:val="none"/>
-              </w:rPr>
-            </w:pPr>
-            <w:r>
-              <w:rPr>
-                <w:rFonts w:ascii="Times New Roman" w:eastAsia="Times New Roman" w:hAnsi="Times New Roman" w:cs="Times New Roman"/>
-                <w:kern w:val="0"/>
-                <w:sz w:val="18"/>
-                <w:szCs w:val="18"/>
-                <w14:ligatures w14:val="none"/>
-              </w:rPr>
-              <w:t>0.495625</w:t>
-            </w:r>
-          </w:p>
-        </w:tc>
-        <w:tc>
-          <w:tcPr>
-            <w:tcW w:w="0" w:type="auto"/>
-            <w:vAlign w:val="center"/>
-            <w:hideMark/>
-          </w:tcPr>
-          <w:p>
-            <w:pPr>
-              <w:spacing w:after="0" w:line="240" w:lineRule="auto"/>
-              <w:jc w:val="right"/>
-              <w:rPr>
-                <w:rFonts w:ascii="Times New Roman" w:eastAsia="Times New Roman" w:hAnsi="Times New Roman" w:cs="Times New Roman"/>
-                <w:kern w:val="0"/>
-                <w:sz w:val="18"/>
-                <w:szCs w:val="18"/>
-                <w14:ligatures w14:val="none"/>
-              </w:rPr>
-            </w:pPr>
-            <w:r>
-              <w:rPr>
-                <w:rFonts w:ascii="Times New Roman" w:eastAsia="Times New Roman" w:hAnsi="Times New Roman" w:cs="Times New Roman"/>
-                <w:kern w:val="0"/>
-                <w:sz w:val="18"/>
-                <w:szCs w:val="18"/>
-                <w14:ligatures w14:val="none"/>
-              </w:rPr>
-              <w:t>0.000000</w:t>
-            </w:r>
-          </w:p>
-        </w:tc>
-        <w:tc>
-          <w:tcPr>
-            <w:tcW w:w="0" w:type="auto"/>
-            <w:vAlign w:val="center"/>
-            <w:hideMark/>
-          </w:tcPr>
-          <w:p>
-            <w:pPr>
-              <w:spacing w:after="0" w:line="240" w:lineRule="auto"/>
-              <w:jc w:val="right"/>
-              <w:rPr>
-                <w:rFonts w:ascii="Times New Roman" w:eastAsia="Times New Roman" w:hAnsi="Times New Roman" w:cs="Times New Roman"/>
-                <w:kern w:val="0"/>
-                <w:sz w:val="18"/>
-                <w:szCs w:val="18"/>
-                <w14:ligatures w14:val="none"/>
-              </w:rPr>
-            </w:pPr>
-            <w:r>
-              <w:rPr>
-                <w:rFonts w:ascii="Times New Roman" w:eastAsia="Times New Roman" w:hAnsi="Times New Roman" w:cs="Times New Roman"/>
-                <w:kern w:val="0"/>
-                <w:sz w:val="18"/>
-                <w:szCs w:val="18"/>
-                <w14:ligatures w14:val="none"/>
-              </w:rPr>
-              <w:t>0.500000</w:t>
-            </w:r>
-          </w:p>
-        </w:tc>
-        <w:tc>
-          <w:tcPr>
-            <w:tcW w:w="0" w:type="auto"/>
-            <w:vAlign w:val="center"/>
-            <w:hideMark/>
-          </w:tcPr>
-          <w:p>
-            <w:pPr>
-              <w:spacing w:after="0" w:line="240" w:lineRule="auto"/>
-              <w:jc w:val="right"/>
-              <w:rPr>
-                <w:rFonts w:ascii="Times New Roman" w:eastAsia="Times New Roman" w:hAnsi="Times New Roman" w:cs="Times New Roman"/>
-                <w:kern w:val="0"/>
-                <w:sz w:val="18"/>
-                <w:szCs w:val="18"/>
-                <w14:ligatures w14:val="none"/>
-              </w:rPr>
-            </w:pPr>
-            <w:r>
-              <w:rPr>
-                <w:rFonts w:ascii="Times New Roman" w:eastAsia="Times New Roman" w:hAnsi="Times New Roman" w:cs="Times New Roman"/>
-                <w:kern w:val="0"/>
-                <w:sz w:val="18"/>
-                <w:szCs w:val="18"/>
-                <w14:ligatures w14:val="none"/>
-              </w:rPr>
-              <w:t>0.000000</w:t>
-            </w:r>
-          </w:p>
-        </w:tc>
-        <w:tc>
-          <w:tcPr>
-            <w:tcW w:w="0" w:type="auto"/>
-            <w:vAlign w:val="center"/>
-            <w:hideMark/>
-          </w:tcPr>
-          <w:p>
-            <w:pPr>
-              <w:spacing w:after="0" w:line="240" w:lineRule="auto"/>
-              <w:jc w:val="right"/>
-              <w:rPr>
-                <w:rFonts w:ascii="Times New Roman" w:eastAsia="Times New Roman" w:hAnsi="Times New Roman" w:cs="Times New Roman"/>
-                <w:kern w:val="0"/>
-                <w:sz w:val="18"/>
-                <w:szCs w:val="18"/>
-                <w14:ligatures w14:val="none"/>
-              </w:rPr>
-            </w:pPr>
-            <w:r>
-              <w:rPr>
-                <w:rFonts w:ascii="Times New Roman" w:eastAsia="Times New Roman" w:hAnsi="Times New Roman" w:cs="Times New Roman"/>
-                <w:kern w:val="0"/>
-                <w:sz w:val="18"/>
-                <w:szCs w:val="18"/>
-                <w14:ligatures w14:val="none"/>
-              </w:rPr>
-              <w:t>0.534180</w:t>
-            </w:r>
-          </w:p>
-        </w:tc>
-        <w:tc>
-          <w:tcPr>
-            <w:tcW w:w="0" w:type="auto"/>
-            <w:vAlign w:val="center"/>
-            <w:hideMark/>
-          </w:tcPr>
-          <w:p>
-            <w:pPr>
-              <w:spacing w:after="0" w:line="240" w:lineRule="auto"/>
-              <w:jc w:val="right"/>
-              <w:rPr>
-                <w:rFonts w:ascii="Times New Roman" w:eastAsia="Times New Roman" w:hAnsi="Times New Roman" w:cs="Times New Roman"/>
-                <w:kern w:val="0"/>
-                <w:sz w:val="18"/>
-                <w:szCs w:val="18"/>
-                <w14:ligatures w14:val="none"/>
-              </w:rPr>
-            </w:pPr>
-            <w:r>
-              <w:rPr>
-                <w:rFonts w:ascii="Times New Roman" w:eastAsia="Times New Roman" w:hAnsi="Times New Roman" w:cs="Times New Roman"/>
-                <w:kern w:val="0"/>
-                <w:sz w:val="18"/>
-                <w:szCs w:val="18"/>
-                <w14:ligatures w14:val="none"/>
-              </w:rPr>
-              <w:t>0.083011</w:t>
-            </w:r>
-          </w:p>
-        </w:tc>
-      </w:tr>
-    </w:tbl>
-    <w:p>
-      <w:pPr>
-        <w:rPr>
-          <w:rFonts w:ascii="Times New Roman" w:hAnsi="Times New Roman" w:cs="Times New Roman"/>
-        </w:rPr>
-      </w:pPr>
-    </w:p>
-    <w:p>
-      <w:pPr>
-        <w:rPr>
-          <w:rFonts w:ascii="Times New Roman" w:hAnsi="Times New Roman" w:cs="Times New Roman"/>
-        </w:rPr>
-      </w:pPr>
-    </w:p>
-    <w:p>
-      <w:pPr>
-        <w:pStyle w:val="NormalWeb"/>
-      </w:pPr>
-      <w:r>
-        <w:t>I included</w:t>
-      </w:r>
-      <w:r>
-        <w:t xml:space="preserve"> </w:t>
-      </w:r>
-      <w:r>
-        <w:t>two controlled feature-set ablation tests</w:t>
-      </w:r>
-      <w:r>
-        <w:t xml:space="preserve"> (Mentioned in Section-3)</w:t>
-      </w:r>
-      <w:r>
-        <w:t xml:space="preserve">. First, the variant that dropped the selected high-missing </w:t>
-      </w:r>
-      <w:r>
-        <w:t>features</w:t>
-      </w:r>
-      <w:r>
-        <w:t xml:space="preserve"> outperformed the corresponding retained-feature baseline</w:t>
-      </w:r>
-      <w:r>
-        <w:t xml:space="preserve"> (</w:t>
-      </w:r>
-      <w:r>
-        <w:t>Table-</w:t>
-      </w:r>
-      <w:r>
-        <w:t>2</w:t>
-      </w:r>
-      <w:r>
-        <w:t xml:space="preserve">). </w:t>
-      </w:r>
-      <w:r>
-        <w:t>Second, adding the engineered features on top of that simplified baseline produced a further, though modest, PR-AUC improvement</w:t>
-      </w:r>
-      <w:r>
-        <w:t xml:space="preserve"> (Table-</w:t>
-      </w:r>
-      <w:r>
-        <w:t>3</w:t>
-      </w:r>
-      <w:r>
-        <w:t>)</w:t>
-      </w:r>
-      <w:r>
-        <w:t xml:space="preserve">. </w:t>
-      </w:r>
-      <w:r>
-        <w:t>Therefore</w:t>
-      </w:r>
-      <w:r>
-        <w:t>, both the feature-dropping decision and the engineered-feature decision were validated experimentally rather than justified only by intuition.</w:t>
+        <w:t>Accordingly, the final pipeline retained the high-missing feature drop but did not retain the engineered features</w:t>
+      </w:r>
+      <w:r>
+        <w:t>.</w:t>
       </w:r>
     </w:p>
     <w:p>
@@ -2909,13 +1651,23 @@
               <w:jc w:val="center"/>
             </w:pPr>
             <w:r>
+              <w:lastRenderedPageBreak/>
               <w:t>Table</w:t>
             </w:r>
             <w:r>
               <w:t>-</w:t>
             </w:r>
             <w:r>
-              <w:t>2</w:t>
+              <w:t>1</w:t>
+            </w:r>
+            <w:r>
+              <w:t xml:space="preserve"> (Whether dropping </w:t>
+            </w:r>
+            <w:r>
+              <w:t>high-missing features improves performance</w:t>
+            </w:r>
+            <w:r>
+              <w:t>)</w:t>
             </w:r>
           </w:p>
           <w:tbl>
@@ -2931,12 +1683,12 @@
               <w:tblLook w:val="04A0" w:firstRow="1" w:lastRow="0" w:firstColumn="1" w:lastColumn="0" w:noHBand="0" w:noVBand="1"/>
             </w:tblPr>
             <w:tblGrid>
-              <w:gridCol w:w="3376"/>
-              <w:gridCol w:w="1020"/>
-              <w:gridCol w:w="1246"/>
-              <w:gridCol w:w="1056"/>
-              <w:gridCol w:w="1399"/>
-              <w:gridCol w:w="795"/>
+              <w:gridCol w:w="3466"/>
+              <w:gridCol w:w="760"/>
+              <w:gridCol w:w="1294"/>
+              <w:gridCol w:w="1098"/>
+              <w:gridCol w:w="1458"/>
+              <w:gridCol w:w="816"/>
             </w:tblGrid>
             <w:tr>
               <w:trPr>
@@ -2968,6 +1720,30 @@
                       <w14:ligatures w14:val="none"/>
                     </w:rPr>
                   </w:pPr>
+                  <w:r>
+                    <w:rPr>
+                      <w:rFonts w:ascii="Times New Roman" w:eastAsia="Times New Roman" w:hAnsi="Times New Roman" w:cs="Times New Roman"/>
+                      <w:b/>
+                      <w:bCs/>
+                      <w:kern w:val="0"/>
+                      <w:sz w:val="18"/>
+                      <w:szCs w:val="18"/>
+                      <w14:ligatures w14:val="none"/>
+                    </w:rPr>
+                    <w:t>Top2</w:t>
+                  </w:r>
+                  <w:r>
+                    <w:rPr>
+                      <w:rFonts w:ascii="Times New Roman" w:eastAsia="Times New Roman" w:hAnsi="Times New Roman" w:cs="Times New Roman"/>
+                      <w:b/>
+                      <w:bCs/>
+                      <w:kern w:val="0"/>
+                      <w:sz w:val="18"/>
+                      <w:szCs w:val="18"/>
+                      <w14:ligatures w14:val="none"/>
+                    </w:rPr>
+                    <w:t>_</w:t>
+                  </w:r>
                   <w:r>
                     <w:rPr>
                       <w:rFonts w:ascii="Times New Roman" w:eastAsia="Times New Roman" w:hAnsi="Times New Roman" w:cs="Times New Roman"/>
@@ -3015,7 +1791,7 @@
                       <w:szCs w:val="18"/>
                       <w14:ligatures w14:val="none"/>
                     </w:rPr>
-                    <w:t>Model_Used</w:t>
+                    <w:t>Model</w:t>
                   </w:r>
                 </w:p>
               </w:tc>
@@ -3772,12 +2548,12 @@
         <w:tblLook w:val="04A0" w:firstRow="1" w:lastRow="0" w:firstColumn="1" w:lastColumn="0" w:noHBand="0" w:noVBand="1"/>
       </w:tblPr>
       <w:tblGrid>
-        <w:gridCol w:w="1104"/>
+        <w:gridCol w:w="1122"/>
         <w:gridCol w:w="3490"/>
-        <w:gridCol w:w="773"/>
-        <w:gridCol w:w="1006"/>
-        <w:gridCol w:w="817"/>
-        <w:gridCol w:w="1031"/>
+        <w:gridCol w:w="741"/>
+        <w:gridCol w:w="1010"/>
+        <w:gridCol w:w="821"/>
+        <w:gridCol w:w="1037"/>
         <w:gridCol w:w="795"/>
       </w:tblGrid>
       <w:tr>
@@ -3855,7 +2631,7 @@
                 <w:szCs w:val="18"/>
                 <w14:ligatures w14:val="none"/>
               </w:rPr>
-              <w:t>Best variant</w:t>
+              <w:t>Top2_Variant</w:t>
             </w:r>
           </w:p>
         </w:tc>
@@ -3892,7 +2668,7 @@
                 <w:szCs w:val="18"/>
                 <w14:ligatures w14:val="none"/>
               </w:rPr>
-              <w:t>Model used</w:t>
+              <w:t>Model</w:t>
             </w:r>
           </w:p>
         </w:tc>
@@ -4652,7 +3428,13 @@
                               <w:rPr>
                                 <w:lang w:val="en-US"/>
                               </w:rPr>
-                              <w:t>3</w:t>
+                              <w:t>2</w:t>
+                            </w:r>
+                            <w:r>
+                              <w:rPr>
+                                <w:lang w:val="en-US"/>
+                              </w:rPr>
+                              <w:t xml:space="preserve"> (Whether adding new features improves performance)</w:t>
                             </w:r>
                           </w:p>
                         </w:txbxContent>
@@ -4677,7 +3459,7 @@
           </mc:Choice>
           <mc:Fallback>
             <w:pict>
-              <v:shape w14:anchorId="0B548B73" id="_x0000_s1029" type="#_x0000_t202" style="position:absolute;margin-left:0;margin-top:-57.45pt;width:451.3pt;height:13.5pt;z-index:251682816;visibility:visible;mso-wrap-style:square;mso-width-percent:0;mso-height-percent:0;mso-wrap-distance-left:9pt;mso-wrap-distance-top:0;mso-wrap-distance-right:9pt;mso-wrap-distance-bottom:0;mso-position-horizontal:absolute;mso-position-horizontal-relative:text;mso-position-vertical:absolute;mso-position-vertical-relative:text;mso-width-percent:0;mso-height-percent:0;mso-width-relative:margin;mso-height-relative:margin;v-text-anchor:top" o:gfxdata="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" stroked="f">
+              <v:shape w14:anchorId="0B548B73" id="_x0000_s1030" type="#_x0000_t202" style="position:absolute;margin-left:0;margin-top:-57.45pt;width:451.3pt;height:13.5pt;z-index:251682816;visibility:visible;mso-wrap-style:square;mso-width-percent:0;mso-height-percent:0;mso-wrap-distance-left:9pt;mso-wrap-distance-top:0;mso-wrap-distance-right:9pt;mso-wrap-distance-bottom:0;mso-position-horizontal:absolute;mso-position-horizontal-relative:text;mso-position-vertical:absolute;mso-position-vertical-relative:text;mso-width-percent:0;mso-height-percent:0;mso-width-relative:margin;mso-height-relative:margin;v-text-anchor:top" o:gfxdata="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" stroked="f">
                 <v:textbox inset="0,0,0,0">
                   <w:txbxContent>
                     <w:p>
@@ -4707,7 +3489,13 @@
                         <w:rPr>
                           <w:lang w:val="en-US"/>
                         </w:rPr>
-                        <w:t>3</w:t>
+                        <w:t>2</w:t>
+                      </w:r>
+                      <w:r>
+                        <w:rPr>
+                          <w:lang w:val="en-US"/>
+                        </w:rPr>
+                        <w:t xml:space="preserve"> (Whether adding new features improves performance)</w:t>
                       </w:r>
                     </w:p>
                   </w:txbxContent>
@@ -4721,487 +3509,73 @@
     </w:p>
     <w:p>
       <w:pPr>
-        <w:rPr>
-          <w:rFonts w:ascii="Times New Roman" w:hAnsi="Times New Roman" w:cs="Times New Roman"/>
-        </w:rPr>
-      </w:pPr>
-      <w:r>
-        <w:rPr>
-          <w:rFonts w:ascii="Times New Roman" w:hAnsi="Times New Roman" w:cs="Times New Roman"/>
-        </w:rPr>
-        <w:t>The agent suggested</w:t>
-      </w:r>
-      <w:r>
-        <w:rPr>
-          <w:rFonts w:ascii="Times New Roman" w:hAnsi="Times New Roman" w:cs="Times New Roman"/>
-        </w:rPr>
-        <w:t xml:space="preserve"> </w:t>
-      </w:r>
-      <w:r>
-        <w:rPr>
-          <w:rStyle w:val="Emphasis"/>
-          <w:rFonts w:ascii="Times New Roman" w:hAnsi="Times New Roman" w:cs="Times New Roman"/>
-          <w:i w:val="0"/>
-          <w:iCs w:val="0"/>
-          <w:color w:val="000000" w:themeColor="text1"/>
-          <w:shd w:val="clear" w:color="auto" w:fill="FFFFFF"/>
-        </w:rPr>
-        <w:t>Histogram-based</w:t>
-      </w:r>
-      <w:r>
-        <w:rPr>
-          <w:rStyle w:val="Emphasis"/>
-          <w:rFonts w:ascii="Times New Roman" w:hAnsi="Times New Roman" w:cs="Times New Roman"/>
-          <w:i w:val="0"/>
-          <w:iCs w:val="0"/>
-          <w:color w:val="000000" w:themeColor="text1"/>
-          <w:shd w:val="clear" w:color="auto" w:fill="FFFFFF"/>
-        </w:rPr>
-        <w:t>-</w:t>
-      </w:r>
-      <w:r>
-        <w:rPr>
-          <w:rStyle w:val="Emphasis"/>
-          <w:rFonts w:ascii="Times New Roman" w:hAnsi="Times New Roman" w:cs="Times New Roman"/>
-          <w:i w:val="0"/>
-          <w:iCs w:val="0"/>
-          <w:color w:val="000000" w:themeColor="text1"/>
-          <w:shd w:val="clear" w:color="auto" w:fill="FFFFFF"/>
-        </w:rPr>
-        <w:t>Gradient</w:t>
-      </w:r>
-      <w:r>
-        <w:rPr>
-          <w:rStyle w:val="Emphasis"/>
-          <w:rFonts w:ascii="Times New Roman" w:hAnsi="Times New Roman" w:cs="Times New Roman"/>
-          <w:i w:val="0"/>
-          <w:iCs w:val="0"/>
-          <w:color w:val="000000" w:themeColor="text1"/>
-          <w:shd w:val="clear" w:color="auto" w:fill="FFFFFF"/>
-        </w:rPr>
-        <w:t>-</w:t>
-      </w:r>
-      <w:r>
-        <w:rPr>
-          <w:rStyle w:val="Emphasis"/>
-          <w:rFonts w:ascii="Times New Roman" w:hAnsi="Times New Roman" w:cs="Times New Roman"/>
-          <w:i w:val="0"/>
-          <w:iCs w:val="0"/>
-          <w:color w:val="000000" w:themeColor="text1"/>
-          <w:shd w:val="clear" w:color="auto" w:fill="FFFFFF"/>
-        </w:rPr>
-        <w:t>Boosting</w:t>
-      </w:r>
-      <w:r>
-        <w:rPr>
-          <w:rFonts w:ascii="Times New Roman" w:hAnsi="Times New Roman" w:cs="Times New Roman"/>
-          <w:color w:val="000000" w:themeColor="text1"/>
-        </w:rPr>
-        <w:t xml:space="preserve"> </w:t>
-      </w:r>
-      <w:r>
-        <w:rPr>
-          <w:rFonts w:ascii="Times New Roman" w:hAnsi="Times New Roman" w:cs="Times New Roman"/>
-          <w:color w:val="000000" w:themeColor="text1"/>
-        </w:rPr>
-        <w:t>and Random Fores</w:t>
-      </w:r>
-      <w:r>
-        <w:rPr>
-          <w:rFonts w:ascii="Times New Roman" w:hAnsi="Times New Roman" w:cs="Times New Roman"/>
-          <w:color w:val="000000" w:themeColor="text1"/>
-        </w:rPr>
-        <w:t>t</w:t>
-      </w:r>
-      <w:r>
-        <w:rPr>
-          <w:rFonts w:ascii="Times New Roman" w:hAnsi="Times New Roman" w:cs="Times New Roman"/>
-        </w:rPr>
-        <w:t>;</w:t>
-      </w:r>
-      <w:r>
-        <w:rPr>
-          <w:rFonts w:ascii="Times New Roman" w:hAnsi="Times New Roman" w:cs="Times New Roman"/>
-        </w:rPr>
-        <w:t xml:space="preserve"> I </w:t>
-      </w:r>
-      <w:r>
-        <w:rPr>
-          <w:rFonts w:ascii="Times New Roman" w:hAnsi="Times New Roman" w:cs="Times New Roman"/>
-        </w:rPr>
-        <w:t>included XGBoost</w:t>
-      </w:r>
-      <w:r>
-        <w:rPr>
-          <w:rFonts w:ascii="Times New Roman" w:hAnsi="Times New Roman" w:cs="Times New Roman"/>
-        </w:rPr>
-        <w:t xml:space="preserve"> </w:t>
-      </w:r>
-      <w:r>
-        <w:rPr>
-          <w:rFonts w:ascii="Times New Roman" w:hAnsi="Times New Roman" w:cs="Times New Roman"/>
-        </w:rPr>
-        <w:t>and</w:t>
-      </w:r>
-      <w:r>
-        <w:rPr>
-          <w:rFonts w:ascii="Times New Roman" w:hAnsi="Times New Roman" w:cs="Times New Roman"/>
-        </w:rPr>
-        <w:t xml:space="preserve"> compare</w:t>
-      </w:r>
-      <w:r>
-        <w:rPr>
-          <w:rFonts w:ascii="Times New Roman" w:hAnsi="Times New Roman" w:cs="Times New Roman"/>
-        </w:rPr>
-        <w:t>d</w:t>
-      </w:r>
-      <w:r>
-        <w:rPr>
-          <w:rFonts w:ascii="Times New Roman" w:hAnsi="Times New Roman" w:cs="Times New Roman"/>
-        </w:rPr>
-        <w:t xml:space="preserve"> </w:t>
-      </w:r>
-      <w:r>
-        <w:rPr>
-          <w:rFonts w:ascii="Times New Roman" w:hAnsi="Times New Roman" w:cs="Times New Roman"/>
-        </w:rPr>
-        <w:t>the models</w:t>
-      </w:r>
-      <w:r>
-        <w:rPr>
-          <w:rFonts w:ascii="Times New Roman" w:hAnsi="Times New Roman" w:cs="Times New Roman"/>
-        </w:rPr>
-        <w:t>’</w:t>
-      </w:r>
-      <w:r>
-        <w:rPr>
-          <w:rFonts w:ascii="Times New Roman" w:hAnsi="Times New Roman" w:cs="Times New Roman"/>
-        </w:rPr>
-        <w:t xml:space="preserve"> performance.</w:t>
-      </w:r>
-      <w:r>
-        <w:rPr>
-          <w:rFonts w:ascii="Times New Roman" w:hAnsi="Times New Roman" w:cs="Times New Roman"/>
-        </w:rPr>
-        <w:t xml:space="preserve"> </w:t>
-      </w:r>
-      <w:r>
-        <w:rPr>
-          <w:rFonts w:ascii="Times New Roman" w:hAnsi="Times New Roman" w:cs="Times New Roman"/>
-        </w:rPr>
-        <w:t>T</w:t>
-      </w:r>
-      <w:r>
-        <w:rPr>
-          <w:rFonts w:ascii="Times New Roman" w:hAnsi="Times New Roman" w:cs="Times New Roman"/>
-        </w:rPr>
-        <w:t>he</w:t>
-      </w:r>
-      <w:r>
-        <w:rPr>
-          <w:rFonts w:ascii="Times New Roman" w:hAnsi="Times New Roman" w:cs="Times New Roman"/>
-        </w:rPr>
-        <w:t>se</w:t>
-      </w:r>
-      <w:r>
-        <w:rPr>
-          <w:rFonts w:ascii="Times New Roman" w:hAnsi="Times New Roman" w:cs="Times New Roman"/>
-        </w:rPr>
-        <w:t xml:space="preserve"> suggestions were verified experimentally under the same preprocessing, folds, and metrics. The shortlist was justified by evidence rather than preference.</w:t>
-      </w:r>
-    </w:p>
-    <w:p>
-      <w:pPr>
-        <w:rPr>
-          <w:rFonts w:ascii="Times New Roman" w:hAnsi="Times New Roman" w:cs="Times New Roman"/>
-        </w:rPr>
-      </w:pPr>
-    </w:p>
-    <w:p>
-      <w:pPr>
-        <w:rPr>
-          <w:rFonts w:ascii="Times New Roman" w:hAnsi="Times New Roman" w:cs="Times New Roman"/>
-        </w:rPr>
-      </w:pPr>
-      <w:r>
-        <w:rPr>
-          <w:rFonts w:ascii="Times New Roman" w:hAnsi="Times New Roman" w:cs="Times New Roman"/>
-        </w:rPr>
-        <w:t>5. Fine-tune and evaluate</w:t>
-      </w:r>
-    </w:p>
-    <w:p>
-      <w:pPr>
-        <w:rPr>
-          <w:rFonts w:ascii="Times New Roman" w:hAnsi="Times New Roman" w:cs="Times New Roman"/>
-        </w:rPr>
-      </w:pPr>
-    </w:p>
-    <w:p>
-      <w:pPr>
         <w:pStyle w:val="NormalWeb"/>
       </w:pPr>
       <w:r>
-        <w:lastRenderedPageBreak/>
-        <w:t xml:space="preserve">Fine-tuning focused on </w:t>
-      </w:r>
-      <w:r>
-        <w:t xml:space="preserve">the </w:t>
-      </w:r>
-      <w:r>
-        <w:t>top-2 performing models (</w:t>
-      </w:r>
-      <w:r>
-        <w:t>XGBoost</w:t>
-      </w:r>
-      <w:r>
-        <w:t xml:space="preserve"> and HistGBoost)</w:t>
-      </w:r>
-      <w:r>
-        <w:t xml:space="preserve"> </w:t>
-      </w:r>
-      <w:r>
-        <w:t xml:space="preserve">in </w:t>
-      </w:r>
-      <w:r>
-        <w:t xml:space="preserve">Section </w:t>
-      </w:r>
-      <w:r>
-        <w:t xml:space="preserve">4. </w:t>
-      </w:r>
-      <w:r>
-        <w:t>For both models, t</w:t>
-      </w:r>
-      <w:r>
-        <w:t xml:space="preserve">uning </w:t>
-      </w:r>
-      <w:r>
-        <w:t xml:space="preserve">was </w:t>
-      </w:r>
-      <w:r>
-        <w:t>perform</w:t>
-      </w:r>
-      <w:r>
-        <w:t xml:space="preserve">ed </w:t>
-      </w:r>
-      <w:r>
-        <w:t>using</w:t>
-      </w:r>
-      <w:r>
-        <w:t xml:space="preserve"> </w:t>
-      </w:r>
-      <w:r>
-        <w:t>RandomizedSearchCV on the training set</w:t>
-      </w:r>
-      <w:r>
-        <w:t>,</w:t>
-      </w:r>
-      <w:r>
-        <w:t xml:space="preserve"> with 3-fold stratified CV and Average Precision as the scoring metric</w:t>
-      </w:r>
-      <w:r>
-        <w:t xml:space="preserve"> </w:t>
-      </w:r>
-      <w:r>
-        <w:t>XGBoost model remained the final selected model</w:t>
-      </w:r>
-      <w:r>
-        <w:t xml:space="preserve">; the </w:t>
-      </w:r>
-      <w:r>
-        <w:t>cross-validated PR-AUC was 0.6797. The selected hyperparameters were n_estimators=800, learning_rate=0.05, max_depth=5, min_child_weight=5, subsample=1.0, colsample_bytree=1.0, gamma=0.3, reg_alpha=0.5, and reg_lambda=10.0.</w:t>
-      </w:r>
-    </w:p>
-    <w:p>
-      <w:pPr>
-        <w:rPr>
-          <w:rFonts w:ascii="Times New Roman" w:hAnsi="Times New Roman" w:cs="Times New Roman"/>
-        </w:rPr>
-      </w:pPr>
-      <w:r>
-        <w:rPr>
-          <w:rFonts w:ascii="Times New Roman" w:hAnsi="Times New Roman" w:cs="Times New Roman"/>
-        </w:rPr>
-        <w:t xml:space="preserve">Threshold trade-offs were analysed using </w:t>
-      </w:r>
-      <w:r>
-        <w:rPr>
-          <w:rFonts w:ascii="Times New Roman" w:hAnsi="Times New Roman" w:cs="Times New Roman"/>
-        </w:rPr>
-        <w:t xml:space="preserve">only </w:t>
-      </w:r>
-      <w:r>
-        <w:rPr>
-          <w:rFonts w:ascii="Times New Roman" w:hAnsi="Times New Roman" w:cs="Times New Roman"/>
-        </w:rPr>
-        <w:t xml:space="preserve">out-of-fold training probabilities. </w:t>
-      </w:r>
-      <w:r>
-        <w:rPr>
-          <w:rFonts w:ascii="Times New Roman" w:hAnsi="Times New Roman" w:cs="Times New Roman"/>
-        </w:rPr>
-        <w:t>Figure</w:t>
-      </w:r>
-      <w:r>
-        <w:rPr>
-          <w:rFonts w:ascii="Times New Roman" w:hAnsi="Times New Roman" w:cs="Times New Roman"/>
-        </w:rPr>
-        <w:t>-10</w:t>
-      </w:r>
-      <w:r>
-        <w:rPr>
-          <w:rFonts w:ascii="Times New Roman" w:hAnsi="Times New Roman" w:cs="Times New Roman"/>
-        </w:rPr>
-        <w:t xml:space="preserve"> shows </w:t>
-      </w:r>
-      <w:r>
-        <w:rPr>
-          <w:rFonts w:ascii="Times New Roman" w:hAnsi="Times New Roman" w:cs="Times New Roman"/>
-        </w:rPr>
-        <w:t>precision, recall, and F1</w:t>
-      </w:r>
-      <w:r>
-        <w:rPr>
-          <w:rFonts w:ascii="Times New Roman" w:hAnsi="Times New Roman" w:cs="Times New Roman"/>
-        </w:rPr>
-        <w:t xml:space="preserve"> plots</w:t>
-      </w:r>
-      <w:r>
-        <w:rPr>
-          <w:rFonts w:ascii="Times New Roman" w:hAnsi="Times New Roman" w:cs="Times New Roman"/>
-        </w:rPr>
-        <w:t xml:space="preserve"> across thresholds</w:t>
-      </w:r>
-      <w:r>
-        <w:rPr>
-          <w:rFonts w:ascii="Times New Roman" w:hAnsi="Times New Roman" w:cs="Times New Roman"/>
-        </w:rPr>
-        <w:t>;</w:t>
-      </w:r>
-      <w:r>
-        <w:rPr>
-          <w:rFonts w:ascii="Times New Roman" w:hAnsi="Times New Roman" w:cs="Times New Roman"/>
-        </w:rPr>
-        <w:t xml:space="preserve"> </w:t>
-      </w:r>
-      <w:r>
-        <w:rPr>
-          <w:rFonts w:ascii="Times New Roman" w:hAnsi="Times New Roman" w:cs="Times New Roman"/>
-          <w:color w:val="000000"/>
-        </w:rPr>
-        <w:t>a</w:t>
-      </w:r>
-      <w:r>
-        <w:rPr>
-          <w:rFonts w:ascii="Times New Roman" w:hAnsi="Times New Roman" w:cs="Times New Roman"/>
-          <w:color w:val="000000"/>
-        </w:rPr>
-        <w:t xml:space="preserve"> </w:t>
-      </w:r>
-      <w:r>
-        <w:rPr>
-          <w:rFonts w:ascii="Times New Roman" w:hAnsi="Times New Roman" w:cs="Times New Roman"/>
-          <w:color w:val="000000"/>
-        </w:rPr>
-        <w:t xml:space="preserve">neutral </w:t>
-      </w:r>
-      <w:r>
-        <w:rPr>
-          <w:rFonts w:ascii="Times New Roman" w:hAnsi="Times New Roman" w:cs="Times New Roman"/>
-          <w:color w:val="000000"/>
-        </w:rPr>
-        <w:t>threshold of 0.50 was chosen</w:t>
-      </w:r>
-      <w:r>
-        <w:rPr>
-          <w:rFonts w:ascii="Times New Roman" w:hAnsi="Times New Roman" w:cs="Times New Roman"/>
-          <w:color w:val="000000"/>
-        </w:rPr>
-        <w:t xml:space="preserve"> </w:t>
-      </w:r>
-      <w:r>
-        <w:rPr>
-          <w:rFonts w:ascii="Times New Roman" w:hAnsi="Times New Roman" w:cs="Times New Roman"/>
-          <w:color w:val="000000"/>
-        </w:rPr>
-        <w:t>as it could be</w:t>
-      </w:r>
-      <w:r>
-        <w:rPr>
-          <w:rFonts w:ascii="Times New Roman" w:hAnsi="Times New Roman" w:cs="Times New Roman"/>
-          <w:color w:val="000000"/>
-        </w:rPr>
-        <w:t xml:space="preserve"> </w:t>
-      </w:r>
-      <w:r>
-        <w:rPr>
-          <w:rFonts w:ascii="Times New Roman" w:hAnsi="Times New Roman" w:cs="Times New Roman"/>
-          <w:color w:val="000000"/>
-        </w:rPr>
-        <w:t xml:space="preserve">adjusted </w:t>
-      </w:r>
-      <w:r>
-        <w:rPr>
-          <w:rFonts w:ascii="Times New Roman" w:hAnsi="Times New Roman" w:cs="Times New Roman"/>
-          <w:color w:val="000000"/>
-        </w:rPr>
-        <w:t>based</w:t>
-      </w:r>
-      <w:r>
-        <w:rPr>
-          <w:rFonts w:ascii="Times New Roman" w:hAnsi="Times New Roman" w:cs="Times New Roman"/>
-          <w:color w:val="000000"/>
-        </w:rPr>
-        <w:t xml:space="preserve"> </w:t>
-      </w:r>
-      <w:r>
-        <w:rPr>
-          <w:rFonts w:ascii="Times New Roman" w:hAnsi="Times New Roman" w:cs="Times New Roman"/>
-          <w:color w:val="000000"/>
-        </w:rPr>
-        <w:t>on</w:t>
-      </w:r>
-      <w:r>
-        <w:rPr>
-          <w:rFonts w:ascii="Times New Roman" w:hAnsi="Times New Roman" w:cs="Times New Roman"/>
-          <w:color w:val="000000"/>
-        </w:rPr>
-        <w:t xml:space="preserve"> </w:t>
-      </w:r>
-      <w:r>
-        <w:rPr>
-          <w:rFonts w:ascii="Times New Roman" w:hAnsi="Times New Roman" w:cs="Times New Roman"/>
-          <w:color w:val="000000"/>
-        </w:rPr>
-        <w:t xml:space="preserve">the firm’s </w:t>
-      </w:r>
-      <w:r>
-        <w:rPr>
-          <w:rFonts w:ascii="Times New Roman" w:hAnsi="Times New Roman" w:cs="Times New Roman"/>
-          <w:color w:val="000000"/>
-        </w:rPr>
-        <w:t>campaign cost, capacity, and tolerance for false positives versus false negatives</w:t>
-      </w:r>
-      <w:r>
-        <w:rPr>
-          <w:rFonts w:ascii="Arial" w:hAnsi="Arial" w:cs="Arial"/>
-          <w:color w:val="000000"/>
-          <w:sz w:val="20"/>
-          <w:szCs w:val="20"/>
-        </w:rPr>
-        <w:t>. </w:t>
-      </w:r>
-      <w:r>
-        <w:rPr>
-          <w:rFonts w:ascii="Times New Roman" w:hAnsi="Times New Roman" w:cs="Times New Roman"/>
-        </w:rPr>
-        <w:t>A</w:t>
-      </w:r>
-      <w:r>
-        <w:rPr>
-          <w:rFonts w:ascii="Times New Roman" w:hAnsi="Times New Roman" w:cs="Times New Roman"/>
-        </w:rPr>
-        <w:t>nd all final test metrics use that threshold. The plot was therefore diagnostic rather than a justification for changing the operating cut-off.</w:t>
+        <w:t xml:space="preserve">The </w:t>
+      </w:r>
+      <w:r>
+        <w:t xml:space="preserve">final </w:t>
+      </w:r>
+      <w:r>
+        <w:t xml:space="preserve">model comparison </w:t>
+      </w:r>
+      <w:r>
+        <w:t>results</w:t>
+      </w:r>
+      <w:r>
+        <w:t xml:space="preserve"> (Table-</w:t>
+      </w:r>
+      <w:r>
+        <w:t>3</w:t>
+      </w:r>
+      <w:r>
+        <w:t>)</w:t>
+      </w:r>
+      <w:r>
+        <w:t xml:space="preserve"> showed a clear ordering. XGBoost performed best with mean PR-AUC 0.67</w:t>
+      </w:r>
+      <w:r>
+        <w:t>93</w:t>
+      </w:r>
+      <w:r>
+        <w:t xml:space="preserve">, </w:t>
+      </w:r>
+      <w:r>
+        <w:t>followed closely by HistGradientBoosting at 0.67</w:t>
+      </w:r>
+      <w:r>
+        <w:t>60</w:t>
+      </w:r>
+      <w:r>
+        <w:t xml:space="preserve">. </w:t>
+      </w:r>
+      <w:r>
+        <w:t>Random Forest achieved 0.65</w:t>
+      </w:r>
+      <w:r>
+        <w:t>36</w:t>
+      </w:r>
+      <w:r>
+        <w:t>, Logistic Regression 0.6</w:t>
+      </w:r>
+      <w:r>
+        <w:t>082</w:t>
+      </w:r>
+      <w:r>
+        <w:t>, and the Dummy baseline 0.49</w:t>
+      </w:r>
+      <w:r>
+        <w:t>56</w:t>
+      </w:r>
+      <w:r>
+        <w:t>. ROC-AUC and F1 followed the same broad ranking. These results indicate that boosting-based tree models captured the strongest signal in the dataset</w:t>
+      </w:r>
+      <w:r>
+        <w:t xml:space="preserve">. </w:t>
+      </w:r>
+      <w:r>
+        <w:t>The standard deviations across folds were small for the top models, suggesting reasonably stable validation performance rather than rankings driven by one unusually favourable fold.</w:t>
       </w:r>
     </w:p>
     <w:p>
@@ -5211,13 +3585,2641 @@
         <w:jc w:val="center"/>
       </w:pPr>
       <w:r>
+        <w:t>Table</w:t>
+      </w:r>
+      <w:r>
+        <w:t>-3</w:t>
+      </w:r>
+      <w:r>
+        <w:t xml:space="preserve"> </w:t>
+      </w:r>
+      <w:r>
+        <w:t xml:space="preserve"> (Main model Comparison</w:t>
+      </w:r>
+      <w:r>
+        <w:t xml:space="preserve"> using the final dataset (high-missing features dropped and no feature engineering)</w:t>
+      </w:r>
+      <w:r>
+        <w:t>)</w:t>
+      </w:r>
+    </w:p>
+    <w:tbl>
+      <w:tblPr>
+        <w:tblW w:w="0" w:type="auto"/>
+        <w:jc w:val="center"/>
+        <w:tblCellSpacing w:w="15" w:type="dxa"/>
+        <w:tblBorders>
+          <w:top w:val="single" w:sz="4" w:space="0" w:color="000000" w:themeColor="text1"/>
+          <w:left w:val="single" w:sz="4" w:space="0" w:color="000000" w:themeColor="text1"/>
+          <w:bottom w:val="single" w:sz="4" w:space="0" w:color="000000" w:themeColor="text1"/>
+          <w:right w:val="single" w:sz="4" w:space="0" w:color="000000" w:themeColor="text1"/>
+        </w:tblBorders>
+        <w:tblCellMar>
+          <w:top w:w="15" w:type="dxa"/>
+          <w:left w:w="15" w:type="dxa"/>
+          <w:bottom w:w="15" w:type="dxa"/>
+          <w:right w:w="15" w:type="dxa"/>
+        </w:tblCellMar>
+        <w:tblLook w:val="04A0" w:firstRow="1" w:lastRow="0" w:firstColumn="1" w:lastColumn="0" w:noHBand="0" w:noVBand="1"/>
+      </w:tblPr>
+      <w:tblGrid>
+        <w:gridCol w:w="2205"/>
+        <w:gridCol w:w="1174"/>
+        <w:gridCol w:w="984"/>
+        <w:gridCol w:w="1288"/>
+        <w:gridCol w:w="770"/>
+        <w:gridCol w:w="1170"/>
+        <w:gridCol w:w="1425"/>
+      </w:tblGrid>
+      <w:tr>
+        <w:trPr>
+          <w:tblHeader/>
+          <w:tblCellSpacing w:w="15" w:type="dxa"/>
+          <w:jc w:val="center"/>
+        </w:trPr>
+        <w:tc>
+          <w:tcPr>
+            <w:tcW w:w="0" w:type="auto"/>
+            <w:vAlign w:val="center"/>
+            <w:hideMark/>
+          </w:tcPr>
+          <w:p>
+            <w:pPr>
+              <w:spacing w:after="0" w:line="240" w:lineRule="auto"/>
+              <w:jc w:val="center"/>
+              <w:rPr>
+                <w:rFonts w:ascii="Times New Roman" w:eastAsia="Times New Roman" w:hAnsi="Times New Roman" w:cs="Times New Roman"/>
+                <w:b/>
+                <w:bCs/>
+                <w:kern w:val="0"/>
+                <w:sz w:val="18"/>
+                <w:szCs w:val="18"/>
+                <w14:ligatures w14:val="none"/>
+              </w:rPr>
+            </w:pPr>
+            <w:r>
+              <w:rPr>
+                <w:rFonts w:ascii="Times New Roman" w:eastAsia="Times New Roman" w:hAnsi="Times New Roman" w:cs="Times New Roman"/>
+                <w:b/>
+                <w:bCs/>
+                <w:kern w:val="0"/>
+                <w:sz w:val="18"/>
+                <w:szCs w:val="18"/>
+                <w14:ligatures w14:val="none"/>
+              </w:rPr>
+              <w:t>Model</w:t>
+            </w:r>
+          </w:p>
+        </w:tc>
+        <w:tc>
+          <w:tcPr>
+            <w:tcW w:w="0" w:type="auto"/>
+            <w:vAlign w:val="center"/>
+            <w:hideMark/>
+          </w:tcPr>
+          <w:p>
+            <w:pPr>
+              <w:spacing w:after="0" w:line="240" w:lineRule="auto"/>
+              <w:jc w:val="right"/>
+              <w:rPr>
+                <w:rFonts w:ascii="Times New Roman" w:eastAsia="Times New Roman" w:hAnsi="Times New Roman" w:cs="Times New Roman"/>
+                <w:b/>
+                <w:bCs/>
+                <w:kern w:val="0"/>
+                <w:sz w:val="18"/>
+                <w:szCs w:val="18"/>
+                <w14:ligatures w14:val="none"/>
+              </w:rPr>
+            </w:pPr>
+            <w:r>
+              <w:rPr>
+                <w:rFonts w:ascii="Times New Roman" w:eastAsia="Times New Roman" w:hAnsi="Times New Roman" w:cs="Times New Roman"/>
+                <w:b/>
+                <w:bCs/>
+                <w:kern w:val="0"/>
+                <w:sz w:val="18"/>
+                <w:szCs w:val="18"/>
+                <w14:ligatures w14:val="none"/>
+              </w:rPr>
+              <w:t>PR-AUC_mean</w:t>
+            </w:r>
+          </w:p>
+        </w:tc>
+        <w:tc>
+          <w:tcPr>
+            <w:tcW w:w="0" w:type="auto"/>
+            <w:vAlign w:val="center"/>
+            <w:hideMark/>
+          </w:tcPr>
+          <w:p>
+            <w:pPr>
+              <w:spacing w:after="0" w:line="240" w:lineRule="auto"/>
+              <w:jc w:val="right"/>
+              <w:rPr>
+                <w:rFonts w:ascii="Times New Roman" w:eastAsia="Times New Roman" w:hAnsi="Times New Roman" w:cs="Times New Roman"/>
+                <w:b/>
+                <w:bCs/>
+                <w:kern w:val="0"/>
+                <w:sz w:val="18"/>
+                <w:szCs w:val="18"/>
+                <w14:ligatures w14:val="none"/>
+              </w:rPr>
+            </w:pPr>
+            <w:r>
+              <w:rPr>
+                <w:rFonts w:ascii="Times New Roman" w:eastAsia="Times New Roman" w:hAnsi="Times New Roman" w:cs="Times New Roman"/>
+                <w:b/>
+                <w:bCs/>
+                <w:kern w:val="0"/>
+                <w:sz w:val="18"/>
+                <w:szCs w:val="18"/>
+                <w14:ligatures w14:val="none"/>
+              </w:rPr>
+              <w:t>PR-AUC_std</w:t>
+            </w:r>
+          </w:p>
+        </w:tc>
+        <w:tc>
+          <w:tcPr>
+            <w:tcW w:w="0" w:type="auto"/>
+            <w:vAlign w:val="center"/>
+            <w:hideMark/>
+          </w:tcPr>
+          <w:p>
+            <w:pPr>
+              <w:spacing w:after="0" w:line="240" w:lineRule="auto"/>
+              <w:jc w:val="right"/>
+              <w:rPr>
+                <w:rFonts w:ascii="Times New Roman" w:eastAsia="Times New Roman" w:hAnsi="Times New Roman" w:cs="Times New Roman"/>
+                <w:b/>
+                <w:bCs/>
+                <w:kern w:val="0"/>
+                <w:sz w:val="18"/>
+                <w:szCs w:val="18"/>
+                <w14:ligatures w14:val="none"/>
+              </w:rPr>
+            </w:pPr>
+            <w:r>
+              <w:rPr>
+                <w:rFonts w:ascii="Times New Roman" w:eastAsia="Times New Roman" w:hAnsi="Times New Roman" w:cs="Times New Roman"/>
+                <w:b/>
+                <w:bCs/>
+                <w:kern w:val="0"/>
+                <w:sz w:val="18"/>
+                <w:szCs w:val="18"/>
+                <w14:ligatures w14:val="none"/>
+              </w:rPr>
+              <w:t>ROC-AUC_mean</w:t>
+            </w:r>
+          </w:p>
+        </w:tc>
+        <w:tc>
+          <w:tcPr>
+            <w:tcW w:w="0" w:type="auto"/>
+            <w:vAlign w:val="center"/>
+            <w:hideMark/>
+          </w:tcPr>
+          <w:p>
+            <w:pPr>
+              <w:spacing w:after="0" w:line="240" w:lineRule="auto"/>
+              <w:jc w:val="right"/>
+              <w:rPr>
+                <w:rFonts w:ascii="Times New Roman" w:eastAsia="Times New Roman" w:hAnsi="Times New Roman" w:cs="Times New Roman"/>
+                <w:b/>
+                <w:bCs/>
+                <w:kern w:val="0"/>
+                <w:sz w:val="18"/>
+                <w:szCs w:val="18"/>
+                <w14:ligatures w14:val="none"/>
+              </w:rPr>
+            </w:pPr>
+            <w:r>
+              <w:rPr>
+                <w:rFonts w:ascii="Times New Roman" w:eastAsia="Times New Roman" w:hAnsi="Times New Roman" w:cs="Times New Roman"/>
+                <w:b/>
+                <w:bCs/>
+                <w:kern w:val="0"/>
+                <w:sz w:val="18"/>
+                <w:szCs w:val="18"/>
+                <w14:ligatures w14:val="none"/>
+              </w:rPr>
+              <w:t>F1_mean</w:t>
+            </w:r>
+          </w:p>
+        </w:tc>
+        <w:tc>
+          <w:tcPr>
+            <w:tcW w:w="0" w:type="auto"/>
+            <w:vAlign w:val="center"/>
+            <w:hideMark/>
+          </w:tcPr>
+          <w:p>
+            <w:pPr>
+              <w:spacing w:after="0" w:line="240" w:lineRule="auto"/>
+              <w:jc w:val="right"/>
+              <w:rPr>
+                <w:rFonts w:ascii="Times New Roman" w:eastAsia="Times New Roman" w:hAnsi="Times New Roman" w:cs="Times New Roman"/>
+                <w:b/>
+                <w:bCs/>
+                <w:kern w:val="0"/>
+                <w:sz w:val="18"/>
+                <w:szCs w:val="18"/>
+                <w14:ligatures w14:val="none"/>
+              </w:rPr>
+            </w:pPr>
+            <w:r>
+              <w:rPr>
+                <w:rFonts w:ascii="Times New Roman" w:eastAsia="Times New Roman" w:hAnsi="Times New Roman" w:cs="Times New Roman"/>
+                <w:b/>
+                <w:bCs/>
+                <w:kern w:val="0"/>
+                <w:sz w:val="18"/>
+                <w:szCs w:val="18"/>
+                <w14:ligatures w14:val="none"/>
+              </w:rPr>
+              <w:t>fit_time_mean</w:t>
+            </w:r>
+          </w:p>
+        </w:tc>
+        <w:tc>
+          <w:tcPr>
+            <w:tcW w:w="0" w:type="auto"/>
+            <w:vAlign w:val="center"/>
+            <w:hideMark/>
+          </w:tcPr>
+          <w:p>
+            <w:pPr>
+              <w:spacing w:after="0" w:line="240" w:lineRule="auto"/>
+              <w:jc w:val="right"/>
+              <w:rPr>
+                <w:rFonts w:ascii="Times New Roman" w:eastAsia="Times New Roman" w:hAnsi="Times New Roman" w:cs="Times New Roman"/>
+                <w:b/>
+                <w:bCs/>
+                <w:kern w:val="0"/>
+                <w:sz w:val="18"/>
+                <w:szCs w:val="18"/>
+                <w14:ligatures w14:val="none"/>
+              </w:rPr>
+            </w:pPr>
+            <w:r>
+              <w:rPr>
+                <w:rFonts w:ascii="Times New Roman" w:eastAsia="Times New Roman" w:hAnsi="Times New Roman" w:cs="Times New Roman"/>
+                <w:b/>
+                <w:bCs/>
+                <w:kern w:val="0"/>
+                <w:sz w:val="18"/>
+                <w:szCs w:val="18"/>
+                <w14:ligatures w14:val="none"/>
+              </w:rPr>
+              <w:t>score_time_mean</w:t>
+            </w:r>
+          </w:p>
+        </w:tc>
+      </w:tr>
+      <w:tr>
+        <w:trPr>
+          <w:tblCellSpacing w:w="15" w:type="dxa"/>
+          <w:jc w:val="center"/>
+        </w:trPr>
+        <w:tc>
+          <w:tcPr>
+            <w:tcW w:w="0" w:type="auto"/>
+            <w:tcBorders>
+              <w:top w:val="double" w:sz="4" w:space="0" w:color="000000" w:themeColor="text1"/>
+            </w:tcBorders>
+            <w:vAlign w:val="center"/>
+            <w:hideMark/>
+          </w:tcPr>
+          <w:p>
+            <w:pPr>
+              <w:spacing w:after="0" w:line="240" w:lineRule="auto"/>
+              <w:rPr>
+                <w:rFonts w:ascii="Times New Roman" w:eastAsia="Times New Roman" w:hAnsi="Times New Roman" w:cs="Times New Roman"/>
+                <w:kern w:val="0"/>
+                <w:sz w:val="18"/>
+                <w:szCs w:val="18"/>
+                <w14:ligatures w14:val="none"/>
+              </w:rPr>
+            </w:pPr>
+            <w:r>
+              <w:rPr>
+                <w:rFonts w:ascii="Times New Roman" w:eastAsia="Times New Roman" w:hAnsi="Times New Roman" w:cs="Times New Roman"/>
+                <w:kern w:val="0"/>
+                <w:sz w:val="18"/>
+                <w:szCs w:val="18"/>
+                <w14:ligatures w14:val="none"/>
+              </w:rPr>
+              <w:t>XGBoost</w:t>
+            </w:r>
+          </w:p>
+        </w:tc>
+        <w:tc>
+          <w:tcPr>
+            <w:tcW w:w="0" w:type="auto"/>
+            <w:tcBorders>
+              <w:top w:val="double" w:sz="4" w:space="0" w:color="000000" w:themeColor="text1"/>
+            </w:tcBorders>
+            <w:vAlign w:val="center"/>
+            <w:hideMark/>
+          </w:tcPr>
+          <w:p>
+            <w:pPr>
+              <w:spacing w:after="0" w:line="240" w:lineRule="auto"/>
+              <w:jc w:val="right"/>
+              <w:rPr>
+                <w:rFonts w:ascii="Times New Roman" w:eastAsia="Times New Roman" w:hAnsi="Times New Roman" w:cs="Times New Roman"/>
+                <w:kern w:val="0"/>
+                <w:sz w:val="18"/>
+                <w:szCs w:val="18"/>
+                <w14:ligatures w14:val="none"/>
+              </w:rPr>
+            </w:pPr>
+            <w:r>
+              <w:rPr>
+                <w:rFonts w:ascii="Times New Roman" w:eastAsia="Times New Roman" w:hAnsi="Times New Roman" w:cs="Times New Roman"/>
+                <w:kern w:val="0"/>
+                <w:sz w:val="18"/>
+                <w:szCs w:val="18"/>
+                <w14:ligatures w14:val="none"/>
+              </w:rPr>
+              <w:t>0.679320</w:t>
+            </w:r>
+          </w:p>
+        </w:tc>
+        <w:tc>
+          <w:tcPr>
+            <w:tcW w:w="0" w:type="auto"/>
+            <w:tcBorders>
+              <w:top w:val="double" w:sz="4" w:space="0" w:color="000000" w:themeColor="text1"/>
+            </w:tcBorders>
+            <w:vAlign w:val="center"/>
+            <w:hideMark/>
+          </w:tcPr>
+          <w:p>
+            <w:pPr>
+              <w:spacing w:after="0" w:line="240" w:lineRule="auto"/>
+              <w:jc w:val="right"/>
+              <w:rPr>
+                <w:rFonts w:ascii="Times New Roman" w:eastAsia="Times New Roman" w:hAnsi="Times New Roman" w:cs="Times New Roman"/>
+                <w:kern w:val="0"/>
+                <w:sz w:val="18"/>
+                <w:szCs w:val="18"/>
+                <w14:ligatures w14:val="none"/>
+              </w:rPr>
+            </w:pPr>
+            <w:r>
+              <w:rPr>
+                <w:rFonts w:ascii="Times New Roman" w:eastAsia="Times New Roman" w:hAnsi="Times New Roman" w:cs="Times New Roman"/>
+                <w:kern w:val="0"/>
+                <w:sz w:val="18"/>
+                <w:szCs w:val="18"/>
+                <w14:ligatures w14:val="none"/>
+              </w:rPr>
+              <w:t>0.007777</w:t>
+            </w:r>
+          </w:p>
+        </w:tc>
+        <w:tc>
+          <w:tcPr>
+            <w:tcW w:w="0" w:type="auto"/>
+            <w:tcBorders>
+              <w:top w:val="double" w:sz="4" w:space="0" w:color="000000" w:themeColor="text1"/>
+            </w:tcBorders>
+            <w:vAlign w:val="center"/>
+            <w:hideMark/>
+          </w:tcPr>
+          <w:p>
+            <w:pPr>
+              <w:spacing w:after="0" w:line="240" w:lineRule="auto"/>
+              <w:jc w:val="right"/>
+              <w:rPr>
+                <w:rFonts w:ascii="Times New Roman" w:eastAsia="Times New Roman" w:hAnsi="Times New Roman" w:cs="Times New Roman"/>
+                <w:kern w:val="0"/>
+                <w:sz w:val="18"/>
+                <w:szCs w:val="18"/>
+                <w14:ligatures w14:val="none"/>
+              </w:rPr>
+            </w:pPr>
+            <w:r>
+              <w:rPr>
+                <w:rFonts w:ascii="Times New Roman" w:eastAsia="Times New Roman" w:hAnsi="Times New Roman" w:cs="Times New Roman"/>
+                <w:kern w:val="0"/>
+                <w:sz w:val="18"/>
+                <w:szCs w:val="18"/>
+                <w14:ligatures w14:val="none"/>
+              </w:rPr>
+              <w:t>0.693592</w:t>
+            </w:r>
+          </w:p>
+        </w:tc>
+        <w:tc>
+          <w:tcPr>
+            <w:tcW w:w="0" w:type="auto"/>
+            <w:tcBorders>
+              <w:top w:val="double" w:sz="4" w:space="0" w:color="000000" w:themeColor="text1"/>
+            </w:tcBorders>
+            <w:vAlign w:val="center"/>
+            <w:hideMark/>
+          </w:tcPr>
+          <w:p>
+            <w:pPr>
+              <w:spacing w:after="0" w:line="240" w:lineRule="auto"/>
+              <w:jc w:val="right"/>
+              <w:rPr>
+                <w:rFonts w:ascii="Times New Roman" w:eastAsia="Times New Roman" w:hAnsi="Times New Roman" w:cs="Times New Roman"/>
+                <w:kern w:val="0"/>
+                <w:sz w:val="18"/>
+                <w:szCs w:val="18"/>
+                <w14:ligatures w14:val="none"/>
+              </w:rPr>
+            </w:pPr>
+            <w:r>
+              <w:rPr>
+                <w:rFonts w:ascii="Times New Roman" w:eastAsia="Times New Roman" w:hAnsi="Times New Roman" w:cs="Times New Roman"/>
+                <w:kern w:val="0"/>
+                <w:sz w:val="18"/>
+                <w:szCs w:val="18"/>
+                <w14:ligatures w14:val="none"/>
+              </w:rPr>
+              <w:t>0.640389</w:t>
+            </w:r>
+          </w:p>
+        </w:tc>
+        <w:tc>
+          <w:tcPr>
+            <w:tcW w:w="0" w:type="auto"/>
+            <w:tcBorders>
+              <w:top w:val="double" w:sz="4" w:space="0" w:color="000000" w:themeColor="text1"/>
+            </w:tcBorders>
+            <w:vAlign w:val="center"/>
+            <w:hideMark/>
+          </w:tcPr>
+          <w:p>
+            <w:pPr>
+              <w:spacing w:after="0" w:line="240" w:lineRule="auto"/>
+              <w:jc w:val="right"/>
+              <w:rPr>
+                <w:rFonts w:ascii="Times New Roman" w:eastAsia="Times New Roman" w:hAnsi="Times New Roman" w:cs="Times New Roman"/>
+                <w:kern w:val="0"/>
+                <w:sz w:val="18"/>
+                <w:szCs w:val="18"/>
+                <w14:ligatures w14:val="none"/>
+              </w:rPr>
+            </w:pPr>
+            <w:r>
+              <w:rPr>
+                <w:rFonts w:ascii="Times New Roman" w:eastAsia="Times New Roman" w:hAnsi="Times New Roman" w:cs="Times New Roman"/>
+                <w:kern w:val="0"/>
+                <w:sz w:val="18"/>
+                <w:szCs w:val="18"/>
+                <w14:ligatures w14:val="none"/>
+              </w:rPr>
+              <w:t>1.979257</w:t>
+            </w:r>
+          </w:p>
+        </w:tc>
+        <w:tc>
+          <w:tcPr>
+            <w:tcW w:w="0" w:type="auto"/>
+            <w:tcBorders>
+              <w:top w:val="double" w:sz="4" w:space="0" w:color="000000" w:themeColor="text1"/>
+            </w:tcBorders>
+            <w:vAlign w:val="center"/>
+            <w:hideMark/>
+          </w:tcPr>
+          <w:p>
+            <w:pPr>
+              <w:spacing w:after="0" w:line="240" w:lineRule="auto"/>
+              <w:jc w:val="right"/>
+              <w:rPr>
+                <w:rFonts w:ascii="Times New Roman" w:eastAsia="Times New Roman" w:hAnsi="Times New Roman" w:cs="Times New Roman"/>
+                <w:kern w:val="0"/>
+                <w:sz w:val="18"/>
+                <w:szCs w:val="18"/>
+                <w14:ligatures w14:val="none"/>
+              </w:rPr>
+            </w:pPr>
+            <w:r>
+              <w:rPr>
+                <w:rFonts w:ascii="Times New Roman" w:eastAsia="Times New Roman" w:hAnsi="Times New Roman" w:cs="Times New Roman"/>
+                <w:kern w:val="0"/>
+                <w:sz w:val="18"/>
+                <w:szCs w:val="18"/>
+                <w14:ligatures w14:val="none"/>
+              </w:rPr>
+              <w:t>0.104909</w:t>
+            </w:r>
+          </w:p>
+        </w:tc>
+      </w:tr>
+      <w:tr>
+        <w:trPr>
+          <w:tblCellSpacing w:w="15" w:type="dxa"/>
+          <w:jc w:val="center"/>
+        </w:trPr>
+        <w:tc>
+          <w:tcPr>
+            <w:tcW w:w="0" w:type="auto"/>
+            <w:vAlign w:val="center"/>
+            <w:hideMark/>
+          </w:tcPr>
+          <w:p>
+            <w:pPr>
+              <w:spacing w:after="0" w:line="240" w:lineRule="auto"/>
+              <w:rPr>
+                <w:rFonts w:ascii="Times New Roman" w:eastAsia="Times New Roman" w:hAnsi="Times New Roman" w:cs="Times New Roman"/>
+                <w:kern w:val="0"/>
+                <w:sz w:val="18"/>
+                <w:szCs w:val="18"/>
+                <w14:ligatures w14:val="none"/>
+              </w:rPr>
+            </w:pPr>
+            <w:r>
+              <w:rPr>
+                <w:rFonts w:ascii="Times New Roman" w:eastAsia="Times New Roman" w:hAnsi="Times New Roman" w:cs="Times New Roman"/>
+                <w:kern w:val="0"/>
+                <w:sz w:val="18"/>
+                <w:szCs w:val="18"/>
+                <w14:ligatures w14:val="none"/>
+              </w:rPr>
+              <w:t>HistGradientBoosting</w:t>
+            </w:r>
+          </w:p>
+        </w:tc>
+        <w:tc>
+          <w:tcPr>
+            <w:tcW w:w="0" w:type="auto"/>
+            <w:vAlign w:val="center"/>
+            <w:hideMark/>
+          </w:tcPr>
+          <w:p>
+            <w:pPr>
+              <w:spacing w:after="0" w:line="240" w:lineRule="auto"/>
+              <w:jc w:val="right"/>
+              <w:rPr>
+                <w:rFonts w:ascii="Times New Roman" w:eastAsia="Times New Roman" w:hAnsi="Times New Roman" w:cs="Times New Roman"/>
+                <w:kern w:val="0"/>
+                <w:sz w:val="18"/>
+                <w:szCs w:val="18"/>
+                <w14:ligatures w14:val="none"/>
+              </w:rPr>
+            </w:pPr>
+            <w:r>
+              <w:rPr>
+                <w:rFonts w:ascii="Times New Roman" w:eastAsia="Times New Roman" w:hAnsi="Times New Roman" w:cs="Times New Roman"/>
+                <w:kern w:val="0"/>
+                <w:sz w:val="18"/>
+                <w:szCs w:val="18"/>
+                <w14:ligatures w14:val="none"/>
+              </w:rPr>
+              <w:t>0.676014</w:t>
+            </w:r>
+          </w:p>
+        </w:tc>
+        <w:tc>
+          <w:tcPr>
+            <w:tcW w:w="0" w:type="auto"/>
+            <w:vAlign w:val="center"/>
+            <w:hideMark/>
+          </w:tcPr>
+          <w:p>
+            <w:pPr>
+              <w:spacing w:after="0" w:line="240" w:lineRule="auto"/>
+              <w:jc w:val="right"/>
+              <w:rPr>
+                <w:rFonts w:ascii="Times New Roman" w:eastAsia="Times New Roman" w:hAnsi="Times New Roman" w:cs="Times New Roman"/>
+                <w:kern w:val="0"/>
+                <w:sz w:val="18"/>
+                <w:szCs w:val="18"/>
+                <w14:ligatures w14:val="none"/>
+              </w:rPr>
+            </w:pPr>
+            <w:r>
+              <w:rPr>
+                <w:rFonts w:ascii="Times New Roman" w:eastAsia="Times New Roman" w:hAnsi="Times New Roman" w:cs="Times New Roman"/>
+                <w:kern w:val="0"/>
+                <w:sz w:val="18"/>
+                <w:szCs w:val="18"/>
+                <w14:ligatures w14:val="none"/>
+              </w:rPr>
+              <w:t>0.007331</w:t>
+            </w:r>
+          </w:p>
+        </w:tc>
+        <w:tc>
+          <w:tcPr>
+            <w:tcW w:w="0" w:type="auto"/>
+            <w:vAlign w:val="center"/>
+            <w:hideMark/>
+          </w:tcPr>
+          <w:p>
+            <w:pPr>
+              <w:spacing w:after="0" w:line="240" w:lineRule="auto"/>
+              <w:jc w:val="right"/>
+              <w:rPr>
+                <w:rFonts w:ascii="Times New Roman" w:eastAsia="Times New Roman" w:hAnsi="Times New Roman" w:cs="Times New Roman"/>
+                <w:kern w:val="0"/>
+                <w:sz w:val="18"/>
+                <w:szCs w:val="18"/>
+                <w14:ligatures w14:val="none"/>
+              </w:rPr>
+            </w:pPr>
+            <w:r>
+              <w:rPr>
+                <w:rFonts w:ascii="Times New Roman" w:eastAsia="Times New Roman" w:hAnsi="Times New Roman" w:cs="Times New Roman"/>
+                <w:kern w:val="0"/>
+                <w:sz w:val="18"/>
+                <w:szCs w:val="18"/>
+                <w14:ligatures w14:val="none"/>
+              </w:rPr>
+              <w:t>0.691045</w:t>
+            </w:r>
+          </w:p>
+        </w:tc>
+        <w:tc>
+          <w:tcPr>
+            <w:tcW w:w="0" w:type="auto"/>
+            <w:vAlign w:val="center"/>
+            <w:hideMark/>
+          </w:tcPr>
+          <w:p>
+            <w:pPr>
+              <w:spacing w:after="0" w:line="240" w:lineRule="auto"/>
+              <w:jc w:val="right"/>
+              <w:rPr>
+                <w:rFonts w:ascii="Times New Roman" w:eastAsia="Times New Roman" w:hAnsi="Times New Roman" w:cs="Times New Roman"/>
+                <w:kern w:val="0"/>
+                <w:sz w:val="18"/>
+                <w:szCs w:val="18"/>
+                <w14:ligatures w14:val="none"/>
+              </w:rPr>
+            </w:pPr>
+            <w:r>
+              <w:rPr>
+                <w:rFonts w:ascii="Times New Roman" w:eastAsia="Times New Roman" w:hAnsi="Times New Roman" w:cs="Times New Roman"/>
+                <w:kern w:val="0"/>
+                <w:sz w:val="18"/>
+                <w:szCs w:val="18"/>
+                <w14:ligatures w14:val="none"/>
+              </w:rPr>
+              <w:t>0.638337</w:t>
+            </w:r>
+          </w:p>
+        </w:tc>
+        <w:tc>
+          <w:tcPr>
+            <w:tcW w:w="0" w:type="auto"/>
+            <w:vAlign w:val="center"/>
+            <w:hideMark/>
+          </w:tcPr>
+          <w:p>
+            <w:pPr>
+              <w:spacing w:after="0" w:line="240" w:lineRule="auto"/>
+              <w:jc w:val="right"/>
+              <w:rPr>
+                <w:rFonts w:ascii="Times New Roman" w:eastAsia="Times New Roman" w:hAnsi="Times New Roman" w:cs="Times New Roman"/>
+                <w:kern w:val="0"/>
+                <w:sz w:val="18"/>
+                <w:szCs w:val="18"/>
+                <w14:ligatures w14:val="none"/>
+              </w:rPr>
+            </w:pPr>
+            <w:r>
+              <w:rPr>
+                <w:rFonts w:ascii="Times New Roman" w:eastAsia="Times New Roman" w:hAnsi="Times New Roman" w:cs="Times New Roman"/>
+                <w:kern w:val="0"/>
+                <w:sz w:val="18"/>
+                <w:szCs w:val="18"/>
+                <w14:ligatures w14:val="none"/>
+              </w:rPr>
+              <w:t>3.170051</w:t>
+            </w:r>
+          </w:p>
+        </w:tc>
+        <w:tc>
+          <w:tcPr>
+            <w:tcW w:w="0" w:type="auto"/>
+            <w:vAlign w:val="center"/>
+            <w:hideMark/>
+          </w:tcPr>
+          <w:p>
+            <w:pPr>
+              <w:spacing w:after="0" w:line="240" w:lineRule="auto"/>
+              <w:jc w:val="right"/>
+              <w:rPr>
+                <w:rFonts w:ascii="Times New Roman" w:eastAsia="Times New Roman" w:hAnsi="Times New Roman" w:cs="Times New Roman"/>
+                <w:kern w:val="0"/>
+                <w:sz w:val="18"/>
+                <w:szCs w:val="18"/>
+                <w14:ligatures w14:val="none"/>
+              </w:rPr>
+            </w:pPr>
+            <w:r>
+              <w:rPr>
+                <w:rFonts w:ascii="Times New Roman" w:eastAsia="Times New Roman" w:hAnsi="Times New Roman" w:cs="Times New Roman"/>
+                <w:kern w:val="0"/>
+                <w:sz w:val="18"/>
+                <w:szCs w:val="18"/>
+                <w14:ligatures w14:val="none"/>
+              </w:rPr>
+              <w:t>0.240115</w:t>
+            </w:r>
+          </w:p>
+        </w:tc>
+      </w:tr>
+      <w:tr>
+        <w:trPr>
+          <w:tblCellSpacing w:w="15" w:type="dxa"/>
+          <w:jc w:val="center"/>
+        </w:trPr>
+        <w:tc>
+          <w:tcPr>
+            <w:tcW w:w="0" w:type="auto"/>
+            <w:vAlign w:val="center"/>
+            <w:hideMark/>
+          </w:tcPr>
+          <w:p>
+            <w:pPr>
+              <w:spacing w:after="0" w:line="240" w:lineRule="auto"/>
+              <w:rPr>
+                <w:rFonts w:ascii="Times New Roman" w:eastAsia="Times New Roman" w:hAnsi="Times New Roman" w:cs="Times New Roman"/>
+                <w:kern w:val="0"/>
+                <w:sz w:val="18"/>
+                <w:szCs w:val="18"/>
+                <w14:ligatures w14:val="none"/>
+              </w:rPr>
+            </w:pPr>
+            <w:r>
+              <w:rPr>
+                <w:rFonts w:ascii="Times New Roman" w:eastAsia="Times New Roman" w:hAnsi="Times New Roman" w:cs="Times New Roman"/>
+                <w:kern w:val="0"/>
+                <w:sz w:val="18"/>
+                <w:szCs w:val="18"/>
+                <w14:ligatures w14:val="none"/>
+              </w:rPr>
+              <w:t>RandomForest</w:t>
+            </w:r>
+          </w:p>
+        </w:tc>
+        <w:tc>
+          <w:tcPr>
+            <w:tcW w:w="0" w:type="auto"/>
+            <w:vAlign w:val="center"/>
+            <w:hideMark/>
+          </w:tcPr>
+          <w:p>
+            <w:pPr>
+              <w:spacing w:after="0" w:line="240" w:lineRule="auto"/>
+              <w:jc w:val="right"/>
+              <w:rPr>
+                <w:rFonts w:ascii="Times New Roman" w:eastAsia="Times New Roman" w:hAnsi="Times New Roman" w:cs="Times New Roman"/>
+                <w:kern w:val="0"/>
+                <w:sz w:val="18"/>
+                <w:szCs w:val="18"/>
+                <w14:ligatures w14:val="none"/>
+              </w:rPr>
+            </w:pPr>
+            <w:r>
+              <w:rPr>
+                <w:rFonts w:ascii="Times New Roman" w:eastAsia="Times New Roman" w:hAnsi="Times New Roman" w:cs="Times New Roman"/>
+                <w:kern w:val="0"/>
+                <w:sz w:val="18"/>
+                <w:szCs w:val="18"/>
+                <w14:ligatures w14:val="none"/>
+              </w:rPr>
+              <w:t>0.653604</w:t>
+            </w:r>
+          </w:p>
+        </w:tc>
+        <w:tc>
+          <w:tcPr>
+            <w:tcW w:w="0" w:type="auto"/>
+            <w:vAlign w:val="center"/>
+            <w:hideMark/>
+          </w:tcPr>
+          <w:p>
+            <w:pPr>
+              <w:spacing w:after="0" w:line="240" w:lineRule="auto"/>
+              <w:jc w:val="right"/>
+              <w:rPr>
+                <w:rFonts w:ascii="Times New Roman" w:eastAsia="Times New Roman" w:hAnsi="Times New Roman" w:cs="Times New Roman"/>
+                <w:kern w:val="0"/>
+                <w:sz w:val="18"/>
+                <w:szCs w:val="18"/>
+                <w14:ligatures w14:val="none"/>
+              </w:rPr>
+            </w:pPr>
+            <w:r>
+              <w:rPr>
+                <w:rFonts w:ascii="Times New Roman" w:eastAsia="Times New Roman" w:hAnsi="Times New Roman" w:cs="Times New Roman"/>
+                <w:kern w:val="0"/>
+                <w:sz w:val="18"/>
+                <w:szCs w:val="18"/>
+                <w14:ligatures w14:val="none"/>
+              </w:rPr>
+              <w:t>0.007227</w:t>
+            </w:r>
+          </w:p>
+        </w:tc>
+        <w:tc>
+          <w:tcPr>
+            <w:tcW w:w="0" w:type="auto"/>
+            <w:vAlign w:val="center"/>
+            <w:hideMark/>
+          </w:tcPr>
+          <w:p>
+            <w:pPr>
+              <w:spacing w:after="0" w:line="240" w:lineRule="auto"/>
+              <w:jc w:val="right"/>
+              <w:rPr>
+                <w:rFonts w:ascii="Times New Roman" w:eastAsia="Times New Roman" w:hAnsi="Times New Roman" w:cs="Times New Roman"/>
+                <w:kern w:val="0"/>
+                <w:sz w:val="18"/>
+                <w:szCs w:val="18"/>
+                <w14:ligatures w14:val="none"/>
+              </w:rPr>
+            </w:pPr>
+            <w:r>
+              <w:rPr>
+                <w:rFonts w:ascii="Times New Roman" w:eastAsia="Times New Roman" w:hAnsi="Times New Roman" w:cs="Times New Roman"/>
+                <w:kern w:val="0"/>
+                <w:sz w:val="18"/>
+                <w:szCs w:val="18"/>
+                <w14:ligatures w14:val="none"/>
+              </w:rPr>
+              <w:t>0.673427</w:t>
+            </w:r>
+          </w:p>
+        </w:tc>
+        <w:tc>
+          <w:tcPr>
+            <w:tcW w:w="0" w:type="auto"/>
+            <w:vAlign w:val="center"/>
+            <w:hideMark/>
+          </w:tcPr>
+          <w:p>
+            <w:pPr>
+              <w:spacing w:after="0" w:line="240" w:lineRule="auto"/>
+              <w:jc w:val="right"/>
+              <w:rPr>
+                <w:rFonts w:ascii="Times New Roman" w:eastAsia="Times New Roman" w:hAnsi="Times New Roman" w:cs="Times New Roman"/>
+                <w:kern w:val="0"/>
+                <w:sz w:val="18"/>
+                <w:szCs w:val="18"/>
+                <w14:ligatures w14:val="none"/>
+              </w:rPr>
+            </w:pPr>
+            <w:r>
+              <w:rPr>
+                <w:rFonts w:ascii="Times New Roman" w:eastAsia="Times New Roman" w:hAnsi="Times New Roman" w:cs="Times New Roman"/>
+                <w:kern w:val="0"/>
+                <w:sz w:val="18"/>
+                <w:szCs w:val="18"/>
+                <w14:ligatures w14:val="none"/>
+              </w:rPr>
+              <w:t>0.621175</w:t>
+            </w:r>
+          </w:p>
+        </w:tc>
+        <w:tc>
+          <w:tcPr>
+            <w:tcW w:w="0" w:type="auto"/>
+            <w:vAlign w:val="center"/>
+            <w:hideMark/>
+          </w:tcPr>
+          <w:p>
+            <w:pPr>
+              <w:spacing w:after="0" w:line="240" w:lineRule="auto"/>
+              <w:jc w:val="right"/>
+              <w:rPr>
+                <w:rFonts w:ascii="Times New Roman" w:eastAsia="Times New Roman" w:hAnsi="Times New Roman" w:cs="Times New Roman"/>
+                <w:kern w:val="0"/>
+                <w:sz w:val="18"/>
+                <w:szCs w:val="18"/>
+                <w14:ligatures w14:val="none"/>
+              </w:rPr>
+            </w:pPr>
+            <w:r>
+              <w:rPr>
+                <w:rFonts w:ascii="Times New Roman" w:eastAsia="Times New Roman" w:hAnsi="Times New Roman" w:cs="Times New Roman"/>
+                <w:kern w:val="0"/>
+                <w:sz w:val="18"/>
+                <w:szCs w:val="18"/>
+                <w14:ligatures w14:val="none"/>
+              </w:rPr>
+              <w:t>8.594528</w:t>
+            </w:r>
+          </w:p>
+        </w:tc>
+        <w:tc>
+          <w:tcPr>
+            <w:tcW w:w="0" w:type="auto"/>
+            <w:vAlign w:val="center"/>
+            <w:hideMark/>
+          </w:tcPr>
+          <w:p>
+            <w:pPr>
+              <w:spacing w:after="0" w:line="240" w:lineRule="auto"/>
+              <w:jc w:val="right"/>
+              <w:rPr>
+                <w:rFonts w:ascii="Times New Roman" w:eastAsia="Times New Roman" w:hAnsi="Times New Roman" w:cs="Times New Roman"/>
+                <w:kern w:val="0"/>
+                <w:sz w:val="18"/>
+                <w:szCs w:val="18"/>
+                <w14:ligatures w14:val="none"/>
+              </w:rPr>
+            </w:pPr>
+            <w:r>
+              <w:rPr>
+                <w:rFonts w:ascii="Times New Roman" w:eastAsia="Times New Roman" w:hAnsi="Times New Roman" w:cs="Times New Roman"/>
+                <w:kern w:val="0"/>
+                <w:sz w:val="18"/>
+                <w:szCs w:val="18"/>
+                <w14:ligatures w14:val="none"/>
+              </w:rPr>
+              <w:t>0.352590</w:t>
+            </w:r>
+          </w:p>
+        </w:tc>
+      </w:tr>
+      <w:tr>
+        <w:trPr>
+          <w:tblCellSpacing w:w="15" w:type="dxa"/>
+          <w:jc w:val="center"/>
+        </w:trPr>
+        <w:tc>
+          <w:tcPr>
+            <w:tcW w:w="0" w:type="auto"/>
+            <w:vAlign w:val="center"/>
+            <w:hideMark/>
+          </w:tcPr>
+          <w:p>
+            <w:pPr>
+              <w:spacing w:after="0" w:line="240" w:lineRule="auto"/>
+              <w:rPr>
+                <w:rFonts w:ascii="Times New Roman" w:eastAsia="Times New Roman" w:hAnsi="Times New Roman" w:cs="Times New Roman"/>
+                <w:kern w:val="0"/>
+                <w:sz w:val="18"/>
+                <w:szCs w:val="18"/>
+                <w14:ligatures w14:val="none"/>
+              </w:rPr>
+            </w:pPr>
+            <w:r>
+              <w:rPr>
+                <w:rFonts w:ascii="Times New Roman" w:eastAsia="Times New Roman" w:hAnsi="Times New Roman" w:cs="Times New Roman"/>
+                <w:kern w:val="0"/>
+                <w:sz w:val="18"/>
+                <w:szCs w:val="18"/>
+                <w14:ligatures w14:val="none"/>
+              </w:rPr>
+              <w:t>LogisticRegression_balanced</w:t>
+            </w:r>
+          </w:p>
+        </w:tc>
+        <w:tc>
+          <w:tcPr>
+            <w:tcW w:w="0" w:type="auto"/>
+            <w:vAlign w:val="center"/>
+            <w:hideMark/>
+          </w:tcPr>
+          <w:p>
+            <w:pPr>
+              <w:spacing w:after="0" w:line="240" w:lineRule="auto"/>
+              <w:jc w:val="right"/>
+              <w:rPr>
+                <w:rFonts w:ascii="Times New Roman" w:eastAsia="Times New Roman" w:hAnsi="Times New Roman" w:cs="Times New Roman"/>
+                <w:kern w:val="0"/>
+                <w:sz w:val="18"/>
+                <w:szCs w:val="18"/>
+                <w14:ligatures w14:val="none"/>
+              </w:rPr>
+            </w:pPr>
+            <w:r>
+              <w:rPr>
+                <w:rFonts w:ascii="Times New Roman" w:eastAsia="Times New Roman" w:hAnsi="Times New Roman" w:cs="Times New Roman"/>
+                <w:kern w:val="0"/>
+                <w:sz w:val="18"/>
+                <w:szCs w:val="18"/>
+                <w14:ligatures w14:val="none"/>
+              </w:rPr>
+              <w:t>0.608184</w:t>
+            </w:r>
+          </w:p>
+        </w:tc>
+        <w:tc>
+          <w:tcPr>
+            <w:tcW w:w="0" w:type="auto"/>
+            <w:vAlign w:val="center"/>
+            <w:hideMark/>
+          </w:tcPr>
+          <w:p>
+            <w:pPr>
+              <w:spacing w:after="0" w:line="240" w:lineRule="auto"/>
+              <w:jc w:val="right"/>
+              <w:rPr>
+                <w:rFonts w:ascii="Times New Roman" w:eastAsia="Times New Roman" w:hAnsi="Times New Roman" w:cs="Times New Roman"/>
+                <w:kern w:val="0"/>
+                <w:sz w:val="18"/>
+                <w:szCs w:val="18"/>
+                <w14:ligatures w14:val="none"/>
+              </w:rPr>
+            </w:pPr>
+            <w:r>
+              <w:rPr>
+                <w:rFonts w:ascii="Times New Roman" w:eastAsia="Times New Roman" w:hAnsi="Times New Roman" w:cs="Times New Roman"/>
+                <w:kern w:val="0"/>
+                <w:sz w:val="18"/>
+                <w:szCs w:val="18"/>
+                <w14:ligatures w14:val="none"/>
+              </w:rPr>
+              <w:t>0.004970</w:t>
+            </w:r>
+          </w:p>
+        </w:tc>
+        <w:tc>
+          <w:tcPr>
+            <w:tcW w:w="0" w:type="auto"/>
+            <w:vAlign w:val="center"/>
+            <w:hideMark/>
+          </w:tcPr>
+          <w:p>
+            <w:pPr>
+              <w:spacing w:after="0" w:line="240" w:lineRule="auto"/>
+              <w:jc w:val="right"/>
+              <w:rPr>
+                <w:rFonts w:ascii="Times New Roman" w:eastAsia="Times New Roman" w:hAnsi="Times New Roman" w:cs="Times New Roman"/>
+                <w:kern w:val="0"/>
+                <w:sz w:val="18"/>
+                <w:szCs w:val="18"/>
+                <w14:ligatures w14:val="none"/>
+              </w:rPr>
+            </w:pPr>
+            <w:r>
+              <w:rPr>
+                <w:rFonts w:ascii="Times New Roman" w:eastAsia="Times New Roman" w:hAnsi="Times New Roman" w:cs="Times New Roman"/>
+                <w:kern w:val="0"/>
+                <w:sz w:val="18"/>
+                <w:szCs w:val="18"/>
+                <w14:ligatures w14:val="none"/>
+              </w:rPr>
+              <w:t>0.631317</w:t>
+            </w:r>
+          </w:p>
+        </w:tc>
+        <w:tc>
+          <w:tcPr>
+            <w:tcW w:w="0" w:type="auto"/>
+            <w:vAlign w:val="center"/>
+            <w:hideMark/>
+          </w:tcPr>
+          <w:p>
+            <w:pPr>
+              <w:spacing w:after="0" w:line="240" w:lineRule="auto"/>
+              <w:jc w:val="right"/>
+              <w:rPr>
+                <w:rFonts w:ascii="Times New Roman" w:eastAsia="Times New Roman" w:hAnsi="Times New Roman" w:cs="Times New Roman"/>
+                <w:kern w:val="0"/>
+                <w:sz w:val="18"/>
+                <w:szCs w:val="18"/>
+                <w14:ligatures w14:val="none"/>
+              </w:rPr>
+            </w:pPr>
+            <w:r>
+              <w:rPr>
+                <w:rFonts w:ascii="Times New Roman" w:eastAsia="Times New Roman" w:hAnsi="Times New Roman" w:cs="Times New Roman"/>
+                <w:kern w:val="0"/>
+                <w:sz w:val="18"/>
+                <w:szCs w:val="18"/>
+                <w14:ligatures w14:val="none"/>
+              </w:rPr>
+              <w:t>0.598345</w:t>
+            </w:r>
+          </w:p>
+        </w:tc>
+        <w:tc>
+          <w:tcPr>
+            <w:tcW w:w="0" w:type="auto"/>
+            <w:vAlign w:val="center"/>
+            <w:hideMark/>
+          </w:tcPr>
+          <w:p>
+            <w:pPr>
+              <w:spacing w:after="0" w:line="240" w:lineRule="auto"/>
+              <w:jc w:val="right"/>
+              <w:rPr>
+                <w:rFonts w:ascii="Times New Roman" w:eastAsia="Times New Roman" w:hAnsi="Times New Roman" w:cs="Times New Roman"/>
+                <w:kern w:val="0"/>
+                <w:sz w:val="18"/>
+                <w:szCs w:val="18"/>
+                <w14:ligatures w14:val="none"/>
+              </w:rPr>
+            </w:pPr>
+            <w:r>
+              <w:rPr>
+                <w:rFonts w:ascii="Times New Roman" w:eastAsia="Times New Roman" w:hAnsi="Times New Roman" w:cs="Times New Roman"/>
+                <w:kern w:val="0"/>
+                <w:sz w:val="18"/>
+                <w:szCs w:val="18"/>
+                <w14:ligatures w14:val="none"/>
+              </w:rPr>
+              <w:t>2.286828</w:t>
+            </w:r>
+          </w:p>
+        </w:tc>
+        <w:tc>
+          <w:tcPr>
+            <w:tcW w:w="0" w:type="auto"/>
+            <w:vAlign w:val="center"/>
+            <w:hideMark/>
+          </w:tcPr>
+          <w:p>
+            <w:pPr>
+              <w:spacing w:after="0" w:line="240" w:lineRule="auto"/>
+              <w:jc w:val="right"/>
+              <w:rPr>
+                <w:rFonts w:ascii="Times New Roman" w:eastAsia="Times New Roman" w:hAnsi="Times New Roman" w:cs="Times New Roman"/>
+                <w:kern w:val="0"/>
+                <w:sz w:val="18"/>
+                <w:szCs w:val="18"/>
+                <w14:ligatures w14:val="none"/>
+              </w:rPr>
+            </w:pPr>
+            <w:r>
+              <w:rPr>
+                <w:rFonts w:ascii="Times New Roman" w:eastAsia="Times New Roman" w:hAnsi="Times New Roman" w:cs="Times New Roman"/>
+                <w:kern w:val="0"/>
+                <w:sz w:val="18"/>
+                <w:szCs w:val="18"/>
+                <w14:ligatures w14:val="none"/>
+              </w:rPr>
+              <w:t>0.090818</w:t>
+            </w:r>
+          </w:p>
+        </w:tc>
+      </w:tr>
+      <w:tr>
+        <w:trPr>
+          <w:tblCellSpacing w:w="15" w:type="dxa"/>
+          <w:jc w:val="center"/>
+        </w:trPr>
+        <w:tc>
+          <w:tcPr>
+            <w:tcW w:w="0" w:type="auto"/>
+            <w:vAlign w:val="center"/>
+            <w:hideMark/>
+          </w:tcPr>
+          <w:p>
+            <w:pPr>
+              <w:spacing w:after="0" w:line="240" w:lineRule="auto"/>
+              <w:rPr>
+                <w:rFonts w:ascii="Times New Roman" w:eastAsia="Times New Roman" w:hAnsi="Times New Roman" w:cs="Times New Roman"/>
+                <w:kern w:val="0"/>
+                <w:sz w:val="18"/>
+                <w:szCs w:val="18"/>
+                <w14:ligatures w14:val="none"/>
+              </w:rPr>
+            </w:pPr>
+            <w:r>
+              <w:rPr>
+                <w:rFonts w:ascii="Times New Roman" w:eastAsia="Times New Roman" w:hAnsi="Times New Roman" w:cs="Times New Roman"/>
+                <w:kern w:val="0"/>
+                <w:sz w:val="18"/>
+                <w:szCs w:val="18"/>
+                <w14:ligatures w14:val="none"/>
+              </w:rPr>
+              <w:t>Dummy_MostFrequent</w:t>
+            </w:r>
+          </w:p>
+        </w:tc>
+        <w:tc>
+          <w:tcPr>
+            <w:tcW w:w="0" w:type="auto"/>
+            <w:vAlign w:val="center"/>
+            <w:hideMark/>
+          </w:tcPr>
+          <w:p>
+            <w:pPr>
+              <w:spacing w:after="0" w:line="240" w:lineRule="auto"/>
+              <w:jc w:val="right"/>
+              <w:rPr>
+                <w:rFonts w:ascii="Times New Roman" w:eastAsia="Times New Roman" w:hAnsi="Times New Roman" w:cs="Times New Roman"/>
+                <w:kern w:val="0"/>
+                <w:sz w:val="18"/>
+                <w:szCs w:val="18"/>
+                <w14:ligatures w14:val="none"/>
+              </w:rPr>
+            </w:pPr>
+            <w:r>
+              <w:rPr>
+                <w:rFonts w:ascii="Times New Roman" w:eastAsia="Times New Roman" w:hAnsi="Times New Roman" w:cs="Times New Roman"/>
+                <w:kern w:val="0"/>
+                <w:sz w:val="18"/>
+                <w:szCs w:val="18"/>
+                <w14:ligatures w14:val="none"/>
+              </w:rPr>
+              <w:t>0.495625</w:t>
+            </w:r>
+          </w:p>
+        </w:tc>
+        <w:tc>
+          <w:tcPr>
+            <w:tcW w:w="0" w:type="auto"/>
+            <w:vAlign w:val="center"/>
+            <w:hideMark/>
+          </w:tcPr>
+          <w:p>
+            <w:pPr>
+              <w:spacing w:after="0" w:line="240" w:lineRule="auto"/>
+              <w:jc w:val="right"/>
+              <w:rPr>
+                <w:rFonts w:ascii="Times New Roman" w:eastAsia="Times New Roman" w:hAnsi="Times New Roman" w:cs="Times New Roman"/>
+                <w:kern w:val="0"/>
+                <w:sz w:val="18"/>
+                <w:szCs w:val="18"/>
+                <w14:ligatures w14:val="none"/>
+              </w:rPr>
+            </w:pPr>
+            <w:r>
+              <w:rPr>
+                <w:rFonts w:ascii="Times New Roman" w:eastAsia="Times New Roman" w:hAnsi="Times New Roman" w:cs="Times New Roman"/>
+                <w:kern w:val="0"/>
+                <w:sz w:val="18"/>
+                <w:szCs w:val="18"/>
+                <w14:ligatures w14:val="none"/>
+              </w:rPr>
+              <w:t>0.000000</w:t>
+            </w:r>
+          </w:p>
+        </w:tc>
+        <w:tc>
+          <w:tcPr>
+            <w:tcW w:w="0" w:type="auto"/>
+            <w:vAlign w:val="center"/>
+            <w:hideMark/>
+          </w:tcPr>
+          <w:p>
+            <w:pPr>
+              <w:spacing w:after="0" w:line="240" w:lineRule="auto"/>
+              <w:jc w:val="right"/>
+              <w:rPr>
+                <w:rFonts w:ascii="Times New Roman" w:eastAsia="Times New Roman" w:hAnsi="Times New Roman" w:cs="Times New Roman"/>
+                <w:kern w:val="0"/>
+                <w:sz w:val="18"/>
+                <w:szCs w:val="18"/>
+                <w14:ligatures w14:val="none"/>
+              </w:rPr>
+            </w:pPr>
+            <w:r>
+              <w:rPr>
+                <w:rFonts w:ascii="Times New Roman" w:eastAsia="Times New Roman" w:hAnsi="Times New Roman" w:cs="Times New Roman"/>
+                <w:kern w:val="0"/>
+                <w:sz w:val="18"/>
+                <w:szCs w:val="18"/>
+                <w14:ligatures w14:val="none"/>
+              </w:rPr>
+              <w:t>0.500000</w:t>
+            </w:r>
+          </w:p>
+        </w:tc>
+        <w:tc>
+          <w:tcPr>
+            <w:tcW w:w="0" w:type="auto"/>
+            <w:vAlign w:val="center"/>
+            <w:hideMark/>
+          </w:tcPr>
+          <w:p>
+            <w:pPr>
+              <w:spacing w:after="0" w:line="240" w:lineRule="auto"/>
+              <w:jc w:val="right"/>
+              <w:rPr>
+                <w:rFonts w:ascii="Times New Roman" w:eastAsia="Times New Roman" w:hAnsi="Times New Roman" w:cs="Times New Roman"/>
+                <w:kern w:val="0"/>
+                <w:sz w:val="18"/>
+                <w:szCs w:val="18"/>
+                <w14:ligatures w14:val="none"/>
+              </w:rPr>
+            </w:pPr>
+            <w:r>
+              <w:rPr>
+                <w:rFonts w:ascii="Times New Roman" w:eastAsia="Times New Roman" w:hAnsi="Times New Roman" w:cs="Times New Roman"/>
+                <w:kern w:val="0"/>
+                <w:sz w:val="18"/>
+                <w:szCs w:val="18"/>
+                <w14:ligatures w14:val="none"/>
+              </w:rPr>
+              <w:t>0.000000</w:t>
+            </w:r>
+          </w:p>
+        </w:tc>
+        <w:tc>
+          <w:tcPr>
+            <w:tcW w:w="0" w:type="auto"/>
+            <w:vAlign w:val="center"/>
+            <w:hideMark/>
+          </w:tcPr>
+          <w:p>
+            <w:pPr>
+              <w:spacing w:after="0" w:line="240" w:lineRule="auto"/>
+              <w:jc w:val="right"/>
+              <w:rPr>
+                <w:rFonts w:ascii="Times New Roman" w:eastAsia="Times New Roman" w:hAnsi="Times New Roman" w:cs="Times New Roman"/>
+                <w:kern w:val="0"/>
+                <w:sz w:val="18"/>
+                <w:szCs w:val="18"/>
+                <w14:ligatures w14:val="none"/>
+              </w:rPr>
+            </w:pPr>
+            <w:r>
+              <w:rPr>
+                <w:rFonts w:ascii="Times New Roman" w:eastAsia="Times New Roman" w:hAnsi="Times New Roman" w:cs="Times New Roman"/>
+                <w:kern w:val="0"/>
+                <w:sz w:val="18"/>
+                <w:szCs w:val="18"/>
+                <w14:ligatures w14:val="none"/>
+              </w:rPr>
+              <w:t>0.445237</w:t>
+            </w:r>
+          </w:p>
+        </w:tc>
+        <w:tc>
+          <w:tcPr>
+            <w:tcW w:w="0" w:type="auto"/>
+            <w:vAlign w:val="center"/>
+            <w:hideMark/>
+          </w:tcPr>
+          <w:p>
+            <w:pPr>
+              <w:spacing w:after="0" w:line="240" w:lineRule="auto"/>
+              <w:jc w:val="right"/>
+              <w:rPr>
+                <w:rFonts w:ascii="Times New Roman" w:eastAsia="Times New Roman" w:hAnsi="Times New Roman" w:cs="Times New Roman"/>
+                <w:kern w:val="0"/>
+                <w:sz w:val="18"/>
+                <w:szCs w:val="18"/>
+                <w14:ligatures w14:val="none"/>
+              </w:rPr>
+            </w:pPr>
+            <w:r>
+              <w:rPr>
+                <w:rFonts w:ascii="Times New Roman" w:eastAsia="Times New Roman" w:hAnsi="Times New Roman" w:cs="Times New Roman"/>
+                <w:kern w:val="0"/>
+                <w:sz w:val="18"/>
+                <w:szCs w:val="18"/>
+                <w14:ligatures w14:val="none"/>
+              </w:rPr>
+              <w:t>0.077357</w:t>
+            </w:r>
+          </w:p>
+        </w:tc>
+      </w:tr>
+    </w:tbl>
+    <w:p>
+      <w:pPr>
+        <w:rPr>
+          <w:rFonts w:ascii="Times New Roman" w:hAnsi="Times New Roman" w:cs="Times New Roman"/>
+        </w:rPr>
+      </w:pPr>
+    </w:p>
+    <w:p>
+      <w:pPr>
+        <w:rPr>
+          <w:rFonts w:ascii="Times New Roman" w:hAnsi="Times New Roman" w:cs="Times New Roman"/>
+        </w:rPr>
+      </w:pPr>
+      <w:r>
+        <w:rPr>
+          <w:rFonts w:ascii="Times New Roman" w:hAnsi="Times New Roman" w:cs="Times New Roman"/>
+        </w:rPr>
+        <w:t>The agent suggested</w:t>
+      </w:r>
+      <w:r>
+        <w:rPr>
+          <w:rFonts w:ascii="Times New Roman" w:hAnsi="Times New Roman" w:cs="Times New Roman"/>
+        </w:rPr>
+        <w:t xml:space="preserve"> </w:t>
+      </w:r>
+      <w:r>
+        <w:rPr>
+          <w:rStyle w:val="Emphasis"/>
+          <w:rFonts w:ascii="Times New Roman" w:hAnsi="Times New Roman" w:cs="Times New Roman"/>
+          <w:i w:val="0"/>
+          <w:iCs w:val="0"/>
+          <w:color w:val="000000" w:themeColor="text1"/>
+          <w:shd w:val="clear" w:color="auto" w:fill="FFFFFF"/>
+        </w:rPr>
+        <w:t>Histogram-based</w:t>
+      </w:r>
+      <w:r>
+        <w:rPr>
+          <w:rStyle w:val="Emphasis"/>
+          <w:rFonts w:ascii="Times New Roman" w:hAnsi="Times New Roman" w:cs="Times New Roman"/>
+          <w:i w:val="0"/>
+          <w:iCs w:val="0"/>
+          <w:color w:val="000000" w:themeColor="text1"/>
+          <w:shd w:val="clear" w:color="auto" w:fill="FFFFFF"/>
+        </w:rPr>
+        <w:t>-</w:t>
+      </w:r>
+      <w:r>
+        <w:rPr>
+          <w:rStyle w:val="Emphasis"/>
+          <w:rFonts w:ascii="Times New Roman" w:hAnsi="Times New Roman" w:cs="Times New Roman"/>
+          <w:i w:val="0"/>
+          <w:iCs w:val="0"/>
+          <w:color w:val="000000" w:themeColor="text1"/>
+          <w:shd w:val="clear" w:color="auto" w:fill="FFFFFF"/>
+        </w:rPr>
+        <w:t>Gradient</w:t>
+      </w:r>
+      <w:r>
+        <w:rPr>
+          <w:rStyle w:val="Emphasis"/>
+          <w:rFonts w:ascii="Times New Roman" w:hAnsi="Times New Roman" w:cs="Times New Roman"/>
+          <w:i w:val="0"/>
+          <w:iCs w:val="0"/>
+          <w:color w:val="000000" w:themeColor="text1"/>
+          <w:shd w:val="clear" w:color="auto" w:fill="FFFFFF"/>
+        </w:rPr>
+        <w:t>-</w:t>
+      </w:r>
+      <w:r>
+        <w:rPr>
+          <w:rStyle w:val="Emphasis"/>
+          <w:rFonts w:ascii="Times New Roman" w:hAnsi="Times New Roman" w:cs="Times New Roman"/>
+          <w:i w:val="0"/>
+          <w:iCs w:val="0"/>
+          <w:color w:val="000000" w:themeColor="text1"/>
+          <w:shd w:val="clear" w:color="auto" w:fill="FFFFFF"/>
+        </w:rPr>
+        <w:t>Boosting</w:t>
+      </w:r>
+      <w:r>
+        <w:rPr>
+          <w:rFonts w:ascii="Times New Roman" w:hAnsi="Times New Roman" w:cs="Times New Roman"/>
+          <w:color w:val="000000" w:themeColor="text1"/>
+        </w:rPr>
+        <w:t xml:space="preserve"> </w:t>
+      </w:r>
+      <w:r>
+        <w:rPr>
+          <w:rFonts w:ascii="Times New Roman" w:hAnsi="Times New Roman" w:cs="Times New Roman"/>
+          <w:color w:val="000000" w:themeColor="text1"/>
+        </w:rPr>
+        <w:t>and Random Fores</w:t>
+      </w:r>
+      <w:r>
+        <w:rPr>
+          <w:rFonts w:ascii="Times New Roman" w:hAnsi="Times New Roman" w:cs="Times New Roman"/>
+          <w:color w:val="000000" w:themeColor="text1"/>
+        </w:rPr>
+        <w:t>t</w:t>
+      </w:r>
+      <w:r>
+        <w:rPr>
+          <w:rFonts w:ascii="Times New Roman" w:hAnsi="Times New Roman" w:cs="Times New Roman"/>
+        </w:rPr>
+        <w:t>;</w:t>
+      </w:r>
+      <w:r>
+        <w:rPr>
+          <w:rFonts w:ascii="Times New Roman" w:hAnsi="Times New Roman" w:cs="Times New Roman"/>
+        </w:rPr>
+        <w:t xml:space="preserve"> I </w:t>
+      </w:r>
+      <w:r>
+        <w:rPr>
+          <w:rFonts w:ascii="Times New Roman" w:hAnsi="Times New Roman" w:cs="Times New Roman"/>
+        </w:rPr>
+        <w:t>included XGBoost</w:t>
+      </w:r>
+      <w:r>
+        <w:rPr>
+          <w:rFonts w:ascii="Times New Roman" w:hAnsi="Times New Roman" w:cs="Times New Roman"/>
+        </w:rPr>
+        <w:t xml:space="preserve"> </w:t>
+      </w:r>
+      <w:r>
+        <w:rPr>
+          <w:rFonts w:ascii="Times New Roman" w:hAnsi="Times New Roman" w:cs="Times New Roman"/>
+        </w:rPr>
+        <w:t>and</w:t>
+      </w:r>
+      <w:r>
+        <w:rPr>
+          <w:rFonts w:ascii="Times New Roman" w:hAnsi="Times New Roman" w:cs="Times New Roman"/>
+        </w:rPr>
+        <w:t xml:space="preserve"> compare</w:t>
+      </w:r>
+      <w:r>
+        <w:rPr>
+          <w:rFonts w:ascii="Times New Roman" w:hAnsi="Times New Roman" w:cs="Times New Roman"/>
+        </w:rPr>
+        <w:t>d</w:t>
+      </w:r>
+      <w:r>
+        <w:rPr>
+          <w:rFonts w:ascii="Times New Roman" w:hAnsi="Times New Roman" w:cs="Times New Roman"/>
+        </w:rPr>
+        <w:t xml:space="preserve"> </w:t>
+      </w:r>
+      <w:r>
+        <w:rPr>
+          <w:rFonts w:ascii="Times New Roman" w:hAnsi="Times New Roman" w:cs="Times New Roman"/>
+        </w:rPr>
+        <w:t>the models</w:t>
+      </w:r>
+      <w:r>
+        <w:rPr>
+          <w:rFonts w:ascii="Times New Roman" w:hAnsi="Times New Roman" w:cs="Times New Roman"/>
+        </w:rPr>
+        <w:t>’</w:t>
+      </w:r>
+      <w:r>
+        <w:rPr>
+          <w:rFonts w:ascii="Times New Roman" w:hAnsi="Times New Roman" w:cs="Times New Roman"/>
+        </w:rPr>
+        <w:t xml:space="preserve"> performance.</w:t>
+      </w:r>
+      <w:r>
+        <w:rPr>
+          <w:rFonts w:ascii="Times New Roman" w:hAnsi="Times New Roman" w:cs="Times New Roman"/>
+        </w:rPr>
+        <w:t xml:space="preserve"> </w:t>
+      </w:r>
+      <w:r>
+        <w:rPr>
+          <w:rFonts w:ascii="Times New Roman" w:hAnsi="Times New Roman" w:cs="Times New Roman"/>
+        </w:rPr>
+        <w:t>T</w:t>
+      </w:r>
+      <w:r>
+        <w:rPr>
+          <w:rFonts w:ascii="Times New Roman" w:hAnsi="Times New Roman" w:cs="Times New Roman"/>
+        </w:rPr>
+        <w:t>he</w:t>
+      </w:r>
+      <w:r>
+        <w:rPr>
+          <w:rFonts w:ascii="Times New Roman" w:hAnsi="Times New Roman" w:cs="Times New Roman"/>
+        </w:rPr>
+        <w:t>se</w:t>
+      </w:r>
+      <w:r>
+        <w:rPr>
+          <w:rFonts w:ascii="Times New Roman" w:hAnsi="Times New Roman" w:cs="Times New Roman"/>
+        </w:rPr>
+        <w:t xml:space="preserve"> suggestions were verified experimentally under the same preprocessing, folds, and metrics. The shortlist was justified by evidence rather than preference.</w:t>
+      </w:r>
+    </w:p>
+    <w:p>
+      <w:pPr>
+        <w:rPr>
+          <w:rFonts w:ascii="Times New Roman" w:hAnsi="Times New Roman" w:cs="Times New Roman"/>
+        </w:rPr>
+      </w:pPr>
+    </w:p>
+    <w:p>
+      <w:pPr>
+        <w:pStyle w:val="Heading2"/>
+      </w:pPr>
+      <w:r>
+        <w:t>5. Fine-tune and evaluate</w:t>
+      </w:r>
+    </w:p>
+    <w:p>
+      <w:pPr>
+        <w:rPr>
+          <w:rFonts w:ascii="Times New Roman" w:hAnsi="Times New Roman" w:cs="Times New Roman"/>
+        </w:rPr>
+      </w:pPr>
+    </w:p>
+    <w:p>
+      <w:pPr>
+        <w:pStyle w:val="NormalWeb"/>
+      </w:pPr>
+      <w:r>
+        <w:t xml:space="preserve">Fine-tuning focused on </w:t>
+      </w:r>
+      <w:r>
+        <w:t xml:space="preserve">the </w:t>
+      </w:r>
+      <w:r>
+        <w:t>top-2 performing models (</w:t>
+      </w:r>
+      <w:r>
+        <w:t>XGBoost</w:t>
+      </w:r>
+      <w:r>
+        <w:t xml:space="preserve"> and HistGBoost)</w:t>
+      </w:r>
+      <w:r>
+        <w:t xml:space="preserve"> </w:t>
+      </w:r>
+      <w:r>
+        <w:t xml:space="preserve">in </w:t>
+      </w:r>
+      <w:r>
+        <w:t xml:space="preserve">Section </w:t>
+      </w:r>
+      <w:r>
+        <w:t xml:space="preserve">4. </w:t>
+      </w:r>
+      <w:r>
+        <w:t>For both models, t</w:t>
+      </w:r>
+      <w:r>
+        <w:t xml:space="preserve">uning </w:t>
+      </w:r>
+      <w:r>
+        <w:t xml:space="preserve">was </w:t>
+      </w:r>
+      <w:r>
+        <w:t>perform</w:t>
+      </w:r>
+      <w:r>
+        <w:t xml:space="preserve">ed </w:t>
+      </w:r>
+      <w:r>
+        <w:t>using</w:t>
+      </w:r>
+      <w:r>
+        <w:t xml:space="preserve"> </w:t>
+      </w:r>
+      <w:r>
+        <w:t>RandomizedSearchCV on the training set</w:t>
+      </w:r>
+      <w:r>
+        <w:t>,</w:t>
+      </w:r>
+      <w:r>
+        <w:t xml:space="preserve"> with 3-fold stratified CV and Average Precision as the scoring metric</w:t>
+      </w:r>
+      <w:r>
+        <w:t xml:space="preserve"> </w:t>
+      </w:r>
+      <w:r>
+        <w:t xml:space="preserve">XGBoost model </w:t>
+      </w:r>
+      <w:r>
+        <w:lastRenderedPageBreak/>
+        <w:t>remained the final selected model</w:t>
+      </w:r>
+      <w:r>
+        <w:t xml:space="preserve">; the </w:t>
+      </w:r>
+      <w:r>
+        <w:t>cross-validated PR-AUC was 0.6</w:t>
+      </w:r>
+      <w:r>
+        <w:t>800</w:t>
+      </w:r>
+      <w:r>
+        <w:t xml:space="preserve"> compared to 0.6778</w:t>
+      </w:r>
+      <w:r>
+        <w:t xml:space="preserve"> for HistGBoost</w:t>
+      </w:r>
+      <w:r>
+        <w:t xml:space="preserve">. The selected hyperparameters </w:t>
+      </w:r>
+      <w:r>
+        <w:t>are shown in Table-4.</w:t>
+      </w:r>
+    </w:p>
+    <w:p>
+      <w:pPr>
+        <w:pStyle w:val="NormalWeb"/>
+      </w:pPr>
+    </w:p>
+    <w:p>
+      <w:pPr>
+        <w:pStyle w:val="Caption"/>
+        <w:keepNext/>
+        <w:jc w:val="center"/>
+      </w:pPr>
+      <w:r>
+        <w:t>Table-4</w:t>
+      </w:r>
+      <w:r>
+        <w:t xml:space="preserve"> (Hyperparameters choices of XGBoost)</w:t>
+      </w:r>
+    </w:p>
+    <w:tbl>
+      <w:tblPr>
+        <w:tblW w:w="4131" w:type="dxa"/>
+        <w:jc w:val="center"/>
+        <w:tblCellSpacing w:w="15" w:type="dxa"/>
+        <w:tblCellMar>
+          <w:top w:w="15" w:type="dxa"/>
+          <w:left w:w="15" w:type="dxa"/>
+          <w:bottom w:w="15" w:type="dxa"/>
+          <w:right w:w="15" w:type="dxa"/>
+        </w:tblCellMar>
+        <w:tblLook w:val="04A0" w:firstRow="1" w:lastRow="0" w:firstColumn="1" w:lastColumn="0" w:noHBand="0" w:noVBand="1"/>
+      </w:tblPr>
+      <w:tblGrid>
+        <w:gridCol w:w="3294"/>
+        <w:gridCol w:w="837"/>
+      </w:tblGrid>
+      <w:tr>
+        <w:trPr>
+          <w:trHeight w:val="290"/>
+          <w:tblHeader/>
+          <w:tblCellSpacing w:w="15" w:type="dxa"/>
+          <w:jc w:val="center"/>
+        </w:trPr>
+        <w:tc>
+          <w:tcPr>
+            <w:tcW w:w="0" w:type="auto"/>
+            <w:vAlign w:val="center"/>
+            <w:hideMark/>
+          </w:tcPr>
+          <w:p>
+            <w:pPr>
+              <w:spacing w:after="0" w:line="240" w:lineRule="auto"/>
+              <w:jc w:val="center"/>
+              <w:rPr>
+                <w:rFonts w:ascii="Times New Roman" w:eastAsia="Times New Roman" w:hAnsi="Times New Roman" w:cs="Times New Roman"/>
+                <w:b/>
+                <w:bCs/>
+                <w:kern w:val="0"/>
+                <w:sz w:val="18"/>
+                <w:szCs w:val="18"/>
+                <w14:ligatures w14:val="none"/>
+              </w:rPr>
+            </w:pPr>
+            <w:r>
+              <w:rPr>
+                <w:rFonts w:ascii="Times New Roman" w:eastAsia="Times New Roman" w:hAnsi="Times New Roman" w:cs="Times New Roman"/>
+                <w:b/>
+                <w:bCs/>
+                <w:kern w:val="0"/>
+                <w:sz w:val="18"/>
+                <w:szCs w:val="18"/>
+                <w14:ligatures w14:val="none"/>
+              </w:rPr>
+              <w:t>Hyperparameter</w:t>
+            </w:r>
+          </w:p>
+        </w:tc>
+        <w:tc>
+          <w:tcPr>
+            <w:tcW w:w="0" w:type="auto"/>
+            <w:vAlign w:val="center"/>
+            <w:hideMark/>
+          </w:tcPr>
+          <w:p>
+            <w:pPr>
+              <w:spacing w:after="0" w:line="240" w:lineRule="auto"/>
+              <w:jc w:val="right"/>
+              <w:rPr>
+                <w:rFonts w:ascii="Times New Roman" w:eastAsia="Times New Roman" w:hAnsi="Times New Roman" w:cs="Times New Roman"/>
+                <w:b/>
+                <w:bCs/>
+                <w:kern w:val="0"/>
+                <w:sz w:val="18"/>
+                <w:szCs w:val="18"/>
+                <w14:ligatures w14:val="none"/>
+              </w:rPr>
+            </w:pPr>
+            <w:r>
+              <w:rPr>
+                <w:rFonts w:ascii="Times New Roman" w:eastAsia="Times New Roman" w:hAnsi="Times New Roman" w:cs="Times New Roman"/>
+                <w:b/>
+                <w:bCs/>
+                <w:kern w:val="0"/>
+                <w:sz w:val="18"/>
+                <w:szCs w:val="18"/>
+                <w14:ligatures w14:val="none"/>
+              </w:rPr>
+              <w:t>Value</w:t>
+            </w:r>
+          </w:p>
+        </w:tc>
+      </w:tr>
+      <w:tr>
+        <w:trPr>
+          <w:trHeight w:val="277"/>
+          <w:tblCellSpacing w:w="15" w:type="dxa"/>
+          <w:jc w:val="center"/>
+        </w:trPr>
+        <w:tc>
+          <w:tcPr>
+            <w:tcW w:w="0" w:type="auto"/>
+            <w:tcBorders>
+              <w:top w:val="double" w:sz="4" w:space="0" w:color="000000" w:themeColor="text1"/>
+            </w:tcBorders>
+            <w:vAlign w:val="center"/>
+            <w:hideMark/>
+          </w:tcPr>
+          <w:p>
+            <w:pPr>
+              <w:spacing w:after="0" w:line="240" w:lineRule="auto"/>
+              <w:rPr>
+                <w:rFonts w:ascii="Times New Roman" w:eastAsia="Times New Roman" w:hAnsi="Times New Roman" w:cs="Times New Roman"/>
+                <w:kern w:val="0"/>
+                <w:sz w:val="18"/>
+                <w:szCs w:val="18"/>
+                <w14:ligatures w14:val="none"/>
+              </w:rPr>
+            </w:pPr>
+            <w:r>
+              <w:rPr>
+                <w:rFonts w:ascii="Times New Roman" w:eastAsia="Times New Roman" w:hAnsi="Times New Roman" w:cs="Times New Roman"/>
+                <w:kern w:val="0"/>
+                <w:sz w:val="18"/>
+                <w:szCs w:val="18"/>
+                <w14:ligatures w14:val="none"/>
+              </w:rPr>
+              <w:t>model__subsample</w:t>
+            </w:r>
+          </w:p>
+        </w:tc>
+        <w:tc>
+          <w:tcPr>
+            <w:tcW w:w="0" w:type="auto"/>
+            <w:tcBorders>
+              <w:top w:val="double" w:sz="4" w:space="0" w:color="000000" w:themeColor="text1"/>
+            </w:tcBorders>
+            <w:vAlign w:val="center"/>
+            <w:hideMark/>
+          </w:tcPr>
+          <w:p>
+            <w:pPr>
+              <w:spacing w:after="0" w:line="240" w:lineRule="auto"/>
+              <w:jc w:val="right"/>
+              <w:rPr>
+                <w:rFonts w:ascii="Times New Roman" w:eastAsia="Times New Roman" w:hAnsi="Times New Roman" w:cs="Times New Roman"/>
+                <w:kern w:val="0"/>
+                <w:sz w:val="18"/>
+                <w:szCs w:val="18"/>
+                <w14:ligatures w14:val="none"/>
+              </w:rPr>
+            </w:pPr>
+            <w:r>
+              <w:rPr>
+                <w:rFonts w:ascii="Times New Roman" w:eastAsia="Times New Roman" w:hAnsi="Times New Roman" w:cs="Times New Roman"/>
+                <w:kern w:val="0"/>
+                <w:sz w:val="18"/>
+                <w:szCs w:val="18"/>
+                <w14:ligatures w14:val="none"/>
+              </w:rPr>
+              <w:t>0.6</w:t>
+            </w:r>
+          </w:p>
+        </w:tc>
+      </w:tr>
+      <w:tr>
+        <w:trPr>
+          <w:trHeight w:val="277"/>
+          <w:tblCellSpacing w:w="15" w:type="dxa"/>
+          <w:jc w:val="center"/>
+        </w:trPr>
+        <w:tc>
+          <w:tcPr>
+            <w:tcW w:w="0" w:type="auto"/>
+            <w:vAlign w:val="center"/>
+            <w:hideMark/>
+          </w:tcPr>
+          <w:p>
+            <w:pPr>
+              <w:spacing w:after="0" w:line="240" w:lineRule="auto"/>
+              <w:rPr>
+                <w:rFonts w:ascii="Times New Roman" w:eastAsia="Times New Roman" w:hAnsi="Times New Roman" w:cs="Times New Roman"/>
+                <w:kern w:val="0"/>
+                <w:sz w:val="18"/>
+                <w:szCs w:val="18"/>
+                <w14:ligatures w14:val="none"/>
+              </w:rPr>
+            </w:pPr>
+            <w:r>
+              <w:rPr>
+                <w:rFonts w:ascii="Times New Roman" w:eastAsia="Times New Roman" w:hAnsi="Times New Roman" w:cs="Times New Roman"/>
+                <w:kern w:val="0"/>
+                <w:sz w:val="18"/>
+                <w:szCs w:val="18"/>
+                <w14:ligatures w14:val="none"/>
+              </w:rPr>
+              <w:t>model__reg_lambda</w:t>
+            </w:r>
+          </w:p>
+        </w:tc>
+        <w:tc>
+          <w:tcPr>
+            <w:tcW w:w="0" w:type="auto"/>
+            <w:vAlign w:val="center"/>
+            <w:hideMark/>
+          </w:tcPr>
+          <w:p>
+            <w:pPr>
+              <w:spacing w:after="0" w:line="240" w:lineRule="auto"/>
+              <w:jc w:val="right"/>
+              <w:rPr>
+                <w:rFonts w:ascii="Times New Roman" w:eastAsia="Times New Roman" w:hAnsi="Times New Roman" w:cs="Times New Roman"/>
+                <w:kern w:val="0"/>
+                <w:sz w:val="18"/>
+                <w:szCs w:val="18"/>
+                <w14:ligatures w14:val="none"/>
+              </w:rPr>
+            </w:pPr>
+            <w:r>
+              <w:rPr>
+                <w:rFonts w:ascii="Times New Roman" w:eastAsia="Times New Roman" w:hAnsi="Times New Roman" w:cs="Times New Roman"/>
+                <w:kern w:val="0"/>
+                <w:sz w:val="18"/>
+                <w:szCs w:val="18"/>
+                <w14:ligatures w14:val="none"/>
+              </w:rPr>
+              <w:t>1.0</w:t>
+            </w:r>
+          </w:p>
+        </w:tc>
+      </w:tr>
+      <w:tr>
+        <w:trPr>
+          <w:trHeight w:val="290"/>
+          <w:tblCellSpacing w:w="15" w:type="dxa"/>
+          <w:jc w:val="center"/>
+        </w:trPr>
+        <w:tc>
+          <w:tcPr>
+            <w:tcW w:w="0" w:type="auto"/>
+            <w:vAlign w:val="center"/>
+            <w:hideMark/>
+          </w:tcPr>
+          <w:p>
+            <w:pPr>
+              <w:spacing w:after="0" w:line="240" w:lineRule="auto"/>
+              <w:rPr>
+                <w:rFonts w:ascii="Times New Roman" w:eastAsia="Times New Roman" w:hAnsi="Times New Roman" w:cs="Times New Roman"/>
+                <w:kern w:val="0"/>
+                <w:sz w:val="18"/>
+                <w:szCs w:val="18"/>
+                <w14:ligatures w14:val="none"/>
+              </w:rPr>
+            </w:pPr>
+            <w:r>
+              <w:rPr>
+                <w:rFonts w:ascii="Times New Roman" w:eastAsia="Times New Roman" w:hAnsi="Times New Roman" w:cs="Times New Roman"/>
+                <w:kern w:val="0"/>
+                <w:sz w:val="18"/>
+                <w:szCs w:val="18"/>
+                <w14:ligatures w14:val="none"/>
+              </w:rPr>
+              <w:t>model__reg_alpha</w:t>
+            </w:r>
+          </w:p>
+        </w:tc>
+        <w:tc>
+          <w:tcPr>
+            <w:tcW w:w="0" w:type="auto"/>
+            <w:vAlign w:val="center"/>
+            <w:hideMark/>
+          </w:tcPr>
+          <w:p>
+            <w:pPr>
+              <w:spacing w:after="0" w:line="240" w:lineRule="auto"/>
+              <w:jc w:val="right"/>
+              <w:rPr>
+                <w:rFonts w:ascii="Times New Roman" w:eastAsia="Times New Roman" w:hAnsi="Times New Roman" w:cs="Times New Roman"/>
+                <w:kern w:val="0"/>
+                <w:sz w:val="18"/>
+                <w:szCs w:val="18"/>
+                <w14:ligatures w14:val="none"/>
+              </w:rPr>
+            </w:pPr>
+            <w:r>
+              <w:rPr>
+                <w:rFonts w:ascii="Times New Roman" w:eastAsia="Times New Roman" w:hAnsi="Times New Roman" w:cs="Times New Roman"/>
+                <w:kern w:val="0"/>
+                <w:sz w:val="18"/>
+                <w:szCs w:val="18"/>
+                <w14:ligatures w14:val="none"/>
+              </w:rPr>
+              <w:t>0.5</w:t>
+            </w:r>
+          </w:p>
+        </w:tc>
+      </w:tr>
+      <w:tr>
+        <w:trPr>
+          <w:trHeight w:val="290"/>
+          <w:tblCellSpacing w:w="15" w:type="dxa"/>
+          <w:jc w:val="center"/>
+        </w:trPr>
+        <w:tc>
+          <w:tcPr>
+            <w:tcW w:w="0" w:type="auto"/>
+            <w:vAlign w:val="center"/>
+            <w:hideMark/>
+          </w:tcPr>
+          <w:p>
+            <w:pPr>
+              <w:spacing w:after="0" w:line="240" w:lineRule="auto"/>
+              <w:rPr>
+                <w:rFonts w:ascii="Times New Roman" w:eastAsia="Times New Roman" w:hAnsi="Times New Roman" w:cs="Times New Roman"/>
+                <w:kern w:val="0"/>
+                <w:sz w:val="18"/>
+                <w:szCs w:val="18"/>
+                <w14:ligatures w14:val="none"/>
+              </w:rPr>
+            </w:pPr>
+            <w:r>
+              <w:rPr>
+                <w:rFonts w:ascii="Times New Roman" w:eastAsia="Times New Roman" w:hAnsi="Times New Roman" w:cs="Times New Roman"/>
+                <w:kern w:val="0"/>
+                <w:sz w:val="18"/>
+                <w:szCs w:val="18"/>
+                <w14:ligatures w14:val="none"/>
+              </w:rPr>
+              <w:t>model__n_estimators</w:t>
+            </w:r>
+          </w:p>
+        </w:tc>
+        <w:tc>
+          <w:tcPr>
+            <w:tcW w:w="0" w:type="auto"/>
+            <w:vAlign w:val="center"/>
+            <w:hideMark/>
+          </w:tcPr>
+          <w:p>
+            <w:pPr>
+              <w:spacing w:after="0" w:line="240" w:lineRule="auto"/>
+              <w:jc w:val="right"/>
+              <w:rPr>
+                <w:rFonts w:ascii="Times New Roman" w:eastAsia="Times New Roman" w:hAnsi="Times New Roman" w:cs="Times New Roman"/>
+                <w:kern w:val="0"/>
+                <w:sz w:val="18"/>
+                <w:szCs w:val="18"/>
+                <w14:ligatures w14:val="none"/>
+              </w:rPr>
+            </w:pPr>
+            <w:r>
+              <w:rPr>
+                <w:rFonts w:ascii="Times New Roman" w:eastAsia="Times New Roman" w:hAnsi="Times New Roman" w:cs="Times New Roman"/>
+                <w:kern w:val="0"/>
+                <w:sz w:val="18"/>
+                <w:szCs w:val="18"/>
+                <w14:ligatures w14:val="none"/>
+              </w:rPr>
+              <w:t>600</w:t>
+            </w:r>
+          </w:p>
+        </w:tc>
+      </w:tr>
+      <w:tr>
+        <w:trPr>
+          <w:trHeight w:val="277"/>
+          <w:tblCellSpacing w:w="15" w:type="dxa"/>
+          <w:jc w:val="center"/>
+        </w:trPr>
+        <w:tc>
+          <w:tcPr>
+            <w:tcW w:w="0" w:type="auto"/>
+            <w:vAlign w:val="center"/>
+            <w:hideMark/>
+          </w:tcPr>
+          <w:p>
+            <w:pPr>
+              <w:spacing w:after="0" w:line="240" w:lineRule="auto"/>
+              <w:rPr>
+                <w:rFonts w:ascii="Times New Roman" w:eastAsia="Times New Roman" w:hAnsi="Times New Roman" w:cs="Times New Roman"/>
+                <w:kern w:val="0"/>
+                <w:sz w:val="18"/>
+                <w:szCs w:val="18"/>
+                <w14:ligatures w14:val="none"/>
+              </w:rPr>
+            </w:pPr>
+            <w:r>
+              <w:rPr>
+                <w:rFonts w:ascii="Times New Roman" w:eastAsia="Times New Roman" w:hAnsi="Times New Roman" w:cs="Times New Roman"/>
+                <w:kern w:val="0"/>
+                <w:sz w:val="18"/>
+                <w:szCs w:val="18"/>
+                <w14:ligatures w14:val="none"/>
+              </w:rPr>
+              <w:t>model__min_child_weight</w:t>
+            </w:r>
+          </w:p>
+        </w:tc>
+        <w:tc>
+          <w:tcPr>
+            <w:tcW w:w="0" w:type="auto"/>
+            <w:vAlign w:val="center"/>
+            <w:hideMark/>
+          </w:tcPr>
+          <w:p>
+            <w:pPr>
+              <w:spacing w:after="0" w:line="240" w:lineRule="auto"/>
+              <w:jc w:val="right"/>
+              <w:rPr>
+                <w:rFonts w:ascii="Times New Roman" w:eastAsia="Times New Roman" w:hAnsi="Times New Roman" w:cs="Times New Roman"/>
+                <w:kern w:val="0"/>
+                <w:sz w:val="18"/>
+                <w:szCs w:val="18"/>
+                <w14:ligatures w14:val="none"/>
+              </w:rPr>
+            </w:pPr>
+            <w:r>
+              <w:rPr>
+                <w:rFonts w:ascii="Times New Roman" w:eastAsia="Times New Roman" w:hAnsi="Times New Roman" w:cs="Times New Roman"/>
+                <w:kern w:val="0"/>
+                <w:sz w:val="18"/>
+                <w:szCs w:val="18"/>
+                <w14:ligatures w14:val="none"/>
+              </w:rPr>
+              <w:t>8</w:t>
+            </w:r>
+          </w:p>
+        </w:tc>
+      </w:tr>
+      <w:tr>
+        <w:trPr>
+          <w:trHeight w:val="290"/>
+          <w:tblCellSpacing w:w="15" w:type="dxa"/>
+          <w:jc w:val="center"/>
+        </w:trPr>
+        <w:tc>
+          <w:tcPr>
+            <w:tcW w:w="0" w:type="auto"/>
+            <w:vAlign w:val="center"/>
+            <w:hideMark/>
+          </w:tcPr>
+          <w:p>
+            <w:pPr>
+              <w:spacing w:after="0" w:line="240" w:lineRule="auto"/>
+              <w:rPr>
+                <w:rFonts w:ascii="Times New Roman" w:eastAsia="Times New Roman" w:hAnsi="Times New Roman" w:cs="Times New Roman"/>
+                <w:kern w:val="0"/>
+                <w:sz w:val="18"/>
+                <w:szCs w:val="18"/>
+                <w14:ligatures w14:val="none"/>
+              </w:rPr>
+            </w:pPr>
+            <w:r>
+              <w:rPr>
+                <w:rFonts w:ascii="Times New Roman" w:eastAsia="Times New Roman" w:hAnsi="Times New Roman" w:cs="Times New Roman"/>
+                <w:kern w:val="0"/>
+                <w:sz w:val="18"/>
+                <w:szCs w:val="18"/>
+                <w14:ligatures w14:val="none"/>
+              </w:rPr>
+              <w:t>model__max_depth</w:t>
+            </w:r>
+          </w:p>
+        </w:tc>
+        <w:tc>
+          <w:tcPr>
+            <w:tcW w:w="0" w:type="auto"/>
+            <w:vAlign w:val="center"/>
+            <w:hideMark/>
+          </w:tcPr>
+          <w:p>
+            <w:pPr>
+              <w:spacing w:after="0" w:line="240" w:lineRule="auto"/>
+              <w:jc w:val="right"/>
+              <w:rPr>
+                <w:rFonts w:ascii="Times New Roman" w:eastAsia="Times New Roman" w:hAnsi="Times New Roman" w:cs="Times New Roman"/>
+                <w:kern w:val="0"/>
+                <w:sz w:val="18"/>
+                <w:szCs w:val="18"/>
+                <w14:ligatures w14:val="none"/>
+              </w:rPr>
+            </w:pPr>
+            <w:r>
+              <w:rPr>
+                <w:rFonts w:ascii="Times New Roman" w:eastAsia="Times New Roman" w:hAnsi="Times New Roman" w:cs="Times New Roman"/>
+                <w:kern w:val="0"/>
+                <w:sz w:val="18"/>
+                <w:szCs w:val="18"/>
+                <w14:ligatures w14:val="none"/>
+              </w:rPr>
+              <w:t>5</w:t>
+            </w:r>
+          </w:p>
+        </w:tc>
+      </w:tr>
+      <w:tr>
+        <w:trPr>
+          <w:trHeight w:val="290"/>
+          <w:tblCellSpacing w:w="15" w:type="dxa"/>
+          <w:jc w:val="center"/>
+        </w:trPr>
+        <w:tc>
+          <w:tcPr>
+            <w:tcW w:w="0" w:type="auto"/>
+            <w:vAlign w:val="center"/>
+            <w:hideMark/>
+          </w:tcPr>
+          <w:p>
+            <w:pPr>
+              <w:spacing w:after="0" w:line="240" w:lineRule="auto"/>
+              <w:rPr>
+                <w:rFonts w:ascii="Times New Roman" w:eastAsia="Times New Roman" w:hAnsi="Times New Roman" w:cs="Times New Roman"/>
+                <w:kern w:val="0"/>
+                <w:sz w:val="18"/>
+                <w:szCs w:val="18"/>
+                <w14:ligatures w14:val="none"/>
+              </w:rPr>
+            </w:pPr>
+            <w:r>
+              <w:rPr>
+                <w:rFonts w:ascii="Times New Roman" w:eastAsia="Times New Roman" w:hAnsi="Times New Roman" w:cs="Times New Roman"/>
+                <w:kern w:val="0"/>
+                <w:sz w:val="18"/>
+                <w:szCs w:val="18"/>
+                <w14:ligatures w14:val="none"/>
+              </w:rPr>
+              <w:t>model__learning_rate</w:t>
+            </w:r>
+          </w:p>
+        </w:tc>
+        <w:tc>
+          <w:tcPr>
+            <w:tcW w:w="0" w:type="auto"/>
+            <w:vAlign w:val="center"/>
+            <w:hideMark/>
+          </w:tcPr>
+          <w:p>
+            <w:pPr>
+              <w:spacing w:after="0" w:line="240" w:lineRule="auto"/>
+              <w:jc w:val="right"/>
+              <w:rPr>
+                <w:rFonts w:ascii="Times New Roman" w:eastAsia="Times New Roman" w:hAnsi="Times New Roman" w:cs="Times New Roman"/>
+                <w:kern w:val="0"/>
+                <w:sz w:val="18"/>
+                <w:szCs w:val="18"/>
+                <w14:ligatures w14:val="none"/>
+              </w:rPr>
+            </w:pPr>
+            <w:r>
+              <w:rPr>
+                <w:rFonts w:ascii="Times New Roman" w:eastAsia="Times New Roman" w:hAnsi="Times New Roman" w:cs="Times New Roman"/>
+                <w:kern w:val="0"/>
+                <w:sz w:val="18"/>
+                <w:szCs w:val="18"/>
+                <w14:ligatures w14:val="none"/>
+              </w:rPr>
+              <w:t>0.05</w:t>
+            </w:r>
+          </w:p>
+        </w:tc>
+      </w:tr>
+      <w:tr>
+        <w:trPr>
+          <w:trHeight w:val="277"/>
+          <w:tblCellSpacing w:w="15" w:type="dxa"/>
+          <w:jc w:val="center"/>
+        </w:trPr>
+        <w:tc>
+          <w:tcPr>
+            <w:tcW w:w="0" w:type="auto"/>
+            <w:vAlign w:val="center"/>
+            <w:hideMark/>
+          </w:tcPr>
+          <w:p>
+            <w:pPr>
+              <w:spacing w:after="0" w:line="240" w:lineRule="auto"/>
+              <w:rPr>
+                <w:rFonts w:ascii="Times New Roman" w:eastAsia="Times New Roman" w:hAnsi="Times New Roman" w:cs="Times New Roman"/>
+                <w:kern w:val="0"/>
+                <w:sz w:val="18"/>
+                <w:szCs w:val="18"/>
+                <w14:ligatures w14:val="none"/>
+              </w:rPr>
+            </w:pPr>
+            <w:r>
+              <w:rPr>
+                <w:rFonts w:ascii="Times New Roman" w:eastAsia="Times New Roman" w:hAnsi="Times New Roman" w:cs="Times New Roman"/>
+                <w:kern w:val="0"/>
+                <w:sz w:val="18"/>
+                <w:szCs w:val="18"/>
+                <w14:ligatures w14:val="none"/>
+              </w:rPr>
+              <w:t>model__gamma</w:t>
+            </w:r>
+          </w:p>
+        </w:tc>
+        <w:tc>
+          <w:tcPr>
+            <w:tcW w:w="0" w:type="auto"/>
+            <w:vAlign w:val="center"/>
+            <w:hideMark/>
+          </w:tcPr>
+          <w:p>
+            <w:pPr>
+              <w:spacing w:after="0" w:line="240" w:lineRule="auto"/>
+              <w:jc w:val="right"/>
+              <w:rPr>
+                <w:rFonts w:ascii="Times New Roman" w:eastAsia="Times New Roman" w:hAnsi="Times New Roman" w:cs="Times New Roman"/>
+                <w:kern w:val="0"/>
+                <w:sz w:val="18"/>
+                <w:szCs w:val="18"/>
+                <w14:ligatures w14:val="none"/>
+              </w:rPr>
+            </w:pPr>
+            <w:r>
+              <w:rPr>
+                <w:rFonts w:ascii="Times New Roman" w:eastAsia="Times New Roman" w:hAnsi="Times New Roman" w:cs="Times New Roman"/>
+                <w:kern w:val="0"/>
+                <w:sz w:val="18"/>
+                <w:szCs w:val="18"/>
+                <w14:ligatures w14:val="none"/>
+              </w:rPr>
+              <w:t>0.5</w:t>
+            </w:r>
+          </w:p>
+        </w:tc>
+      </w:tr>
+      <w:tr>
+        <w:trPr>
+          <w:trHeight w:val="290"/>
+          <w:tblCellSpacing w:w="15" w:type="dxa"/>
+          <w:jc w:val="center"/>
+        </w:trPr>
+        <w:tc>
+          <w:tcPr>
+            <w:tcW w:w="0" w:type="auto"/>
+            <w:vAlign w:val="center"/>
+            <w:hideMark/>
+          </w:tcPr>
+          <w:p>
+            <w:pPr>
+              <w:spacing w:after="0" w:line="240" w:lineRule="auto"/>
+              <w:rPr>
+                <w:rFonts w:ascii="Times New Roman" w:eastAsia="Times New Roman" w:hAnsi="Times New Roman" w:cs="Times New Roman"/>
+                <w:kern w:val="0"/>
+                <w:sz w:val="18"/>
+                <w:szCs w:val="18"/>
+                <w14:ligatures w14:val="none"/>
+              </w:rPr>
+            </w:pPr>
+            <w:r>
+              <w:rPr>
+                <w:rFonts w:ascii="Times New Roman" w:eastAsia="Times New Roman" w:hAnsi="Times New Roman" w:cs="Times New Roman"/>
+                <w:kern w:val="0"/>
+                <w:sz w:val="18"/>
+                <w:szCs w:val="18"/>
+                <w14:ligatures w14:val="none"/>
+              </w:rPr>
+              <w:t>model__colsample_bytree</w:t>
+            </w:r>
+          </w:p>
+        </w:tc>
+        <w:tc>
+          <w:tcPr>
+            <w:tcW w:w="0" w:type="auto"/>
+            <w:vAlign w:val="center"/>
+            <w:hideMark/>
+          </w:tcPr>
+          <w:p>
+            <w:pPr>
+              <w:spacing w:after="0" w:line="240" w:lineRule="auto"/>
+              <w:jc w:val="right"/>
+              <w:rPr>
+                <w:rFonts w:ascii="Times New Roman" w:eastAsia="Times New Roman" w:hAnsi="Times New Roman" w:cs="Times New Roman"/>
+                <w:kern w:val="0"/>
+                <w:sz w:val="18"/>
+                <w:szCs w:val="18"/>
+                <w14:ligatures w14:val="none"/>
+              </w:rPr>
+            </w:pPr>
+            <w:r>
+              <w:rPr>
+                <w:rFonts w:ascii="Times New Roman" w:eastAsia="Times New Roman" w:hAnsi="Times New Roman" w:cs="Times New Roman"/>
+                <w:kern w:val="0"/>
+                <w:sz w:val="18"/>
+                <w:szCs w:val="18"/>
+                <w14:ligatures w14:val="none"/>
+              </w:rPr>
+              <w:t>0.8</w:t>
+            </w:r>
+          </w:p>
+        </w:tc>
+      </w:tr>
+    </w:tbl>
+    <w:p>
+      <w:pPr>
+        <w:pStyle w:val="NormalWeb"/>
+      </w:pPr>
+    </w:p>
+    <w:p>
+      <w:pPr>
+        <w:pStyle w:val="NormalWeb"/>
+      </w:pPr>
+    </w:p>
+    <w:p>
+      <w:pPr>
+        <w:rPr>
+          <w:rFonts w:ascii="Times New Roman" w:hAnsi="Times New Roman" w:cs="Times New Roman"/>
+        </w:rPr>
+      </w:pPr>
+      <w:r>
+        <w:rPr>
+          <w:rFonts w:ascii="Times New Roman" w:hAnsi="Times New Roman" w:cs="Times New Roman"/>
+        </w:rPr>
+        <w:t xml:space="preserve">Threshold trade-offs were analysed using </w:t>
+      </w:r>
+      <w:r>
+        <w:rPr>
+          <w:rFonts w:ascii="Times New Roman" w:hAnsi="Times New Roman" w:cs="Times New Roman"/>
+        </w:rPr>
+        <w:t xml:space="preserve">only </w:t>
+      </w:r>
+      <w:r>
+        <w:rPr>
+          <w:rFonts w:ascii="Times New Roman" w:hAnsi="Times New Roman" w:cs="Times New Roman"/>
+        </w:rPr>
+        <w:t xml:space="preserve">out-of-fold training probabilities. </w:t>
+      </w:r>
+      <w:r>
+        <w:rPr>
+          <w:rFonts w:ascii="Times New Roman" w:hAnsi="Times New Roman" w:cs="Times New Roman"/>
+        </w:rPr>
         <w:t>Figure</w:t>
       </w:r>
       <w:r>
+        <w:rPr>
+          <w:rFonts w:ascii="Times New Roman" w:hAnsi="Times New Roman" w:cs="Times New Roman"/>
+        </w:rPr>
         <w:t>-</w:t>
       </w:r>
       <w:r>
-        <w:t>9</w:t>
+        <w:rPr>
+          <w:rFonts w:ascii="Times New Roman" w:hAnsi="Times New Roman" w:cs="Times New Roman"/>
+        </w:rPr>
+        <w:t>10</w:t>
+      </w:r>
+      <w:r>
+        <w:rPr>
+          <w:rFonts w:ascii="Times New Roman" w:hAnsi="Times New Roman" w:cs="Times New Roman"/>
+        </w:rPr>
+        <w:t xml:space="preserve"> shows </w:t>
+      </w:r>
+      <w:r>
+        <w:rPr>
+          <w:rFonts w:ascii="Times New Roman" w:hAnsi="Times New Roman" w:cs="Times New Roman"/>
+        </w:rPr>
+        <w:t>precision, recall, and F1</w:t>
+      </w:r>
+      <w:r>
+        <w:rPr>
+          <w:rFonts w:ascii="Times New Roman" w:hAnsi="Times New Roman" w:cs="Times New Roman"/>
+        </w:rPr>
+        <w:t xml:space="preserve"> plots</w:t>
+      </w:r>
+      <w:r>
+        <w:rPr>
+          <w:rFonts w:ascii="Times New Roman" w:hAnsi="Times New Roman" w:cs="Times New Roman"/>
+        </w:rPr>
+        <w:t xml:space="preserve"> across thresholds</w:t>
+      </w:r>
+      <w:r>
+        <w:rPr>
+          <w:rFonts w:ascii="Times New Roman" w:hAnsi="Times New Roman" w:cs="Times New Roman"/>
+        </w:rPr>
+        <w:t>;</w:t>
+      </w:r>
+      <w:r>
+        <w:rPr>
+          <w:rFonts w:ascii="Times New Roman" w:hAnsi="Times New Roman" w:cs="Times New Roman"/>
+        </w:rPr>
+        <w:t xml:space="preserve"> </w:t>
+      </w:r>
+      <w:r>
+        <w:rPr>
+          <w:rFonts w:ascii="Times New Roman" w:hAnsi="Times New Roman" w:cs="Times New Roman"/>
+          <w:color w:val="000000"/>
+        </w:rPr>
+        <w:t>a</w:t>
+      </w:r>
+      <w:r>
+        <w:rPr>
+          <w:rFonts w:ascii="Times New Roman" w:hAnsi="Times New Roman" w:cs="Times New Roman"/>
+          <w:color w:val="000000"/>
+        </w:rPr>
+        <w:t xml:space="preserve"> </w:t>
+      </w:r>
+      <w:r>
+        <w:rPr>
+          <w:rFonts w:ascii="Times New Roman" w:hAnsi="Times New Roman" w:cs="Times New Roman"/>
+          <w:color w:val="000000"/>
+        </w:rPr>
+        <w:t xml:space="preserve">neutral </w:t>
+      </w:r>
+      <w:r>
+        <w:rPr>
+          <w:rFonts w:ascii="Times New Roman" w:hAnsi="Times New Roman" w:cs="Times New Roman"/>
+          <w:color w:val="000000"/>
+        </w:rPr>
+        <w:t>threshold of 0.50 was chosen</w:t>
+      </w:r>
+      <w:r>
+        <w:rPr>
+          <w:rFonts w:ascii="Times New Roman" w:hAnsi="Times New Roman" w:cs="Times New Roman"/>
+          <w:color w:val="000000"/>
+        </w:rPr>
+        <w:t xml:space="preserve"> </w:t>
+      </w:r>
+      <w:r>
+        <w:rPr>
+          <w:rFonts w:ascii="Times New Roman" w:hAnsi="Times New Roman" w:cs="Times New Roman"/>
+          <w:color w:val="000000"/>
+        </w:rPr>
+        <w:t>as it could be</w:t>
+      </w:r>
+      <w:r>
+        <w:rPr>
+          <w:rFonts w:ascii="Times New Roman" w:hAnsi="Times New Roman" w:cs="Times New Roman"/>
+          <w:color w:val="000000"/>
+        </w:rPr>
+        <w:t xml:space="preserve"> </w:t>
+      </w:r>
+      <w:r>
+        <w:rPr>
+          <w:rFonts w:ascii="Times New Roman" w:hAnsi="Times New Roman" w:cs="Times New Roman"/>
+          <w:color w:val="000000"/>
+        </w:rPr>
+        <w:t xml:space="preserve">adjusted </w:t>
+      </w:r>
+      <w:r>
+        <w:rPr>
+          <w:rFonts w:ascii="Times New Roman" w:hAnsi="Times New Roman" w:cs="Times New Roman"/>
+          <w:color w:val="000000"/>
+        </w:rPr>
+        <w:t>based</w:t>
+      </w:r>
+      <w:r>
+        <w:rPr>
+          <w:rFonts w:ascii="Times New Roman" w:hAnsi="Times New Roman" w:cs="Times New Roman"/>
+          <w:color w:val="000000"/>
+        </w:rPr>
+        <w:t xml:space="preserve"> </w:t>
+      </w:r>
+      <w:r>
+        <w:rPr>
+          <w:rFonts w:ascii="Times New Roman" w:hAnsi="Times New Roman" w:cs="Times New Roman"/>
+          <w:color w:val="000000"/>
+        </w:rPr>
+        <w:t>on</w:t>
+      </w:r>
+      <w:r>
+        <w:rPr>
+          <w:rFonts w:ascii="Times New Roman" w:hAnsi="Times New Roman" w:cs="Times New Roman"/>
+          <w:color w:val="000000"/>
+        </w:rPr>
+        <w:t xml:space="preserve"> </w:t>
+      </w:r>
+      <w:r>
+        <w:rPr>
+          <w:rFonts w:ascii="Times New Roman" w:hAnsi="Times New Roman" w:cs="Times New Roman"/>
+          <w:color w:val="000000"/>
+        </w:rPr>
+        <w:t xml:space="preserve">the firm’s </w:t>
+      </w:r>
+      <w:r>
+        <w:rPr>
+          <w:rFonts w:ascii="Times New Roman" w:hAnsi="Times New Roman" w:cs="Times New Roman"/>
+          <w:color w:val="000000"/>
+        </w:rPr>
+        <w:t>campaign cost, capacity, and tolerance for false positives versus false negatives</w:t>
+      </w:r>
+      <w:r>
+        <w:rPr>
+          <w:rFonts w:ascii="Arial" w:hAnsi="Arial" w:cs="Arial"/>
+          <w:color w:val="000000"/>
+          <w:sz w:val="20"/>
+          <w:szCs w:val="20"/>
+        </w:rPr>
+        <w:t>. </w:t>
+      </w:r>
+      <w:r>
+        <w:rPr>
+          <w:rFonts w:ascii="Times New Roman" w:hAnsi="Times New Roman" w:cs="Times New Roman"/>
+        </w:rPr>
+        <w:t>A</w:t>
+      </w:r>
+      <w:r>
+        <w:rPr>
+          <w:rFonts w:ascii="Times New Roman" w:hAnsi="Times New Roman" w:cs="Times New Roman"/>
+        </w:rPr>
+        <w:t>nd all final test metrics use that threshold. The plot was therefore diagnostic rather than a justification for changing the operating cut-off.</w:t>
+      </w:r>
+    </w:p>
+    <w:p>
+      <w:pPr>
+        <w:pStyle w:val="Caption"/>
+        <w:keepNext/>
+        <w:jc w:val="center"/>
+      </w:pPr>
+      <w:r>
+        <w:t>Figure</w:t>
+      </w:r>
+      <w:r>
+        <w:t>-</w:t>
+      </w:r>
+      <w:r>
+        <w:t>10</w:t>
       </w:r>
     </w:p>
     <w:p>
@@ -5246,7 +6248,7 @@
                     <pic:cNvPicPr/>
                   </pic:nvPicPr>
                   <pic:blipFill>
-                    <a:blip r:embed="rId9"/>
+                    <a:blip r:embed="rId10"/>
                     <a:stretch>
                       <a:fillRect/>
                     </a:stretch>
@@ -5284,6 +6286,67 @@
         <w:rPr>
           <w:rFonts w:ascii="Times New Roman" w:hAnsi="Times New Roman" w:cs="Times New Roman"/>
         </w:rPr>
+        <w:lastRenderedPageBreak/>
+        <w:drawing>
+          <wp:anchor distT="0" distB="0" distL="114300" distR="114300" simplePos="0" relativeHeight="251683840" behindDoc="0" locked="0" layoutInCell="1" allowOverlap="1" wp14:anchorId="4759205C" wp14:editId="40502A8D">
+            <wp:simplePos x="0" y="0"/>
+            <wp:positionH relativeFrom="column">
+              <wp:posOffset>964103</wp:posOffset>
+            </wp:positionH>
+            <wp:positionV relativeFrom="paragraph">
+              <wp:posOffset>1131974</wp:posOffset>
+            </wp:positionV>
+            <wp:extent cx="3708400" cy="3073400"/>
+            <wp:effectExtent l="0" t="0" r="0" b="0"/>
+            <wp:wrapTopAndBottom/>
+            <wp:docPr id="458117000" name="Picture 1" descr="A graph with a line&#10;&#10;AI-generated content may be incorrect."/>
+            <wp:cNvGraphicFramePr>
+              <a:graphicFrameLocks xmlns:a="http://schemas.openxmlformats.org/drawingml/2006/main" noChangeAspect="1"/>
+            </wp:cNvGraphicFramePr>
+            <a:graphic xmlns:a="http://schemas.openxmlformats.org/drawingml/2006/main">
+              <a:graphicData uri="http://schemas.openxmlformats.org/drawingml/2006/picture">
+                <pic:pic xmlns:pic="http://schemas.openxmlformats.org/drawingml/2006/picture">
+                  <pic:nvPicPr>
+                    <pic:cNvPr id="458117000" name="Picture 1" descr="A graph with a line&#10;&#10;AI-generated content may be incorrect."/>
+                    <pic:cNvPicPr/>
+                  </pic:nvPicPr>
+                  <pic:blipFill>
+                    <a:blip r:embed="rId11">
+                      <a:extLst>
+                        <a:ext uri="{28A0092B-C50C-407E-A947-70E740481C1C}">
+                          <a14:useLocalDpi xmlns:a14="http://schemas.microsoft.com/office/drawing/2010/main" val="0"/>
+                        </a:ext>
+                      </a:extLst>
+                    </a:blip>
+                    <a:stretch>
+                      <a:fillRect/>
+                    </a:stretch>
+                  </pic:blipFill>
+                  <pic:spPr>
+                    <a:xfrm>
+                      <a:off x="0" y="0"/>
+                      <a:ext cx="3708400" cy="3073400"/>
+                    </a:xfrm>
+                    <a:prstGeom prst="rect">
+                      <a:avLst/>
+                    </a:prstGeom>
+                  </pic:spPr>
+                </pic:pic>
+              </a:graphicData>
+            </a:graphic>
+            <wp14:sizeRelH relativeFrom="page">
+              <wp14:pctWidth>0</wp14:pctWidth>
+            </wp14:sizeRelH>
+            <wp14:sizeRelV relativeFrom="page">
+              <wp14:pctHeight>0</wp14:pctHeight>
+            </wp14:sizeRelV>
+          </wp:anchor>
+        </w:drawing>
+      </w:r>
+      <w:r>
+        <w:rPr>
+          <w:rFonts w:ascii="Times New Roman" w:hAnsi="Times New Roman" w:cs="Times New Roman"/>
+        </w:rPr>
         <w:t xml:space="preserve">Final evaluation was performed </w:t>
       </w:r>
       <w:r>
@@ -5296,7 +6359,67 @@
         <w:rPr>
           <w:rFonts w:ascii="Times New Roman" w:hAnsi="Times New Roman" w:cs="Times New Roman"/>
         </w:rPr>
-        <w:t>test set. Test PR-AUC was 0.6870, ROC-AUC was 0.6986, precision was 0.6374, recall was 0.6497, and F1 was 0.6435.</w:t>
+        <w:t>test set. Test PR-AUC was 0.687</w:t>
+      </w:r>
+      <w:r>
+        <w:rPr>
+          <w:rFonts w:ascii="Times New Roman" w:hAnsi="Times New Roman" w:cs="Times New Roman"/>
+        </w:rPr>
+        <w:t>7</w:t>
+      </w:r>
+      <w:r>
+        <w:rPr>
+          <w:rFonts w:ascii="Times New Roman" w:hAnsi="Times New Roman" w:cs="Times New Roman"/>
+        </w:rPr>
+        <w:t>, ROC-AUC was 0.698</w:t>
+      </w:r>
+      <w:r>
+        <w:rPr>
+          <w:rFonts w:ascii="Times New Roman" w:hAnsi="Times New Roman" w:cs="Times New Roman"/>
+        </w:rPr>
+        <w:t>0</w:t>
+      </w:r>
+      <w:r>
+        <w:rPr>
+          <w:rFonts w:ascii="Times New Roman" w:hAnsi="Times New Roman" w:cs="Times New Roman"/>
+        </w:rPr>
+        <w:t>, precision was 0.63</w:t>
+      </w:r>
+      <w:r>
+        <w:rPr>
+          <w:rFonts w:ascii="Times New Roman" w:hAnsi="Times New Roman" w:cs="Times New Roman"/>
+        </w:rPr>
+        <w:t>73</w:t>
+      </w:r>
+      <w:r>
+        <w:rPr>
+          <w:rFonts w:ascii="Times New Roman" w:hAnsi="Times New Roman" w:cs="Times New Roman"/>
+        </w:rPr>
+        <w:t>, recall was 0.64</w:t>
+      </w:r>
+      <w:r>
+        <w:rPr>
+          <w:rFonts w:ascii="Times New Roman" w:hAnsi="Times New Roman" w:cs="Times New Roman"/>
+        </w:rPr>
+        <w:t>67</w:t>
+      </w:r>
+      <w:r>
+        <w:rPr>
+          <w:rFonts w:ascii="Times New Roman" w:hAnsi="Times New Roman" w:cs="Times New Roman"/>
+        </w:rPr>
+        <w:t>, and F1 was 0.64</w:t>
+      </w:r>
+      <w:r>
+        <w:rPr>
+          <w:rFonts w:ascii="Times New Roman" w:hAnsi="Times New Roman" w:cs="Times New Roman"/>
+        </w:rPr>
+        <w:t>20</w:t>
+      </w:r>
+      <w:r>
+        <w:rPr>
+          <w:rFonts w:ascii="Times New Roman" w:hAnsi="Times New Roman" w:cs="Times New Roman"/>
+        </w:rPr>
+        <w:t>.</w:t>
       </w:r>
       <w:r>
         <w:rPr>
@@ -5319,13 +6442,72 @@
       </w:pPr>
       <w:r>
         <w:rPr>
+          <w:rFonts w:ascii="Times New Roman" w:hAnsi="Times New Roman" w:cs="Times New Roman"/>
+        </w:rPr>
+        <w:drawing>
+          <wp:anchor distT="0" distB="0" distL="114300" distR="114300" simplePos="0" relativeHeight="251684864" behindDoc="0" locked="0" layoutInCell="1" allowOverlap="1" wp14:anchorId="3F445F98" wp14:editId="1BD14A9B">
+            <wp:simplePos x="0" y="0"/>
+            <wp:positionH relativeFrom="column">
+              <wp:posOffset>964276</wp:posOffset>
+            </wp:positionH>
+            <wp:positionV relativeFrom="paragraph">
+              <wp:posOffset>3846946</wp:posOffset>
+            </wp:positionV>
+            <wp:extent cx="3708400" cy="3073400"/>
+            <wp:effectExtent l="0" t="0" r="0" b="0"/>
+            <wp:wrapTopAndBottom/>
+            <wp:docPr id="1662603802" name="Picture 1" descr="A graph of a curve&#10;&#10;AI-generated content may be incorrect."/>
+            <wp:cNvGraphicFramePr>
+              <a:graphicFrameLocks xmlns:a="http://schemas.openxmlformats.org/drawingml/2006/main" noChangeAspect="1"/>
+            </wp:cNvGraphicFramePr>
+            <a:graphic xmlns:a="http://schemas.openxmlformats.org/drawingml/2006/main">
+              <a:graphicData uri="http://schemas.openxmlformats.org/drawingml/2006/picture">
+                <pic:pic xmlns:pic="http://schemas.openxmlformats.org/drawingml/2006/picture">
+                  <pic:nvPicPr>
+                    <pic:cNvPr id="1662603802" name="Picture 1" descr="A graph of a curve&#10;&#10;AI-generated content may be incorrect."/>
+                    <pic:cNvPicPr/>
+                  </pic:nvPicPr>
+                  <pic:blipFill>
+                    <a:blip r:embed="rId12">
+                      <a:extLst>
+                        <a:ext uri="{28A0092B-C50C-407E-A947-70E740481C1C}">
+                          <a14:useLocalDpi xmlns:a14="http://schemas.microsoft.com/office/drawing/2010/main" val="0"/>
+                        </a:ext>
+                      </a:extLst>
+                    </a:blip>
+                    <a:stretch>
+                      <a:fillRect/>
+                    </a:stretch>
+                  </pic:blipFill>
+                  <pic:spPr>
+                    <a:xfrm>
+                      <a:off x="0" y="0"/>
+                      <a:ext cx="3708400" cy="3073400"/>
+                    </a:xfrm>
+                    <a:prstGeom prst="rect">
+                      <a:avLst/>
+                    </a:prstGeom>
+                  </pic:spPr>
+                </pic:pic>
+              </a:graphicData>
+            </a:graphic>
+            <wp14:sizeRelH relativeFrom="page">
+              <wp14:pctWidth>0</wp14:pctWidth>
+            </wp14:sizeRelH>
+            <wp14:sizeRelV relativeFrom="page">
+              <wp14:pctHeight>0</wp14:pctHeight>
+            </wp14:sizeRelV>
+          </wp:anchor>
+        </w:drawing>
+      </w:r>
+      <w:r>
+        <w:rPr>
           <w:noProof/>
         </w:rPr>
-        <w:lastRenderedPageBreak/>
         <mc:AlternateContent>
           <mc:Choice Requires="wps">
             <w:drawing>
-              <wp:anchor distT="0" distB="0" distL="114300" distR="114300" simplePos="0" relativeHeight="251674624" behindDoc="0" locked="0" layoutInCell="1" allowOverlap="1" wp14:anchorId="6ED5740A" wp14:editId="5EDD0415">
+              <wp:anchor distT="0" distB="0" distL="114300" distR="114300" simplePos="0" relativeHeight="251674624" behindDoc="0" locked="0" layoutInCell="1" allowOverlap="1" wp14:anchorId="6ED5740A" wp14:editId="48817FA6">
                 <wp:simplePos x="0" y="0"/>
                 <wp:positionH relativeFrom="column">
                   <wp:posOffset>968375</wp:posOffset>
@@ -5333,8 +6515,8 @@
                 <wp:positionV relativeFrom="paragraph">
                   <wp:posOffset>3611880</wp:posOffset>
                 </wp:positionV>
-                <wp:extent cx="3708400" cy="234950"/>
-                <wp:effectExtent l="0" t="0" r="0" b="6350"/>
+                <wp:extent cx="3708400" cy="237600"/>
+                <wp:effectExtent l="0" t="0" r="0" b="3810"/>
                 <wp:wrapTopAndBottom/>
                 <wp:docPr id="1754541003" name="Text Box 1"/>
                 <wp:cNvGraphicFramePr/>
@@ -5345,7 +6527,120 @@
                       <wps:spPr>
                         <a:xfrm>
                           <a:off x="0" y="0"/>
-                          <a:ext cx="3708400" cy="234950"/>
+                          <a:ext cx="3708400" cy="237600"/>
+                        </a:xfrm>
+                        <a:prstGeom prst="rect">
+                          <a:avLst/>
+                        </a:prstGeom>
+                        <a:solidFill>
+                          <a:prstClr val="white"/>
+                        </a:solidFill>
+                        <a:ln>
+                          <a:noFill/>
+                        </a:ln>
+                      </wps:spPr>
+                      <wps:txbx>
+                        <w:txbxContent>
+                          <w:p>
+                            <w:pPr>
+                              <w:pStyle w:val="Caption"/>
+                              <w:jc w:val="center"/>
+                              <w:rPr>
+                                <w:rFonts w:ascii="Times New Roman" w:hAnsi="Times New Roman" w:cs="Times New Roman"/>
+                              </w:rPr>
+                            </w:pPr>
+                            <w:r>
+                              <w:t>Figure</w:t>
+                            </w:r>
+                            <w:r>
+                              <w:t>-</w:t>
+                            </w:r>
+                            <w:r>
+                              <w:t>1</w:t>
+                            </w:r>
+                            <w:r>
+                              <w:t>2</w:t>
+                            </w:r>
+                          </w:p>
+                        </w:txbxContent>
+                      </wps:txbx>
+                      <wps:bodyPr rot="0" spcFirstLastPara="0" vertOverflow="overflow" horzOverflow="overflow" vert="horz" wrap="square" lIns="0" tIns="0" rIns="0" bIns="0" numCol="1" spcCol="0" rtlCol="0" fromWordArt="0" anchor="t" anchorCtr="0" forceAA="0" compatLnSpc="1">
+                        <a:prstTxWarp prst="textNoShape">
+                          <a:avLst/>
+                        </a:prstTxWarp>
+                        <a:noAutofit/>
+                      </wps:bodyPr>
+                    </wps:wsp>
+                  </a:graphicData>
+                </a:graphic>
+                <wp14:sizeRelV relativeFrom="margin">
+                  <wp14:pctHeight>0</wp14:pctHeight>
+                </wp14:sizeRelV>
+              </wp:anchor>
+            </w:drawing>
+          </mc:Choice>
+          <mc:Fallback>
+            <w:pict>
+              <v:shape w14:anchorId="6ED5740A" id="_x0000_s1031" type="#_x0000_t202" style="position:absolute;margin-left:76.25pt;margin-top:284.4pt;width:292pt;height:18.7pt;z-index:251674624;visibility:visible;mso-wrap-style:square;mso-height-percent:0;mso-wrap-distance-left:9pt;mso-wrap-distance-top:0;mso-wrap-distance-right:9pt;mso-wrap-distance-bottom:0;mso-position-horizontal:absolute;mso-position-horizontal-relative:text;mso-position-vertical:absolute;mso-position-vertical-relative:text;mso-height-percent:0;mso-height-relative:margin;v-text-anchor:top" o:gfxdata="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" stroked="f">
+                <v:textbox inset="0,0,0,0">
+                  <w:txbxContent>
+                    <w:p>
+                      <w:pPr>
+                        <w:pStyle w:val="Caption"/>
+                        <w:jc w:val="center"/>
+                        <w:rPr>
+                          <w:rFonts w:ascii="Times New Roman" w:hAnsi="Times New Roman" w:cs="Times New Roman"/>
+                        </w:rPr>
+                      </w:pPr>
+                      <w:r>
+                        <w:t>Figure</w:t>
+                      </w:r>
+                      <w:r>
+                        <w:t>-</w:t>
+                      </w:r>
+                      <w:r>
+                        <w:t>1</w:t>
+                      </w:r>
+                      <w:r>
+                        <w:t>2</w:t>
+                      </w:r>
+                    </w:p>
+                  </w:txbxContent>
+                </v:textbox>
+                <w10:wrap type="topAndBottom"/>
+              </v:shape>
+            </w:pict>
+          </mc:Fallback>
+        </mc:AlternateContent>
+      </w:r>
+      <w:r>
+        <w:rPr>
+          <w:noProof/>
+        </w:rPr>
+        <mc:AlternateContent>
+          <mc:Choice Requires="wps">
+            <w:drawing>
+              <wp:anchor distT="0" distB="0" distL="114300" distR="114300" simplePos="0" relativeHeight="251671552" behindDoc="0" locked="0" layoutInCell="1" allowOverlap="1" wp14:anchorId="2BF899A3" wp14:editId="4BBEED01">
+                <wp:simplePos x="0" y="0"/>
+                <wp:positionH relativeFrom="column">
+                  <wp:posOffset>778510</wp:posOffset>
+                </wp:positionH>
+                <wp:positionV relativeFrom="paragraph">
+                  <wp:posOffset>0</wp:posOffset>
+                </wp:positionV>
+                <wp:extent cx="3708400" cy="217170"/>
+                <wp:effectExtent l="0" t="0" r="0" b="0"/>
+                <wp:wrapTopAndBottom/>
+                <wp:docPr id="964695507" name="Text Box 1"/>
+                <wp:cNvGraphicFramePr/>
+                <a:graphic xmlns:a="http://schemas.openxmlformats.org/drawingml/2006/main">
+                  <a:graphicData uri="http://schemas.microsoft.com/office/word/2010/wordprocessingShape">
+                    <wps:wsp>
+                      <wps:cNvSpPr txBox="1"/>
+                      <wps:spPr>
+                        <a:xfrm>
+                          <a:off x="0" y="0"/>
+                          <a:ext cx="3708400" cy="217170"/>
                         </a:xfrm>
                         <a:prstGeom prst="rect">
                           <a:avLst/>
@@ -5399,7 +6694,7 @@
           </mc:Choice>
           <mc:Fallback>
             <w:pict>
-              <v:shape w14:anchorId="6ED5740A" id="_x0000_s1030" type="#_x0000_t202" style="position:absolute;margin-left:76.25pt;margin-top:284.4pt;width:292pt;height:18.5pt;z-index:251674624;visibility:visible;mso-wrap-style:square;mso-height-percent:0;mso-wrap-distance-left:9pt;mso-wrap-distance-top:0;mso-wrap-distance-right:9pt;mso-wrap-distance-bottom:0;mso-position-horizontal:absolute;mso-position-horizontal-relative:text;mso-position-vertical:absolute;mso-position-vertical-relative:text;mso-height-percent:0;mso-height-relative:margin;v-text-anchor:top" o:gfxdata="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" stroked="f">
+              <v:shape w14:anchorId="2BF899A3" id="_x0000_s1032" type="#_x0000_t202" style="position:absolute;margin-left:61.3pt;margin-top:0;width:292pt;height:17.1pt;z-index:251671552;visibility:visible;mso-wrap-style:square;mso-height-percent:0;mso-wrap-distance-left:9pt;mso-wrap-distance-top:0;mso-wrap-distance-right:9pt;mso-wrap-distance-bottom:0;mso-position-horizontal:absolute;mso-position-horizontal-relative:text;mso-position-vertical:absolute;mso-position-vertical-relative:text;mso-height-percent:0;mso-height-relative:margin;v-text-anchor:top" o:gfxdata="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" stroked="f">
                 <v:textbox inset="0,0,0,0">
                   <w:txbxContent>
                     <w:p>
@@ -5431,23 +6726,190 @@
           </mc:Fallback>
         </mc:AlternateContent>
       </w:r>
+    </w:p>
+    <w:p>
+      <w:pPr>
+        <w:rPr>
+          <w:rFonts w:ascii="Times New Roman" w:hAnsi="Times New Roman" w:cs="Times New Roman"/>
+        </w:rPr>
+      </w:pPr>
+    </w:p>
+    <w:p>
+      <w:pPr>
+        <w:rPr>
+          <w:rFonts w:ascii="Times New Roman" w:hAnsi="Times New Roman" w:cs="Times New Roman"/>
+        </w:rPr>
+      </w:pPr>
+    </w:p>
+    <w:p>
+      <w:pPr>
+        <w:rPr>
+          <w:rFonts w:ascii="Times New Roman" w:hAnsi="Times New Roman" w:cs="Times New Roman"/>
+        </w:rPr>
+      </w:pPr>
+      <w:r>
+        <w:rPr>
+          <w:rFonts w:ascii="Times New Roman" w:hAnsi="Times New Roman" w:cs="Times New Roman"/>
+        </w:rPr>
+        <w:t xml:space="preserve">The confusion matrix clarifies the trade-off. </w:t>
+      </w:r>
+      <w:r>
+        <w:rPr>
+          <w:rFonts w:ascii="Times New Roman" w:hAnsi="Times New Roman" w:cs="Times New Roman"/>
+        </w:rPr>
+        <w:t>Figure</w:t>
+      </w:r>
+      <w:r>
+        <w:rPr>
+          <w:rFonts w:ascii="Times New Roman" w:hAnsi="Times New Roman" w:cs="Times New Roman"/>
+        </w:rPr>
+        <w:t>-</w:t>
+      </w:r>
+      <w:r>
+        <w:rPr>
+          <w:rFonts w:ascii="Times New Roman" w:hAnsi="Times New Roman" w:cs="Times New Roman"/>
+        </w:rPr>
+        <w:t>1</w:t>
+      </w:r>
+      <w:r>
+        <w:rPr>
+          <w:rFonts w:ascii="Times New Roman" w:hAnsi="Times New Roman" w:cs="Times New Roman"/>
+        </w:rPr>
+        <w:t>3</w:t>
+      </w:r>
+      <w:r>
+        <w:rPr>
+          <w:rFonts w:ascii="Times New Roman" w:hAnsi="Times New Roman" w:cs="Times New Roman"/>
+        </w:rPr>
+        <w:t xml:space="preserve"> shows that,</w:t>
+      </w:r>
+      <w:r>
+        <w:rPr>
+          <w:rFonts w:ascii="Times New Roman" w:hAnsi="Times New Roman" w:cs="Times New Roman"/>
+        </w:rPr>
+        <w:t xml:space="preserve"> </w:t>
+      </w:r>
+      <w:r>
+        <w:rPr>
+          <w:rFonts w:ascii="Times New Roman" w:hAnsi="Times New Roman" w:cs="Times New Roman"/>
+        </w:rPr>
+        <w:t>o</w:t>
+      </w:r>
+      <w:r>
+        <w:rPr>
+          <w:rFonts w:ascii="Times New Roman" w:hAnsi="Times New Roman" w:cs="Times New Roman"/>
+        </w:rPr>
+        <w:t>ut of 20,000 test observations, there were 6,4</w:t>
+      </w:r>
+      <w:r>
+        <w:rPr>
+          <w:rFonts w:ascii="Times New Roman" w:hAnsi="Times New Roman" w:cs="Times New Roman"/>
+        </w:rPr>
+        <w:t>1</w:t>
+      </w:r>
+      <w:r>
+        <w:rPr>
+          <w:rFonts w:ascii="Times New Roman" w:hAnsi="Times New Roman" w:cs="Times New Roman"/>
+        </w:rPr>
+        <w:t>0 true positives, 3,6</w:t>
+      </w:r>
+      <w:r>
+        <w:rPr>
+          <w:rFonts w:ascii="Times New Roman" w:hAnsi="Times New Roman" w:cs="Times New Roman"/>
+        </w:rPr>
+        <w:t>48</w:t>
+      </w:r>
+      <w:r>
+        <w:rPr>
+          <w:rFonts w:ascii="Times New Roman" w:hAnsi="Times New Roman" w:cs="Times New Roman"/>
+        </w:rPr>
+        <w:t xml:space="preserve"> false positives, 3,</w:t>
+      </w:r>
+      <w:r>
+        <w:rPr>
+          <w:rFonts w:ascii="Times New Roman" w:hAnsi="Times New Roman" w:cs="Times New Roman"/>
+        </w:rPr>
+        <w:t>502</w:t>
+      </w:r>
+      <w:r>
+        <w:rPr>
+          <w:rFonts w:ascii="Times New Roman" w:hAnsi="Times New Roman" w:cs="Times New Roman"/>
+        </w:rPr>
+        <w:t xml:space="preserve"> false negatives, and </w:t>
+      </w:r>
+      <w:r>
+        <w:rPr>
+          <w:rFonts w:ascii="Times New Roman" w:hAnsi="Times New Roman" w:cs="Times New Roman"/>
+        </w:rPr>
+        <w:lastRenderedPageBreak/>
+        <w:t>6,4</w:t>
+      </w:r>
+      <w:r>
+        <w:rPr>
+          <w:rFonts w:ascii="Times New Roman" w:hAnsi="Times New Roman" w:cs="Times New Roman"/>
+        </w:rPr>
+        <w:t>4</w:t>
+      </w:r>
+      <w:r>
+        <w:rPr>
+          <w:rFonts w:ascii="Times New Roman" w:hAnsi="Times New Roman" w:cs="Times New Roman"/>
+        </w:rPr>
+        <w:t>0</w:t>
+      </w:r>
+      <w:r>
+        <w:rPr>
+          <w:rFonts w:ascii="Times New Roman" w:hAnsi="Times New Roman" w:cs="Times New Roman"/>
+        </w:rPr>
+        <w:t xml:space="preserve"> true negatives. Many flagged customers would therefore be false alarms. Calibration was reviewed using a calibration curve</w:t>
+      </w:r>
+      <w:r>
+        <w:rPr>
+          <w:rFonts w:ascii="Times New Roman" w:hAnsi="Times New Roman" w:cs="Times New Roman"/>
+        </w:rPr>
+        <w:t xml:space="preserve"> (Figure 1</w:t>
+      </w:r>
+      <w:r>
+        <w:rPr>
+          <w:rFonts w:ascii="Times New Roman" w:hAnsi="Times New Roman" w:cs="Times New Roman"/>
+        </w:rPr>
+        <w:t>4</w:t>
+      </w:r>
+      <w:r>
+        <w:rPr>
+          <w:rFonts w:ascii="Times New Roman" w:hAnsi="Times New Roman" w:cs="Times New Roman"/>
+        </w:rPr>
+        <w:t>)</w:t>
+      </w:r>
+      <w:r>
+        <w:rPr>
+          <w:rFonts w:ascii="Times New Roman" w:hAnsi="Times New Roman" w:cs="Times New Roman"/>
+        </w:rPr>
+        <w:t>; probabilities were adequate for ranking but should not be treated as fully calibrated business probabilities without further calibration.</w:t>
+      </w:r>
+    </w:p>
+    <w:p>
+      <w:pPr>
+        <w:rPr>
+          <w:rFonts w:ascii="Times New Roman" w:hAnsi="Times New Roman" w:cs="Times New Roman"/>
+        </w:rPr>
+      </w:pPr>
       <w:r>
         <w:rPr>
           <w:rFonts w:ascii="Times New Roman" w:hAnsi="Times New Roman" w:cs="Times New Roman"/>
         </w:rPr>
         <w:drawing>
-          <wp:anchor distT="0" distB="0" distL="114300" distR="114300" simplePos="0" relativeHeight="251672576" behindDoc="0" locked="0" layoutInCell="1" allowOverlap="1" wp14:anchorId="1640C647" wp14:editId="61500E1C">
+          <wp:anchor distT="0" distB="0" distL="114300" distR="114300" simplePos="0" relativeHeight="251685888" behindDoc="0" locked="0" layoutInCell="1" allowOverlap="1" wp14:anchorId="56A14C97" wp14:editId="386A4A86">
             <wp:simplePos x="0" y="0"/>
             <wp:positionH relativeFrom="column">
-              <wp:posOffset>968721</wp:posOffset>
+              <wp:posOffset>1230284</wp:posOffset>
             </wp:positionH>
             <wp:positionV relativeFrom="paragraph">
-              <wp:posOffset>3830251</wp:posOffset>
+              <wp:posOffset>419562</wp:posOffset>
             </wp:positionV>
-            <wp:extent cx="3708400" cy="3073400"/>
+            <wp:extent cx="3035300" cy="2438400"/>
             <wp:effectExtent l="0" t="0" r="0" b="0"/>
             <wp:wrapTopAndBottom/>
-            <wp:docPr id="968396799" name="Picture 1" descr="A graph of a curve&#10;&#10;AI-generated content may be incorrect."/>
+            <wp:docPr id="1322292642" name="Picture 1" descr="A blue squares with white text&#10;&#10;AI-generated content may be incorrect."/>
             <wp:cNvGraphicFramePr>
               <a:graphicFrameLocks xmlns:a="http://schemas.openxmlformats.org/drawingml/2006/main" noChangeAspect="1"/>
             </wp:cNvGraphicFramePr>
@@ -5455,11 +6917,11 @@
               <a:graphicData uri="http://schemas.openxmlformats.org/drawingml/2006/picture">
                 <pic:pic xmlns:pic="http://schemas.openxmlformats.org/drawingml/2006/picture">
                   <pic:nvPicPr>
-                    <pic:cNvPr id="968396799" name="Picture 1" descr="A graph of a curve&#10;&#10;AI-generated content may be incorrect."/>
+                    <pic:cNvPr id="1322292642" name="Picture 1" descr="A blue squares with white text&#10;&#10;AI-generated content may be incorrect."/>
                     <pic:cNvPicPr/>
                   </pic:nvPicPr>
                   <pic:blipFill>
-                    <a:blip r:embed="rId10">
+                    <a:blip r:embed="rId13">
                       <a:extLst>
                         <a:ext uri="{28A0092B-C50C-407E-A947-70E740481C1C}">
                           <a14:useLocalDpi xmlns:a14="http://schemas.microsoft.com/office/drawing/2010/main" val="0"/>
@@ -5473,7 +6935,7 @@
                   <pic:spPr>
                     <a:xfrm>
                       <a:off x="0" y="0"/>
-                      <a:ext cx="3708400" cy="3073400"/>
+                      <a:ext cx="3035300" cy="2438400"/>
                     </a:xfrm>
                     <a:prstGeom prst="rect">
                       <a:avLst/>
@@ -5493,268 +6955,12 @@
       </w:r>
       <w:r>
         <w:rPr>
-          <w:rFonts w:ascii="Times New Roman" w:hAnsi="Times New Roman" w:cs="Times New Roman"/>
-        </w:rPr>
-        <w:drawing>
-          <wp:anchor distT="0" distB="0" distL="114300" distR="114300" simplePos="0" relativeHeight="251669504" behindDoc="0" locked="0" layoutInCell="1" allowOverlap="1" wp14:anchorId="29744FF3" wp14:editId="02CFA6DD">
-            <wp:simplePos x="0" y="0"/>
-            <wp:positionH relativeFrom="column">
-              <wp:posOffset>823595</wp:posOffset>
-            </wp:positionH>
-            <wp:positionV relativeFrom="paragraph">
-              <wp:posOffset>280142</wp:posOffset>
-            </wp:positionV>
-            <wp:extent cx="3708400" cy="3073400"/>
-            <wp:effectExtent l="0" t="0" r="0" b="0"/>
-            <wp:wrapTopAndBottom/>
-            <wp:docPr id="2072924403" name="Picture 1" descr="A graph with a line drawn on it&#10;&#10;AI-generated content may be incorrect."/>
-            <wp:cNvGraphicFramePr>
-              <a:graphicFrameLocks xmlns:a="http://schemas.openxmlformats.org/drawingml/2006/main" noChangeAspect="1"/>
-            </wp:cNvGraphicFramePr>
-            <a:graphic xmlns:a="http://schemas.openxmlformats.org/drawingml/2006/main">
-              <a:graphicData uri="http://schemas.openxmlformats.org/drawingml/2006/picture">
-                <pic:pic xmlns:pic="http://schemas.openxmlformats.org/drawingml/2006/picture">
-                  <pic:nvPicPr>
-                    <pic:cNvPr id="2072924403" name="Picture 1" descr="A graph with a line drawn on it&#10;&#10;AI-generated content may be incorrect."/>
-                    <pic:cNvPicPr/>
-                  </pic:nvPicPr>
-                  <pic:blipFill>
-                    <a:blip r:embed="rId11">
-                      <a:extLst>
-                        <a:ext uri="{28A0092B-C50C-407E-A947-70E740481C1C}">
-                          <a14:useLocalDpi xmlns:a14="http://schemas.microsoft.com/office/drawing/2010/main" val="0"/>
-                        </a:ext>
-                      </a:extLst>
-                    </a:blip>
-                    <a:stretch>
-                      <a:fillRect/>
-                    </a:stretch>
-                  </pic:blipFill>
-                  <pic:spPr>
-                    <a:xfrm>
-                      <a:off x="0" y="0"/>
-                      <a:ext cx="3708400" cy="3073400"/>
-                    </a:xfrm>
-                    <a:prstGeom prst="rect">
-                      <a:avLst/>
-                    </a:prstGeom>
-                  </pic:spPr>
-                </pic:pic>
-              </a:graphicData>
-            </a:graphic>
-            <wp14:sizeRelH relativeFrom="page">
-              <wp14:pctWidth>0</wp14:pctWidth>
-            </wp14:sizeRelH>
-            <wp14:sizeRelV relativeFrom="page">
-              <wp14:pctHeight>0</wp14:pctHeight>
-            </wp14:sizeRelV>
-          </wp:anchor>
-        </w:drawing>
-      </w:r>
-      <w:r>
-        <w:rPr>
           <w:noProof/>
         </w:rPr>
         <mc:AlternateContent>
           <mc:Choice Requires="wps">
             <w:drawing>
-              <wp:anchor distT="0" distB="0" distL="114300" distR="114300" simplePos="0" relativeHeight="251671552" behindDoc="0" locked="0" layoutInCell="1" allowOverlap="1" wp14:anchorId="2BF899A3" wp14:editId="3A8163F8">
-                <wp:simplePos x="0" y="0"/>
-                <wp:positionH relativeFrom="column">
-                  <wp:posOffset>778510</wp:posOffset>
-                </wp:positionH>
-                <wp:positionV relativeFrom="paragraph">
-                  <wp:posOffset>0</wp:posOffset>
-                </wp:positionV>
-                <wp:extent cx="3708400" cy="217170"/>
-                <wp:effectExtent l="0" t="0" r="0" b="0"/>
-                <wp:wrapTopAndBottom/>
-                <wp:docPr id="964695507" name="Text Box 1"/>
-                <wp:cNvGraphicFramePr/>
-                <a:graphic xmlns:a="http://schemas.openxmlformats.org/drawingml/2006/main">
-                  <a:graphicData uri="http://schemas.microsoft.com/office/word/2010/wordprocessingShape">
-                    <wps:wsp>
-                      <wps:cNvSpPr txBox="1"/>
-                      <wps:spPr>
-                        <a:xfrm>
-                          <a:off x="0" y="0"/>
-                          <a:ext cx="3708400" cy="217170"/>
-                        </a:xfrm>
-                        <a:prstGeom prst="rect">
-                          <a:avLst/>
-                        </a:prstGeom>
-                        <a:solidFill>
-                          <a:prstClr val="white"/>
-                        </a:solidFill>
-                        <a:ln>
-                          <a:noFill/>
-                        </a:ln>
-                      </wps:spPr>
-                      <wps:txbx>
-                        <w:txbxContent>
-                          <w:p>
-                            <w:pPr>
-                              <w:pStyle w:val="Caption"/>
-                              <w:jc w:val="center"/>
-                              <w:rPr>
-                                <w:rFonts w:ascii="Times New Roman" w:hAnsi="Times New Roman" w:cs="Times New Roman"/>
-                              </w:rPr>
-                            </w:pPr>
-                            <w:r>
-                              <w:t>Figure</w:t>
-                            </w:r>
-                            <w:r>
-                              <w:t>-</w:t>
-                            </w:r>
-                            <w:r>
-                              <w:t>1</w:t>
-                            </w:r>
-                            <w:r>
-                              <w:t>0</w:t>
-                            </w:r>
-                          </w:p>
-                        </w:txbxContent>
-                      </wps:txbx>
-                      <wps:bodyPr rot="0" spcFirstLastPara="0" vertOverflow="overflow" horzOverflow="overflow" vert="horz" wrap="square" lIns="0" tIns="0" rIns="0" bIns="0" numCol="1" spcCol="0" rtlCol="0" fromWordArt="0" anchor="t" anchorCtr="0" forceAA="0" compatLnSpc="1">
-                        <a:prstTxWarp prst="textNoShape">
-                          <a:avLst/>
-                        </a:prstTxWarp>
-                        <a:noAutofit/>
-                      </wps:bodyPr>
-                    </wps:wsp>
-                  </a:graphicData>
-                </a:graphic>
-                <wp14:sizeRelV relativeFrom="margin">
-                  <wp14:pctHeight>0</wp14:pctHeight>
-                </wp14:sizeRelV>
-              </wp:anchor>
-            </w:drawing>
-          </mc:Choice>
-          <mc:Fallback>
-            <w:pict>
-              <v:shape w14:anchorId="2BF899A3" id="_x0000_s1031" type="#_x0000_t202" style="position:absolute;margin-left:61.3pt;margin-top:0;width:292pt;height:17.1pt;z-index:251671552;visibility:visible;mso-wrap-style:square;mso-height-percent:0;mso-wrap-distance-left:9pt;mso-wrap-distance-top:0;mso-wrap-distance-right:9pt;mso-wrap-distance-bottom:0;mso-position-horizontal:absolute;mso-position-horizontal-relative:text;mso-position-vertical:absolute;mso-position-vertical-relative:text;mso-height-percent:0;mso-height-relative:margin;v-text-anchor:top" o:gfxdata="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" stroked="f">
-                <v:textbox inset="0,0,0,0">
-                  <w:txbxContent>
-                    <w:p>
-                      <w:pPr>
-                        <w:pStyle w:val="Caption"/>
-                        <w:jc w:val="center"/>
-                        <w:rPr>
-                          <w:rFonts w:ascii="Times New Roman" w:hAnsi="Times New Roman" w:cs="Times New Roman"/>
-                        </w:rPr>
-                      </w:pPr>
-                      <w:r>
-                        <w:t>Figure</w:t>
-                      </w:r>
-                      <w:r>
-                        <w:t>-</w:t>
-                      </w:r>
-                      <w:r>
-                        <w:t>1</w:t>
-                      </w:r>
-                      <w:r>
-                        <w:t>0</w:t>
-                      </w:r>
-                    </w:p>
-                  </w:txbxContent>
-                </v:textbox>
-                <w10:wrap type="topAndBottom"/>
-              </v:shape>
-            </w:pict>
-          </mc:Fallback>
-        </mc:AlternateContent>
-      </w:r>
-    </w:p>
-    <w:p>
-      <w:pPr>
-        <w:rPr>
-          <w:rFonts w:ascii="Times New Roman" w:hAnsi="Times New Roman" w:cs="Times New Roman"/>
-        </w:rPr>
-      </w:pPr>
-    </w:p>
-    <w:p>
-      <w:pPr>
-        <w:rPr>
-          <w:rFonts w:ascii="Times New Roman" w:hAnsi="Times New Roman" w:cs="Times New Roman"/>
-        </w:rPr>
-      </w:pPr>
-    </w:p>
-    <w:p>
-      <w:pPr>
-        <w:rPr>
-          <w:rFonts w:ascii="Times New Roman" w:hAnsi="Times New Roman" w:cs="Times New Roman"/>
-        </w:rPr>
-      </w:pPr>
-      <w:r>
-        <w:rPr>
-          <w:rFonts w:ascii="Times New Roman" w:hAnsi="Times New Roman" w:cs="Times New Roman"/>
-        </w:rPr>
-        <w:t xml:space="preserve">The confusion matrix clarifies the trade-off. </w:t>
-      </w:r>
-      <w:r>
-        <w:rPr>
-          <w:rFonts w:ascii="Times New Roman" w:hAnsi="Times New Roman" w:cs="Times New Roman"/>
-        </w:rPr>
-        <w:t>Figure</w:t>
-      </w:r>
-      <w:r>
-        <w:rPr>
-          <w:rFonts w:ascii="Times New Roman" w:hAnsi="Times New Roman" w:cs="Times New Roman"/>
-        </w:rPr>
-        <w:t>-</w:t>
-      </w:r>
-      <w:r>
-        <w:rPr>
-          <w:rFonts w:ascii="Times New Roman" w:hAnsi="Times New Roman" w:cs="Times New Roman"/>
-        </w:rPr>
-        <w:t>1</w:t>
-      </w:r>
-      <w:r>
-        <w:rPr>
-          <w:rFonts w:ascii="Times New Roman" w:hAnsi="Times New Roman" w:cs="Times New Roman"/>
-        </w:rPr>
-        <w:t>2</w:t>
-      </w:r>
-      <w:r>
-        <w:rPr>
-          <w:rFonts w:ascii="Times New Roman" w:hAnsi="Times New Roman" w:cs="Times New Roman"/>
-        </w:rPr>
-        <w:t xml:space="preserve"> shows that,</w:t>
-      </w:r>
-      <w:r>
-        <w:rPr>
-          <w:rFonts w:ascii="Times New Roman" w:hAnsi="Times New Roman" w:cs="Times New Roman"/>
-        </w:rPr>
-        <w:t xml:space="preserve"> </w:t>
-      </w:r>
-      <w:r>
-        <w:rPr>
-          <w:rFonts w:ascii="Times New Roman" w:hAnsi="Times New Roman" w:cs="Times New Roman"/>
-        </w:rPr>
-        <w:t>o</w:t>
-      </w:r>
-      <w:r>
-        <w:rPr>
-          <w:rFonts w:ascii="Times New Roman" w:hAnsi="Times New Roman" w:cs="Times New Roman"/>
-        </w:rPr>
-        <w:t>ut of 20,000 test observations, there were 6,440 true positives, 3,663 false positives, 3,472 false negatives, and 6,425 true negatives. Many flagged customers would therefore be false alarms. Calibration was reviewed using a calibration curve; probabilities were adequate for ranking but should not be treated as fully calibrated business probabilities without further calibration.</w:t>
-      </w:r>
-    </w:p>
-    <w:p>
-      <w:pPr>
-        <w:rPr>
-          <w:rFonts w:ascii="Times New Roman" w:hAnsi="Times New Roman" w:cs="Times New Roman"/>
-        </w:rPr>
-      </w:pPr>
-      <w:r>
-        <w:rPr>
-          <w:noProof/>
-        </w:rPr>
-        <w:lastRenderedPageBreak/>
-        <mc:AlternateContent>
-          <mc:Choice Requires="wps">
-            <w:drawing>
-              <wp:anchor distT="0" distB="0" distL="114300" distR="114300" simplePos="0" relativeHeight="251677696" behindDoc="0" locked="0" layoutInCell="1" allowOverlap="1" wp14:anchorId="3B90DB11" wp14:editId="4965121E">
+              <wp:anchor distT="0" distB="0" distL="114300" distR="114300" simplePos="0" relativeHeight="251677696" behindDoc="0" locked="0" layoutInCell="1" allowOverlap="1" wp14:anchorId="3B90DB11" wp14:editId="65ED2EA8">
                 <wp:simplePos x="0" y="0"/>
                 <wp:positionH relativeFrom="column">
                   <wp:posOffset>1231265</wp:posOffset>
@@ -5797,7 +7003,7 @@
                               <w:t>Figure 1</w:t>
                             </w:r>
                             <w:r>
-                              <w:t>2</w:t>
+                              <w:t>3</w:t>
                             </w:r>
                           </w:p>
                           <w:p/>
@@ -5820,7 +7026,7 @@
           </mc:Choice>
           <mc:Fallback>
             <w:pict>
-              <v:shape w14:anchorId="3B90DB11" id="_x0000_s1032" type="#_x0000_t202" style="position:absolute;margin-left:96.95pt;margin-top:15pt;width:239pt;height:18.5pt;z-index:251677696;visibility:visible;mso-wrap-style:square;mso-height-percent:0;mso-wrap-distance-left:9pt;mso-wrap-distance-top:0;mso-wrap-distance-right:9pt;mso-wrap-distance-bottom:0;mso-position-horizontal:absolute;mso-position-horizontal-relative:text;mso-position-vertical:absolute;mso-position-vertical-relative:text;mso-height-percent:0;mso-height-relative:margin;v-text-anchor:top" o:gfxdata="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" stroked="f">
+              <v:shape w14:anchorId="3B90DB11" id="_x0000_s1033" type="#_x0000_t202" style="position:absolute;margin-left:96.95pt;margin-top:15pt;width:239pt;height:18.5pt;z-index:251677696;visibility:visible;mso-wrap-style:square;mso-height-percent:0;mso-wrap-distance-left:9pt;mso-wrap-distance-top:0;mso-wrap-distance-right:9pt;mso-wrap-distance-bottom:0;mso-position-horizontal:absolute;mso-position-horizontal-relative:text;mso-position-vertical:absolute;mso-position-vertical-relative:text;mso-height-percent:0;mso-height-relative:margin;v-text-anchor:top" o:gfxdata="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" stroked="f">
                 <v:textbox inset="0,0,0,0">
                   <w:txbxContent>
                     <w:p>
@@ -5832,7 +7038,7 @@
                         <w:t>Figure 1</w:t>
                       </w:r>
                       <w:r>
-                        <w:t>2</w:t>
+                        <w:t>3</w:t>
                       </w:r>
                     </w:p>
                     <w:p/>
@@ -5844,23 +7050,135 @@
           </mc:Fallback>
         </mc:AlternateContent>
       </w:r>
+    </w:p>
+    <w:p>
+      <w:pPr>
+        <w:rPr>
+          <w:rFonts w:ascii="Times New Roman" w:hAnsi="Times New Roman" w:cs="Times New Roman"/>
+        </w:rPr>
+      </w:pPr>
+      <w:r>
+        <w:rPr>
+          <w:noProof/>
+        </w:rPr>
+        <mc:AlternateContent>
+          <mc:Choice Requires="wps">
+            <w:drawing>
+              <wp:anchor distT="0" distB="0" distL="114300" distR="114300" simplePos="0" relativeHeight="251688960" behindDoc="0" locked="0" layoutInCell="1" allowOverlap="1" wp14:anchorId="7A0E7AFA" wp14:editId="4E560A14">
+                <wp:simplePos x="0" y="0"/>
+                <wp:positionH relativeFrom="column">
+                  <wp:posOffset>1088737</wp:posOffset>
+                </wp:positionH>
+                <wp:positionV relativeFrom="paragraph">
+                  <wp:posOffset>2879551</wp:posOffset>
+                </wp:positionV>
+                <wp:extent cx="3708400" cy="635"/>
+                <wp:effectExtent l="0" t="0" r="0" b="12065"/>
+                <wp:wrapTopAndBottom/>
+                <wp:docPr id="114122405" name="Text Box 1"/>
+                <wp:cNvGraphicFramePr/>
+                <a:graphic xmlns:a="http://schemas.openxmlformats.org/drawingml/2006/main">
+                  <a:graphicData uri="http://schemas.microsoft.com/office/word/2010/wordprocessingShape">
+                    <wps:wsp>
+                      <wps:cNvSpPr txBox="1"/>
+                      <wps:spPr>
+                        <a:xfrm>
+                          <a:off x="0" y="0"/>
+                          <a:ext cx="3708400" cy="635"/>
+                        </a:xfrm>
+                        <a:prstGeom prst="rect">
+                          <a:avLst/>
+                        </a:prstGeom>
+                        <a:solidFill>
+                          <a:prstClr val="white"/>
+                        </a:solidFill>
+                        <a:ln>
+                          <a:noFill/>
+                        </a:ln>
+                      </wps:spPr>
+                      <wps:txbx>
+                        <w:txbxContent>
+                          <w:p>
+                            <w:pPr>
+                              <w:pStyle w:val="Caption"/>
+                              <w:jc w:val="center"/>
+                              <w:rPr>
+                                <w:rFonts w:ascii="Times New Roman" w:hAnsi="Times New Roman" w:cs="Times New Roman"/>
+                              </w:rPr>
+                            </w:pPr>
+                            <w:r>
+                              <w:t xml:space="preserve">Figure  </w:t>
+                            </w:r>
+                            <w:r>
+                              <w:t>14</w:t>
+                            </w:r>
+                          </w:p>
+                        </w:txbxContent>
+                      </wps:txbx>
+                      <wps:bodyPr rot="0" spcFirstLastPara="0" vertOverflow="overflow" horzOverflow="overflow" vert="horz" wrap="square" lIns="0" tIns="0" rIns="0" bIns="0" numCol="1" spcCol="0" rtlCol="0" fromWordArt="0" anchor="t" anchorCtr="0" forceAA="0" compatLnSpc="1">
+                        <a:prstTxWarp prst="textNoShape">
+                          <a:avLst/>
+                        </a:prstTxWarp>
+                        <a:spAutoFit/>
+                      </wps:bodyPr>
+                    </wps:wsp>
+                  </a:graphicData>
+                </a:graphic>
+              </wp:anchor>
+            </w:drawing>
+          </mc:Choice>
+          <mc:Fallback>
+            <w:pict>
+              <v:shape w14:anchorId="7A0E7AFA" id="_x0000_s1034" type="#_x0000_t202" style="position:absolute;margin-left:85.75pt;margin-top:226.75pt;width:292pt;height:.05pt;z-index:251688960;visibility:visible;mso-wrap-style:square;mso-wrap-distance-left:9pt;mso-wrap-distance-top:0;mso-wrap-distance-right:9pt;mso-wrap-distance-bottom:0;mso-position-horizontal:absolute;mso-position-horizontal-relative:text;mso-position-vertical:absolute;mso-position-vertical-relative:text;v-text-anchor:top" o:gfxdata="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" stroked="f">
+                <v:textbox style="mso-fit-shape-to-text:t" inset="0,0,0,0">
+                  <w:txbxContent>
+                    <w:p>
+                      <w:pPr>
+                        <w:pStyle w:val="Caption"/>
+                        <w:jc w:val="center"/>
+                        <w:rPr>
+                          <w:rFonts w:ascii="Times New Roman" w:hAnsi="Times New Roman" w:cs="Times New Roman"/>
+                        </w:rPr>
+                      </w:pPr>
+                      <w:r>
+                        <w:t xml:space="preserve">Figure  </w:t>
+                      </w:r>
+                      <w:r>
+                        <w:t>14</w:t>
+                      </w:r>
+                    </w:p>
+                  </w:txbxContent>
+                </v:textbox>
+                <w10:wrap type="topAndBottom"/>
+              </v:shape>
+            </w:pict>
+          </mc:Fallback>
+        </mc:AlternateContent>
+      </w:r>
+    </w:p>
+    <w:p>
+      <w:pPr>
+        <w:rPr>
+          <w:rFonts w:ascii="Times New Roman" w:hAnsi="Times New Roman" w:cs="Times New Roman"/>
+        </w:rPr>
+      </w:pPr>
       <w:r>
         <w:rPr>
           <w:rFonts w:ascii="Times New Roman" w:hAnsi="Times New Roman" w:cs="Times New Roman"/>
         </w:rPr>
         <w:drawing>
-          <wp:anchor distT="0" distB="0" distL="114300" distR="114300" simplePos="0" relativeHeight="251675648" behindDoc="0" locked="0" layoutInCell="1" allowOverlap="1" wp14:anchorId="6A2FDCF3" wp14:editId="1FFA563F">
+          <wp:anchor distT="0" distB="0" distL="114300" distR="114300" simplePos="0" relativeHeight="251686912" behindDoc="0" locked="0" layoutInCell="1" allowOverlap="1" wp14:anchorId="4F703941" wp14:editId="5223A17A">
             <wp:simplePos x="0" y="0"/>
             <wp:positionH relativeFrom="column">
-              <wp:posOffset>1231271</wp:posOffset>
+              <wp:posOffset>856211</wp:posOffset>
             </wp:positionH>
             <wp:positionV relativeFrom="paragraph">
-              <wp:posOffset>425513</wp:posOffset>
+              <wp:posOffset>292215</wp:posOffset>
             </wp:positionV>
-            <wp:extent cx="3035300" cy="2438400"/>
+            <wp:extent cx="3708400" cy="3073400"/>
             <wp:effectExtent l="0" t="0" r="0" b="0"/>
             <wp:wrapTopAndBottom/>
-            <wp:docPr id="102122896" name="Picture 1" descr="A blue squares with white text&#10;&#10;AI-generated content may be incorrect."/>
+            <wp:docPr id="1893967099" name="Picture 1" descr="A graph with a line&#10;&#10;AI-generated content may be incorrect."/>
             <wp:cNvGraphicFramePr>
               <a:graphicFrameLocks xmlns:a="http://schemas.openxmlformats.org/drawingml/2006/main" noChangeAspect="1"/>
             </wp:cNvGraphicFramePr>
@@ -5868,11 +7186,11 @@
               <a:graphicData uri="http://schemas.openxmlformats.org/drawingml/2006/picture">
                 <pic:pic xmlns:pic="http://schemas.openxmlformats.org/drawingml/2006/picture">
                   <pic:nvPicPr>
-                    <pic:cNvPr id="102122896" name="Picture 1" descr="A blue squares with white text&#10;&#10;AI-generated content may be incorrect."/>
+                    <pic:cNvPr id="1893967099" name="Picture 1" descr="A graph with a line&#10;&#10;AI-generated content may be incorrect."/>
                     <pic:cNvPicPr/>
                   </pic:nvPicPr>
                   <pic:blipFill>
-                    <a:blip r:embed="rId12">
+                    <a:blip r:embed="rId14">
                       <a:extLst>
                         <a:ext uri="{28A0092B-C50C-407E-A947-70E740481C1C}">
                           <a14:useLocalDpi xmlns:a14="http://schemas.microsoft.com/office/drawing/2010/main" val="0"/>
@@ -5886,7 +7204,7 @@
                   <pic:spPr>
                     <a:xfrm>
                       <a:off x="0" y="0"/>
-                      <a:ext cx="3035300" cy="2438400"/>
+                      <a:ext cx="3708400" cy="3073400"/>
                     </a:xfrm>
                     <a:prstGeom prst="rect">
                       <a:avLst/>
@@ -5916,6 +7234,7 @@
       <w:pPr>
         <w:rPr>
           <w:rFonts w:ascii="Times New Roman" w:hAnsi="Times New Roman" w:cs="Times New Roman"/>
+          <w:lang w:val="en-US"/>
         </w:rPr>
       </w:pPr>
       <w:r>
@@ -5946,14 +7265,9 @@
     </w:p>
     <w:p>
       <w:pPr>
-        <w:rPr>
-          <w:rFonts w:ascii="Times New Roman" w:hAnsi="Times New Roman" w:cs="Times New Roman"/>
-        </w:rPr>
+        <w:pStyle w:val="Heading2"/>
       </w:pPr>
       <w:r>
-        <w:rPr>
-          <w:rFonts w:ascii="Times New Roman" w:hAnsi="Times New Roman" w:cs="Times New Roman"/>
-        </w:rPr>
         <w:t>6. Present the final solution</w:t>
       </w:r>
     </w:p>
@@ -5974,7 +7288,67 @@
         <w:rPr>
           <w:rFonts w:ascii="Times New Roman" w:hAnsi="Times New Roman" w:cs="Times New Roman"/>
         </w:rPr>
-        <w:t>The final selected model is XGBoost because it achieved the strongest cross-validated PR-AUC and remained the best tuned candidate. On the held-out test set, it achieved PR-AUC 0.6870 and ROC-AUC 0.6986, with precision 0.6374, recall 0.6497, and F1 0.6435 at a threshold of 0.50. In business terms, this is a useful prioritisation model rather than a high-certainty classifier.</w:t>
+        <w:t>The final selected model is XGBoost because it achieved the strongest cross-validated PR-AUC and remained the best tuned candidate. On the held-out test set, it achieved PR-AUC 0.687</w:t>
+      </w:r>
+      <w:r>
+        <w:rPr>
+          <w:rFonts w:ascii="Times New Roman" w:hAnsi="Times New Roman" w:cs="Times New Roman"/>
+        </w:rPr>
+        <w:t>7</w:t>
+      </w:r>
+      <w:r>
+        <w:rPr>
+          <w:rFonts w:ascii="Times New Roman" w:hAnsi="Times New Roman" w:cs="Times New Roman"/>
+        </w:rPr>
+        <w:t xml:space="preserve"> and ROC-AUC 0.698</w:t>
+      </w:r>
+      <w:r>
+        <w:rPr>
+          <w:rFonts w:ascii="Times New Roman" w:hAnsi="Times New Roman" w:cs="Times New Roman"/>
+        </w:rPr>
+        <w:t>0</w:t>
+      </w:r>
+      <w:r>
+        <w:rPr>
+          <w:rFonts w:ascii="Times New Roman" w:hAnsi="Times New Roman" w:cs="Times New Roman"/>
+        </w:rPr>
+        <w:t>, with precision 0.637</w:t>
+      </w:r>
+      <w:r>
+        <w:rPr>
+          <w:rFonts w:ascii="Times New Roman" w:hAnsi="Times New Roman" w:cs="Times New Roman"/>
+        </w:rPr>
+        <w:t>3</w:t>
+      </w:r>
+      <w:r>
+        <w:rPr>
+          <w:rFonts w:ascii="Times New Roman" w:hAnsi="Times New Roman" w:cs="Times New Roman"/>
+        </w:rPr>
+        <w:t>, recall 0.64</w:t>
+      </w:r>
+      <w:r>
+        <w:rPr>
+          <w:rFonts w:ascii="Times New Roman" w:hAnsi="Times New Roman" w:cs="Times New Roman"/>
+        </w:rPr>
+        <w:t>67</w:t>
+      </w:r>
+      <w:r>
+        <w:rPr>
+          <w:rFonts w:ascii="Times New Roman" w:hAnsi="Times New Roman" w:cs="Times New Roman"/>
+        </w:rPr>
+        <w:t>, and F1 0.64</w:t>
+      </w:r>
+      <w:r>
+        <w:rPr>
+          <w:rFonts w:ascii="Times New Roman" w:hAnsi="Times New Roman" w:cs="Times New Roman"/>
+        </w:rPr>
+        <w:t>20</w:t>
+      </w:r>
+      <w:r>
+        <w:rPr>
+          <w:rFonts w:ascii="Times New Roman" w:hAnsi="Times New Roman" w:cs="Times New Roman"/>
+        </w:rPr>
+        <w:t xml:space="preserve"> at a threshold of 0.50. In business terms, this is a useful prioritisation model rather than a high-certainty classifier.</w:t>
       </w:r>
     </w:p>
     <w:p>
@@ -5987,7 +7361,43 @@
         <w:rPr>
           <w:rFonts w:ascii="Times New Roman" w:hAnsi="Times New Roman" w:cs="Times New Roman"/>
         </w:rPr>
-        <w:t>A simple operational illustration makes the trade-off concrete. If 10,000 customers were scored, using the observed test prevalence as a rough proxy, the model would flag about 5,052 as likely churners. Roughly 3,220 would be true churners captured, while about 1,832 would be false positives. This may be viable if interventions are moderate-cost, but expensive if outreach is costly or capacity-limited.</w:t>
+        <w:t>A simple operational illustration makes the trade-off concrete. If 10,000 customers were scored, using the observed test prevalence as a rough proxy, the model would flag about 5,0</w:t>
+      </w:r>
+      <w:r>
+        <w:rPr>
+          <w:rFonts w:ascii="Times New Roman" w:hAnsi="Times New Roman" w:cs="Times New Roman"/>
+        </w:rPr>
+        <w:t>29</w:t>
+      </w:r>
+      <w:r>
+        <w:rPr>
+          <w:rFonts w:ascii="Times New Roman" w:hAnsi="Times New Roman" w:cs="Times New Roman"/>
+        </w:rPr>
+        <w:t xml:space="preserve"> as likely churners. Roughly 3,2</w:t>
+      </w:r>
+      <w:r>
+        <w:rPr>
+          <w:rFonts w:ascii="Times New Roman" w:hAnsi="Times New Roman" w:cs="Times New Roman"/>
+        </w:rPr>
+        <w:t>05</w:t>
+      </w:r>
+      <w:r>
+        <w:rPr>
+          <w:rFonts w:ascii="Times New Roman" w:hAnsi="Times New Roman" w:cs="Times New Roman"/>
+        </w:rPr>
+        <w:t xml:space="preserve"> would be true churners captured, while about 1,8</w:t>
+      </w:r>
+      <w:r>
+        <w:rPr>
+          <w:rFonts w:ascii="Times New Roman" w:hAnsi="Times New Roman" w:cs="Times New Roman"/>
+        </w:rPr>
+        <w:t>24</w:t>
+      </w:r>
+      <w:r>
+        <w:rPr>
+          <w:rFonts w:ascii="Times New Roman" w:hAnsi="Times New Roman" w:cs="Times New Roman"/>
+        </w:rPr>
+        <w:t xml:space="preserve"> would be false positives. This may be viable if interventions are moderate-cost, but expensive if outreach is costly or capacity-limited.</w:t>
       </w:r>
     </w:p>
     <w:p>
@@ -6001,6 +7411,151 @@
           <w:rFonts w:ascii="Times New Roman" w:hAnsi="Times New Roman" w:cs="Times New Roman"/>
         </w:rPr>
         <w:t>The main limitations are external validity, calibration, and concept drift. The sample is more balanced than many real churn settings, so production precision may be lower. The Kaggle data may not represent a firm’s actual customer mix or current market conditions. Telecom churn patterns can change over time, so the model requires monitoring and periodic retraining. A realistic deployment plan includes scheduled scoring, drift checks, calibration review, and retraining on a monthly or quarterly cadence depending on behavioural volatility.</w:t>
+      </w:r>
+    </w:p>
+    <w:p>
+      <w:pPr>
+        <w:rPr>
+          <w:rFonts w:ascii="Times New Roman" w:hAnsi="Times New Roman" w:cs="Times New Roman"/>
+        </w:rPr>
+      </w:pPr>
+      <w:r>
+        <w:rPr>
+          <w:rFonts w:ascii="Times New Roman" w:hAnsi="Times New Roman" w:cs="Times New Roman"/>
+        </w:rPr>
+        <w:t>Next steps are to set the threshold using explicit business cost trade-offs, improve calibration, extend feature engineering, and enrich the dataset with additional business context such as complaints, campaign history, plan changes, or service-quality indicators.</w:t>
+      </w:r>
+    </w:p>
+    <w:p>
+      <w:pPr>
+        <w:rPr>
+          <w:rFonts w:ascii="Times New Roman" w:hAnsi="Times New Roman" w:cs="Times New Roman"/>
+        </w:rPr>
+      </w:pPr>
+      <w:r>
+        <w:rPr>
+          <w:rFonts w:ascii="Times New Roman" w:hAnsi="Times New Roman" w:cs="Times New Roman"/>
+        </w:rPr>
+        <w:t>What the model is for / not for</w:t>
+      </w:r>
+      <w:r>
+        <w:rPr>
+          <w:rFonts w:ascii="Times New Roman" w:hAnsi="Times New Roman" w:cs="Times New Roman"/>
+        </w:rPr>
+        <w:t>:</w:t>
+      </w:r>
+    </w:p>
+    <w:p>
+      <w:pPr>
+        <w:rPr>
+          <w:rFonts w:ascii="Times New Roman" w:hAnsi="Times New Roman" w:cs="Times New Roman"/>
+        </w:rPr>
+      </w:pPr>
+      <w:r>
+        <w:rPr>
+          <w:rFonts w:ascii="Times New Roman" w:hAnsi="Times New Roman" w:cs="Times New Roman"/>
+        </w:rPr>
+        <w:t>Predicting and ranking customers by churn risk to support prioritised retention targeting in batch campaigns</w:t>
+      </w:r>
+      <w:r>
+        <w:rPr>
+          <w:rFonts w:ascii="Times New Roman" w:hAnsi="Times New Roman" w:cs="Times New Roman"/>
+        </w:rPr>
+        <w:t>. It is not for causal inference or fully automated decision-making without business review.</w:t>
+      </w:r>
+    </w:p>
+    <w:p>
+      <w:pPr>
+        <w:rPr>
+          <w:rFonts w:ascii="Times New Roman" w:hAnsi="Times New Roman" w:cs="Times New Roman"/>
+        </w:rPr>
+      </w:pPr>
+      <w:r>
+        <w:rPr>
+          <w:rFonts w:ascii="Times New Roman" w:hAnsi="Times New Roman" w:cs="Times New Roman"/>
+        </w:rPr>
+        <w:t>Data provenance and constraints</w:t>
+      </w:r>
+      <w:r>
+        <w:rPr>
+          <w:rFonts w:ascii="Times New Roman" w:hAnsi="Times New Roman" w:cs="Times New Roman"/>
+        </w:rPr>
+        <w:t>:</w:t>
+      </w:r>
+      <w:r>
+        <w:rPr>
+          <w:rFonts w:ascii="Times New Roman" w:hAnsi="Times New Roman" w:cs="Times New Roman"/>
+        </w:rPr>
+        <w:t xml:space="preserve"> </w:t>
+      </w:r>
+    </w:p>
+    <w:p>
+      <w:pPr>
+        <w:rPr>
+          <w:rFonts w:ascii="Times New Roman" w:hAnsi="Times New Roman" w:cs="Times New Roman"/>
+        </w:rPr>
+      </w:pPr>
+      <w:r>
+        <w:rPr>
+          <w:rFonts w:ascii="Times New Roman" w:hAnsi="Times New Roman" w:cs="Times New Roman"/>
+        </w:rPr>
+        <w:t>The model was trained on a Kaggle telecom churn dataset. It is appropriate for reproducible coursework, but it should not be treated as a direct substitute for production data.</w:t>
+      </w:r>
+      <w:r>
+        <w:rPr>
+          <w:rFonts w:ascii="Times New Roman" w:hAnsi="Times New Roman" w:cs="Times New Roman"/>
+        </w:rPr>
+        <w:t xml:space="preserve"> The data shows balanced churn, which is unlikely in reality.</w:t>
+      </w:r>
+    </w:p>
+    <w:p>
+      <w:pPr>
+        <w:rPr>
+          <w:rFonts w:ascii="Times New Roman" w:hAnsi="Times New Roman" w:cs="Times New Roman"/>
+        </w:rPr>
+      </w:pPr>
+      <w:r>
+        <w:rPr>
+          <w:rFonts w:ascii="Times New Roman" w:hAnsi="Times New Roman" w:cs="Times New Roman"/>
+        </w:rPr>
+        <w:t>Evaluation summary and caveats</w:t>
+      </w:r>
+      <w:r>
+        <w:rPr>
+          <w:rFonts w:ascii="Times New Roman" w:hAnsi="Times New Roman" w:cs="Times New Roman"/>
+        </w:rPr>
+        <w:t>:</w:t>
+      </w:r>
+      <w:r>
+        <w:rPr>
+          <w:rFonts w:ascii="Times New Roman" w:hAnsi="Times New Roman" w:cs="Times New Roman"/>
+        </w:rPr>
+        <w:t xml:space="preserve"> </w:t>
+      </w:r>
+    </w:p>
+    <w:p>
+      <w:pPr>
+        <w:rPr>
+          <w:rFonts w:ascii="Times New Roman" w:hAnsi="Times New Roman" w:cs="Times New Roman"/>
+        </w:rPr>
+      </w:pPr>
+      <w:r>
+        <w:rPr>
+          <w:rFonts w:ascii="Times New Roman" w:hAnsi="Times New Roman" w:cs="Times New Roman"/>
+        </w:rPr>
+        <w:t xml:space="preserve">The model outperforms baselines and provides </w:t>
+      </w:r>
+      <w:r>
+        <w:rPr>
+          <w:rFonts w:ascii="Times New Roman" w:hAnsi="Times New Roman" w:cs="Times New Roman"/>
+        </w:rPr>
+        <w:t xml:space="preserve">an </w:t>
+      </w:r>
+      <w:r>
+        <w:rPr>
+          <w:rFonts w:ascii="Times New Roman" w:hAnsi="Times New Roman" w:cs="Times New Roman"/>
+        </w:rPr>
+        <w:t>operationally useful signal, but overall performance remains moderate. Any deployment should pair the model with business-led threshold setting, calibration review, and ongoing monitoring for drift and changing prevalence.</w:t>
       </w:r>
     </w:p>
     <w:p>
@@ -6016,144 +7571,6 @@
           <w:rFonts w:ascii="Times New Roman" w:hAnsi="Times New Roman" w:cs="Times New Roman"/>
         </w:rPr>
       </w:pPr>
-      <w:r>
-        <w:rPr>
-          <w:rFonts w:ascii="Times New Roman" w:hAnsi="Times New Roman" w:cs="Times New Roman"/>
-        </w:rPr>
-        <w:t>Next steps are to set the threshold using explicit business cost trade-offs, improve calibration, extend feature engineering, and enrich the dataset with additional business context such as complaints, campaign history, plan changes, or service-quality indicators.</w:t>
-      </w:r>
-    </w:p>
-    <w:p>
-      <w:pPr>
-        <w:rPr>
-          <w:rFonts w:ascii="Times New Roman" w:hAnsi="Times New Roman" w:cs="Times New Roman"/>
-        </w:rPr>
-      </w:pPr>
-      <w:r>
-        <w:rPr>
-          <w:rFonts w:ascii="Times New Roman" w:hAnsi="Times New Roman" w:cs="Times New Roman"/>
-        </w:rPr>
-        <w:t>What the model is for / not for</w:t>
-      </w:r>
-      <w:r>
-        <w:rPr>
-          <w:rFonts w:ascii="Times New Roman" w:hAnsi="Times New Roman" w:cs="Times New Roman"/>
-        </w:rPr>
-        <w:t>:</w:t>
-      </w:r>
-    </w:p>
-    <w:p>
-      <w:pPr>
-        <w:rPr>
-          <w:rFonts w:ascii="Times New Roman" w:hAnsi="Times New Roman" w:cs="Times New Roman"/>
-        </w:rPr>
-      </w:pPr>
-      <w:r>
-        <w:rPr>
-          <w:rFonts w:ascii="Times New Roman" w:hAnsi="Times New Roman" w:cs="Times New Roman"/>
-        </w:rPr>
-        <w:t>Predicting and ranking customers by churn risk to support prioritised retention targeting in batch campaigns</w:t>
-      </w:r>
-      <w:r>
-        <w:rPr>
-          <w:rFonts w:ascii="Times New Roman" w:hAnsi="Times New Roman" w:cs="Times New Roman"/>
-        </w:rPr>
-        <w:t>. It is not for causal inference or fully automated decision-making without business review.</w:t>
-      </w:r>
-    </w:p>
-    <w:p>
-      <w:pPr>
-        <w:rPr>
-          <w:rFonts w:ascii="Times New Roman" w:hAnsi="Times New Roman" w:cs="Times New Roman"/>
-        </w:rPr>
-      </w:pPr>
-      <w:r>
-        <w:rPr>
-          <w:rFonts w:ascii="Times New Roman" w:hAnsi="Times New Roman" w:cs="Times New Roman"/>
-        </w:rPr>
-        <w:t>Data provenance and constraints</w:t>
-      </w:r>
-      <w:r>
-        <w:rPr>
-          <w:rFonts w:ascii="Times New Roman" w:hAnsi="Times New Roman" w:cs="Times New Roman"/>
-        </w:rPr>
-        <w:t>:</w:t>
-      </w:r>
-      <w:r>
-        <w:rPr>
-          <w:rFonts w:ascii="Times New Roman" w:hAnsi="Times New Roman" w:cs="Times New Roman"/>
-        </w:rPr>
-        <w:t xml:space="preserve"> </w:t>
-      </w:r>
-    </w:p>
-    <w:p>
-      <w:pPr>
-        <w:rPr>
-          <w:rFonts w:ascii="Times New Roman" w:hAnsi="Times New Roman" w:cs="Times New Roman"/>
-        </w:rPr>
-      </w:pPr>
-      <w:r>
-        <w:rPr>
-          <w:rFonts w:ascii="Times New Roman" w:hAnsi="Times New Roman" w:cs="Times New Roman"/>
-        </w:rPr>
-        <w:t>The model was trained on a Kaggle telecom churn dataset. It is appropriate for reproducible coursework, but it should not be treated as a direct substitute for production data.</w:t>
-      </w:r>
-      <w:r>
-        <w:rPr>
-          <w:rFonts w:ascii="Times New Roman" w:hAnsi="Times New Roman" w:cs="Times New Roman"/>
-        </w:rPr>
-        <w:t xml:space="preserve"> The data shows balanced churn, which is unlikely in reality.</w:t>
-      </w:r>
-    </w:p>
-    <w:p>
-      <w:pPr>
-        <w:rPr>
-          <w:rFonts w:ascii="Times New Roman" w:hAnsi="Times New Roman" w:cs="Times New Roman"/>
-        </w:rPr>
-      </w:pPr>
-      <w:r>
-        <w:rPr>
-          <w:rFonts w:ascii="Times New Roman" w:hAnsi="Times New Roman" w:cs="Times New Roman"/>
-        </w:rPr>
-        <w:t>Evaluation summary and caveats</w:t>
-      </w:r>
-      <w:r>
-        <w:rPr>
-          <w:rFonts w:ascii="Times New Roman" w:hAnsi="Times New Roman" w:cs="Times New Roman"/>
-        </w:rPr>
-        <w:t>:</w:t>
-      </w:r>
-      <w:r>
-        <w:rPr>
-          <w:rFonts w:ascii="Times New Roman" w:hAnsi="Times New Roman" w:cs="Times New Roman"/>
-        </w:rPr>
-        <w:t xml:space="preserve"> </w:t>
-      </w:r>
-    </w:p>
-    <w:p>
-      <w:pPr>
-        <w:rPr>
-          <w:rFonts w:ascii="Times New Roman" w:hAnsi="Times New Roman" w:cs="Times New Roman"/>
-        </w:rPr>
-      </w:pPr>
-      <w:r>
-        <w:rPr>
-          <w:rFonts w:ascii="Times New Roman" w:hAnsi="Times New Roman" w:cs="Times New Roman"/>
-        </w:rPr>
-        <w:t xml:space="preserve">The model outperforms baselines and provides </w:t>
-      </w:r>
-      <w:r>
-        <w:rPr>
-          <w:rFonts w:ascii="Times New Roman" w:hAnsi="Times New Roman" w:cs="Times New Roman"/>
-        </w:rPr>
-        <w:t xml:space="preserve">an </w:t>
-      </w:r>
-      <w:r>
-        <w:rPr>
-          <w:rFonts w:ascii="Times New Roman" w:hAnsi="Times New Roman" w:cs="Times New Roman"/>
-        </w:rPr>
-        <w:t>operationally useful signal, but overall performance remains moderate. Any deployment should pair the model with business-led threshold setting, calibration review, and ongoing monitoring for drift and changing prevalence.</w:t>
-      </w:r>
     </w:p>
     <w:sectPr>
       <w:pgSz w:w="11906" w:h="16838"/>
